--- a/Core Link Kft.docx
+++ b/Core Link Kft.docx
@@ -1,6 +1,6 @@
 
 <file path=word/document.xml><?xml version="1.0" encoding="utf-8"?>
-<w:document xmlns:wpc="http://schemas.microsoft.com/office/word/2010/wordprocessingCanvas" xmlns:cx="http://schemas.microsoft.com/office/drawing/2014/chartex" xmlns:cx1="http://schemas.microsoft.com/office/drawing/2015/9/8/chartex" xmlns:cx2="http://schemas.microsoft.com/office/drawing/2015/10/21/chartex" xmlns:cx3="http://schemas.microsoft.com/office/drawing/2016/5/9/chartex" xmlns:cx4="http://schemas.microsoft.com/office/drawing/2016/5/10/chartex" xmlns:cx5="http://schemas.microsoft.com/office/drawing/2016/5/11/chartex" xmlns:cx6="http://schemas.microsoft.com/office/drawing/2016/5/12/chartex" xmlns:cx7="http://schemas.microsoft.com/office/drawing/2016/5/13/chartex" xmlns:cx8="http://schemas.microsoft.com/office/drawing/2016/5/14/chartex" xmlns:mc="http://schemas.openxmlformats.org/markup-compatibility/2006" xmlns:aink="http://schemas.microsoft.com/office/drawing/2016/ink" xmlns:am3d="http://schemas.microsoft.com/office/drawing/2017/model3d" xmlns:o="urn:schemas-microsoft-com:office:office" xmlns:r="http://schemas.openxmlformats.org/officeDocument/2006/relationships" xmlns:m="http://schemas.openxmlformats.org/officeDocument/2006/math" xmlns:v="urn:schemas-microsoft-com:vml" xmlns:wp14="http://schemas.microsoft.com/office/word/2010/wordprocessingDrawing" xmlns:wp="http://schemas.openxmlformats.org/drawingml/2006/wordprocessingDrawing" xmlns:w10="urn:schemas-microsoft-com:office:word" xmlns:w="http://schemas.openxmlformats.org/wordprocessingml/2006/main" xmlns:w14="http://schemas.microsoft.com/office/word/2010/wordml" xmlns:w15="http://schemas.microsoft.com/office/word/2012/wordml" xmlns:w16cid="http://schemas.microsoft.com/office/word/2016/wordml/cid" xmlns:w16se="http://schemas.microsoft.com/office/word/2015/wordml/symex" xmlns:wpg="http://schemas.microsoft.com/office/word/2010/wordprocessingGroup" xmlns:wpi="http://schemas.microsoft.com/office/word/2010/wordprocessingInk" xmlns:wne="http://schemas.microsoft.com/office/word/2006/wordml" xmlns:wps="http://schemas.microsoft.com/office/word/2010/wordprocessingShape" mc:Ignorable="w14 w15 w16se w16cid wp14">
+<w:document xmlns:wpc="http://schemas.microsoft.com/office/word/2010/wordprocessingCanvas" xmlns:cx="http://schemas.microsoft.com/office/drawing/2014/chartex" xmlns:cx1="http://schemas.microsoft.com/office/drawing/2015/9/8/chartex" xmlns:cx2="http://schemas.microsoft.com/office/drawing/2015/10/21/chartex" xmlns:cx3="http://schemas.microsoft.com/office/drawing/2016/5/9/chartex" xmlns:cx4="http://schemas.microsoft.com/office/drawing/2016/5/10/chartex" xmlns:cx5="http://schemas.microsoft.com/office/drawing/2016/5/11/chartex" xmlns:cx6="http://schemas.microsoft.com/office/drawing/2016/5/12/chartex" xmlns:cx7="http://schemas.microsoft.com/office/drawing/2016/5/13/chartex" xmlns:cx8="http://schemas.microsoft.com/office/drawing/2016/5/14/chartex" xmlns:mc="http://schemas.openxmlformats.org/markup-compatibility/2006" xmlns:aink="http://schemas.microsoft.com/office/drawing/2016/ink" xmlns:am3d="http://schemas.microsoft.com/office/drawing/2017/model3d" xmlns:o="urn:schemas-microsoft-com:office:office" xmlns:oel="http://schemas.microsoft.com/office/2019/extlst" xmlns:r="http://schemas.openxmlformats.org/officeDocument/2006/relationships" xmlns:m="http://schemas.openxmlformats.org/officeDocument/2006/math" xmlns:v="urn:schemas-microsoft-com:vml" xmlns:wp14="http://schemas.microsoft.com/office/word/2010/wordprocessingDrawing" xmlns:wp="http://schemas.openxmlformats.org/drawingml/2006/wordprocessingDrawing" xmlns:w10="urn:schemas-microsoft-com:office:word" xmlns:w="http://schemas.openxmlformats.org/wordprocessingml/2006/main" xmlns:w14="http://schemas.microsoft.com/office/word/2010/wordml" xmlns:w15="http://schemas.microsoft.com/office/word/2012/wordml" xmlns:w16cex="http://schemas.microsoft.com/office/word/2018/wordml/cex" xmlns:w16cid="http://schemas.microsoft.com/office/word/2016/wordml/cid" xmlns:w16="http://schemas.microsoft.com/office/word/2018/wordml" xmlns:w16du="http://schemas.microsoft.com/office/word/2023/wordml/word16du" xmlns:w16sdtdh="http://schemas.microsoft.com/office/word/2020/wordml/sdtdatahash" xmlns:w16sdtfl="http://schemas.microsoft.com/office/word/2024/wordml/sdtformatlock" xmlns:w16se="http://schemas.microsoft.com/office/word/2015/wordml/symex" xmlns:wpg="http://schemas.microsoft.com/office/word/2010/wordprocessingGroup" xmlns:wpi="http://schemas.microsoft.com/office/word/2010/wordprocessingInk" xmlns:wne="http://schemas.microsoft.com/office/word/2006/wordml" xmlns:wps="http://schemas.microsoft.com/office/word/2010/wordprocessingShape" mc:Ignorable="w14 w15 w16se w16cid w16 w16cex w16sdtdh w16sdtfl w16du wp14">
   <w:body>
     <w:p>
       <w:pPr>
@@ -61,17 +61,24 @@
         </w:rPr>
         <w:t>Bemutatkozás</w:t>
       </w:r>
-    </w:p>
-    <w:p>
-      <w:pPr>
-        <w:spacing w:before="100" w:beforeAutospacing="1" w:after="100" w:afterAutospacing="1" w:line="240" w:lineRule="auto"/>
-        <w:rPr>
-          <w:rFonts w:eastAsia="Times New Roman" w:cstheme="minorHAnsi"/>
-          <w:sz w:val="24"/>
-          <w:szCs w:val="24"/>
-          <w:lang w:eastAsia="hu-HU"/>
-        </w:rPr>
-      </w:pPr>
+      <w:r>
+        <w:rPr>
+          <w:rFonts w:eastAsia="Times New Roman" w:cstheme="minorHAnsi"/>
+          <w:sz w:val="24"/>
+          <w:szCs w:val="24"/>
+          <w:lang w:eastAsia="hu-HU"/>
+        </w:rPr>
+        <w:br/>
+      </w:r>
+      <w:r>
+        <w:rPr>
+          <w:rFonts w:eastAsia="Times New Roman" w:cstheme="minorHAnsi"/>
+          <w:sz w:val="24"/>
+          <w:szCs w:val="24"/>
+          <w:lang w:eastAsia="hu-HU"/>
+        </w:rPr>
+        <w:br/>
+      </w:r>
       <w:r>
         <w:rPr>
           <w:rFonts w:eastAsia="Times New Roman" w:cstheme="minorHAnsi"/>
@@ -121,7 +128,27 @@
           <w:szCs w:val="24"/>
           <w:lang w:eastAsia="hu-HU"/>
         </w:rPr>
-        <w:t xml:space="preserve"> A céget 3 ember képviseli, Szekeres Rafael Alex, Terdik Zalán, és Török Péter.</w:t>
+        <w:t xml:space="preserve"> A céget 3 ember képviseli, Szekeres Rafael Alex, </w:t>
+      </w:r>
+      <w:proofErr w:type="gramStart"/>
+      <w:r>
+        <w:rPr>
+          <w:rFonts w:eastAsia="Times New Roman" w:cstheme="minorHAnsi"/>
+          <w:sz w:val="24"/>
+          <w:szCs w:val="24"/>
+          <w:lang w:eastAsia="hu-HU"/>
+        </w:rPr>
+        <w:t>Terdik Zalán,</w:t>
+      </w:r>
+      <w:proofErr w:type="gramEnd"/>
+      <w:r>
+        <w:rPr>
+          <w:rFonts w:eastAsia="Times New Roman" w:cstheme="minorHAnsi"/>
+          <w:sz w:val="24"/>
+          <w:szCs w:val="24"/>
+          <w:lang w:eastAsia="hu-HU"/>
+        </w:rPr>
+        <w:t xml:space="preserve"> és Török Péter.</w:t>
       </w:r>
     </w:p>
     <w:p>
@@ -439,6 +466,7 @@
         </w:rPr>
         <w:t xml:space="preserve">A projektben 6 telephelyt szeretnénk használni, ezek lennének: </w:t>
       </w:r>
+      <w:proofErr w:type="gramStart"/>
       <w:r>
         <w:rPr>
           <w:rFonts w:eastAsia="Times New Roman" w:cstheme="minorHAnsi"/>
@@ -449,6 +477,7 @@
         </w:rPr>
         <w:t>Budapest</w:t>
       </w:r>
+      <w:proofErr w:type="gramEnd"/>
       <w:r>
         <w:rPr>
           <w:rFonts w:eastAsia="Times New Roman" w:cstheme="minorHAnsi"/>
@@ -593,19 +622,351 @@
         </w:rPr>
         <w:t>az xy. cég terjeszkedni szeretne, eddig csak Budapesten volt telephelyük.</w:t>
       </w:r>
-      <w:bookmarkStart w:id="0" w:name="_GoBack"/>
-      <w:bookmarkEnd w:id="0"/>
     </w:p>
     <w:p>
       <w:pPr>
         <w:spacing w:before="100" w:beforeAutospacing="1" w:after="100" w:afterAutospacing="1" w:line="240" w:lineRule="auto"/>
         <w:rPr>
           <w:rFonts w:eastAsia="Times New Roman" w:cstheme="minorHAnsi"/>
-          <w:sz w:val="24"/>
-          <w:szCs w:val="24"/>
-          <w:lang w:eastAsia="hu-HU"/>
-        </w:rPr>
-      </w:pPr>
+          <w:b/>
+          <w:bCs/>
+          <w:sz w:val="24"/>
+          <w:szCs w:val="24"/>
+          <w:lang w:eastAsia="hu-HU"/>
+        </w:rPr>
+      </w:pPr>
+      <w:r>
+        <w:rPr>
+          <w:rFonts w:eastAsia="Times New Roman" w:cstheme="minorHAnsi"/>
+          <w:b/>
+          <w:bCs/>
+          <w:sz w:val="24"/>
+          <w:szCs w:val="24"/>
+          <w:lang w:eastAsia="hu-HU"/>
+        </w:rPr>
+        <w:br/>
+      </w:r>
+      <w:r>
+        <w:rPr>
+          <w:rFonts w:eastAsia="Times New Roman" w:cstheme="minorHAnsi"/>
+          <w:b/>
+          <w:bCs/>
+          <w:sz w:val="24"/>
+          <w:szCs w:val="24"/>
+          <w:lang w:eastAsia="hu-HU"/>
+        </w:rPr>
+        <w:br/>
+      </w:r>
+      <w:r>
+        <w:rPr>
+          <w:rFonts w:eastAsia="Times New Roman" w:cstheme="minorHAnsi"/>
+          <w:b/>
+          <w:bCs/>
+          <w:sz w:val="24"/>
+          <w:szCs w:val="24"/>
+          <w:lang w:eastAsia="hu-HU"/>
+        </w:rPr>
+        <w:br/>
+      </w:r>
+      <w:r>
+        <w:rPr>
+          <w:rFonts w:eastAsia="Times New Roman" w:cstheme="minorHAnsi"/>
+          <w:b/>
+          <w:bCs/>
+          <w:sz w:val="24"/>
+          <w:szCs w:val="24"/>
+          <w:lang w:eastAsia="hu-HU"/>
+        </w:rPr>
+        <w:br/>
+      </w:r>
+      <w:r>
+        <w:rPr>
+          <w:rFonts w:eastAsia="Times New Roman" w:cstheme="minorHAnsi"/>
+          <w:b/>
+          <w:bCs/>
+          <w:sz w:val="24"/>
+          <w:szCs w:val="24"/>
+          <w:lang w:eastAsia="hu-HU"/>
+        </w:rPr>
+        <w:br/>
+      </w:r>
+      <w:r>
+        <w:rPr>
+          <w:rFonts w:eastAsia="Times New Roman" w:cstheme="minorHAnsi"/>
+          <w:b/>
+          <w:bCs/>
+          <w:sz w:val="24"/>
+          <w:szCs w:val="24"/>
+          <w:lang w:eastAsia="hu-HU"/>
+        </w:rPr>
+        <w:lastRenderedPageBreak/>
+        <w:br/>
+        <w:t>Eszközlista:</w:t>
+      </w:r>
+    </w:p>
+    <w:p>
+      <w:pPr>
+        <w:spacing w:before="100" w:beforeAutospacing="1" w:after="100" w:afterAutospacing="1" w:line="240" w:lineRule="auto"/>
+        <w:rPr>
+          <w:rFonts w:eastAsia="Times New Roman" w:cstheme="minorHAnsi"/>
+          <w:sz w:val="24"/>
+          <w:szCs w:val="24"/>
+          <w:lang w:eastAsia="hu-HU"/>
+        </w:rPr>
+      </w:pPr>
+      <w:r>
+        <w:rPr>
+          <w:rFonts w:eastAsia="Times New Roman" w:cstheme="minorHAnsi"/>
+          <w:b/>
+          <w:bCs/>
+          <w:sz w:val="24"/>
+          <w:szCs w:val="24"/>
+          <w:lang w:eastAsia="hu-HU"/>
+        </w:rPr>
+        <w:tab/>
+      </w:r>
+      <w:r>
+        <w:rPr>
+          <w:rFonts w:eastAsia="Times New Roman" w:cstheme="minorHAnsi"/>
+          <w:b/>
+          <w:bCs/>
+          <w:sz w:val="24"/>
+          <w:szCs w:val="24"/>
+          <w:lang w:eastAsia="hu-HU"/>
+        </w:rPr>
+        <w:t>-</w:t>
+      </w:r>
+      <w:r>
+        <w:rPr>
+          <w:rFonts w:eastAsia="Times New Roman" w:cstheme="minorHAnsi"/>
+          <w:sz w:val="24"/>
+          <w:szCs w:val="24"/>
+          <w:lang w:eastAsia="hu-HU"/>
+        </w:rPr>
+        <w:t>27 PC</w:t>
+      </w:r>
+      <w:r>
+        <w:rPr>
+          <w:rFonts w:eastAsia="Times New Roman" w:cstheme="minorHAnsi"/>
+          <w:sz w:val="24"/>
+          <w:szCs w:val="24"/>
+          <w:lang w:eastAsia="hu-HU"/>
+        </w:rPr>
+        <w:t xml:space="preserve"> (750€)</w:t>
+      </w:r>
+    </w:p>
+    <w:p>
+      <w:pPr>
+        <w:spacing w:before="100" w:beforeAutospacing="1" w:after="100" w:afterAutospacing="1" w:line="240" w:lineRule="auto"/>
+        <w:rPr>
+          <w:rFonts w:eastAsia="Times New Roman" w:cstheme="minorHAnsi"/>
+          <w:sz w:val="24"/>
+          <w:szCs w:val="24"/>
+          <w:lang w:eastAsia="hu-HU"/>
+        </w:rPr>
+      </w:pPr>
+      <w:r>
+        <w:rPr>
+          <w:rFonts w:eastAsia="Times New Roman" w:cstheme="minorHAnsi"/>
+          <w:sz w:val="24"/>
+          <w:szCs w:val="24"/>
+          <w:lang w:eastAsia="hu-HU"/>
+        </w:rPr>
+        <w:tab/>
+      </w:r>
+      <w:r>
+        <w:rPr>
+          <w:rFonts w:eastAsia="Times New Roman" w:cstheme="minorHAnsi"/>
+          <w:sz w:val="24"/>
+          <w:szCs w:val="24"/>
+          <w:lang w:eastAsia="hu-HU"/>
+        </w:rPr>
+        <w:t>-</w:t>
+      </w:r>
+      <w:r>
+        <w:rPr>
+          <w:rFonts w:eastAsia="Times New Roman" w:cstheme="minorHAnsi"/>
+          <w:sz w:val="24"/>
+          <w:szCs w:val="24"/>
+          <w:lang w:eastAsia="hu-HU"/>
+        </w:rPr>
+        <w:t xml:space="preserve">4 </w:t>
+      </w:r>
+      <w:proofErr w:type="spellStart"/>
+      <w:r>
+        <w:rPr>
+          <w:rFonts w:eastAsia="Times New Roman" w:cstheme="minorHAnsi"/>
+          <w:sz w:val="24"/>
+          <w:szCs w:val="24"/>
+          <w:lang w:eastAsia="hu-HU"/>
+        </w:rPr>
+        <w:t>rg</w:t>
+      </w:r>
+      <w:proofErr w:type="spellEnd"/>
+      <w:r>
+        <w:rPr>
+          <w:rFonts w:eastAsia="Times New Roman" w:cstheme="minorHAnsi"/>
+          <w:sz w:val="24"/>
+          <w:szCs w:val="24"/>
+          <w:lang w:eastAsia="hu-HU"/>
+        </w:rPr>
+        <w:t xml:space="preserve"> pc</w:t>
+      </w:r>
+      <w:r>
+        <w:rPr>
+          <w:rFonts w:eastAsia="Times New Roman" w:cstheme="minorHAnsi"/>
+          <w:sz w:val="24"/>
+          <w:szCs w:val="24"/>
+          <w:lang w:eastAsia="hu-HU"/>
+        </w:rPr>
+        <w:t xml:space="preserve"> (2000€)</w:t>
+      </w:r>
+    </w:p>
+    <w:p>
+      <w:pPr>
+        <w:spacing w:before="100" w:beforeAutospacing="1" w:after="100" w:afterAutospacing="1" w:line="240" w:lineRule="auto"/>
+        <w:rPr>
+          <w:rFonts w:eastAsia="Times New Roman" w:cstheme="minorHAnsi"/>
+          <w:sz w:val="24"/>
+          <w:szCs w:val="24"/>
+          <w:lang w:eastAsia="hu-HU"/>
+        </w:rPr>
+      </w:pPr>
+      <w:r>
+        <w:rPr>
+          <w:rFonts w:eastAsia="Times New Roman" w:cstheme="minorHAnsi"/>
+          <w:sz w:val="24"/>
+          <w:szCs w:val="24"/>
+          <w:lang w:eastAsia="hu-HU"/>
+        </w:rPr>
+        <w:tab/>
+      </w:r>
+      <w:r>
+        <w:rPr>
+          <w:rFonts w:eastAsia="Times New Roman" w:cstheme="minorHAnsi"/>
+          <w:sz w:val="24"/>
+          <w:szCs w:val="24"/>
+          <w:lang w:eastAsia="hu-HU"/>
+        </w:rPr>
+        <w:t xml:space="preserve">-20 </w:t>
+      </w:r>
+      <w:r>
+        <w:rPr>
+          <w:rFonts w:eastAsia="Times New Roman" w:cstheme="minorHAnsi"/>
+          <w:sz w:val="24"/>
+          <w:szCs w:val="24"/>
+          <w:lang w:eastAsia="hu-HU"/>
+        </w:rPr>
+        <w:t>lapto</w:t>
+      </w:r>
+      <w:r>
+        <w:rPr>
+          <w:rFonts w:eastAsia="Times New Roman" w:cstheme="minorHAnsi"/>
+          <w:sz w:val="24"/>
+          <w:szCs w:val="24"/>
+          <w:lang w:eastAsia="hu-HU"/>
+        </w:rPr>
+        <w:t>p (900€)</w:t>
+      </w:r>
+    </w:p>
+    <w:p>
+      <w:pPr>
+        <w:spacing w:before="100" w:beforeAutospacing="1" w:after="100" w:afterAutospacing="1" w:line="240" w:lineRule="auto"/>
+        <w:rPr>
+          <w:rFonts w:eastAsia="Times New Roman" w:cstheme="minorHAnsi"/>
+          <w:sz w:val="24"/>
+          <w:szCs w:val="24"/>
+          <w:lang w:eastAsia="hu-HU"/>
+        </w:rPr>
+      </w:pPr>
+      <w:r>
+        <w:rPr>
+          <w:rFonts w:eastAsia="Times New Roman" w:cstheme="minorHAnsi"/>
+          <w:sz w:val="24"/>
+          <w:szCs w:val="24"/>
+          <w:lang w:eastAsia="hu-HU"/>
+        </w:rPr>
+        <w:tab/>
+        <w:t xml:space="preserve">-16 </w:t>
+      </w:r>
+      <w:proofErr w:type="spellStart"/>
+      <w:r>
+        <w:rPr>
+          <w:rFonts w:eastAsia="Times New Roman" w:cstheme="minorHAnsi"/>
+          <w:sz w:val="24"/>
+          <w:szCs w:val="24"/>
+          <w:lang w:eastAsia="hu-HU"/>
+        </w:rPr>
+        <w:t>tárcsázós</w:t>
+      </w:r>
+      <w:proofErr w:type="spellEnd"/>
+      <w:r>
+        <w:rPr>
+          <w:rFonts w:eastAsia="Times New Roman" w:cstheme="minorHAnsi"/>
+          <w:sz w:val="24"/>
+          <w:szCs w:val="24"/>
+          <w:lang w:eastAsia="hu-HU"/>
+        </w:rPr>
+        <w:t xml:space="preserve"> telefon (40€)</w:t>
+      </w:r>
+      <w:r>
+        <w:rPr>
+          <w:rFonts w:eastAsia="Times New Roman" w:cstheme="minorHAnsi"/>
+          <w:sz w:val="24"/>
+          <w:szCs w:val="24"/>
+          <w:lang w:eastAsia="hu-HU"/>
+        </w:rPr>
+        <w:tab/>
+      </w:r>
+      <w:r>
+        <w:rPr>
+          <w:rFonts w:eastAsia="Times New Roman" w:cstheme="minorHAnsi"/>
+          <w:sz w:val="24"/>
+          <w:szCs w:val="24"/>
+          <w:lang w:eastAsia="hu-HU"/>
+        </w:rPr>
+        <w:br/>
+      </w:r>
+      <w:r>
+        <w:rPr>
+          <w:rFonts w:eastAsia="Times New Roman" w:cstheme="minorHAnsi"/>
+          <w:sz w:val="24"/>
+          <w:szCs w:val="24"/>
+          <w:lang w:eastAsia="hu-HU"/>
+        </w:rPr>
+        <w:tab/>
+      </w:r>
+      <w:r>
+        <w:rPr>
+          <w:rFonts w:eastAsia="Times New Roman" w:cstheme="minorHAnsi"/>
+          <w:sz w:val="24"/>
+          <w:szCs w:val="24"/>
+          <w:lang w:eastAsia="hu-HU"/>
+        </w:rPr>
+        <w:tab/>
+      </w:r>
+    </w:p>
+    <w:p>
+      <w:pPr>
+        <w:spacing w:before="100" w:beforeAutospacing="1" w:after="100" w:afterAutospacing="1" w:line="240" w:lineRule="auto"/>
+        <w:rPr>
+          <w:rFonts w:eastAsia="Times New Roman" w:cstheme="minorHAnsi"/>
+          <w:sz w:val="24"/>
+          <w:szCs w:val="24"/>
+          <w:lang w:eastAsia="hu-HU"/>
+        </w:rPr>
+      </w:pPr>
+      <w:r>
+        <w:rPr>
+          <w:rFonts w:eastAsia="Times New Roman" w:cstheme="minorHAnsi"/>
+          <w:b/>
+          <w:bCs/>
+          <w:sz w:val="24"/>
+          <w:szCs w:val="24"/>
+          <w:lang w:eastAsia="hu-HU"/>
+        </w:rPr>
+        <w:br/>
+      </w:r>
       <w:r>
         <w:rPr>
           <w:rFonts w:eastAsia="Times New Roman" w:cstheme="minorHAnsi"/>
@@ -702,7 +1063,7 @@
 </file>
 
 <file path=word/numbering.xml><?xml version="1.0" encoding="utf-8"?>
-<w:numbering xmlns:wpc="http://schemas.microsoft.com/office/word/2010/wordprocessingCanvas" xmlns:cx="http://schemas.microsoft.com/office/drawing/2014/chartex" xmlns:cx1="http://schemas.microsoft.com/office/drawing/2015/9/8/chartex" xmlns:cx2="http://schemas.microsoft.com/office/drawing/2015/10/21/chartex" xmlns:cx3="http://schemas.microsoft.com/office/drawing/2016/5/9/chartex" xmlns:cx4="http://schemas.microsoft.com/office/drawing/2016/5/10/chartex" xmlns:cx5="http://schemas.microsoft.com/office/drawing/2016/5/11/chartex" xmlns:cx6="http://schemas.microsoft.com/office/drawing/2016/5/12/chartex" xmlns:cx7="http://schemas.microsoft.com/office/drawing/2016/5/13/chartex" xmlns:cx8="http://schemas.microsoft.com/office/drawing/2016/5/14/chartex" xmlns:mc="http://schemas.openxmlformats.org/markup-compatibility/2006" xmlns:aink="http://schemas.microsoft.com/office/drawing/2016/ink" xmlns:am3d="http://schemas.microsoft.com/office/drawing/2017/model3d" xmlns:o="urn:schemas-microsoft-com:office:office" xmlns:r="http://schemas.openxmlformats.org/officeDocument/2006/relationships" xmlns:m="http://schemas.openxmlformats.org/officeDocument/2006/math" xmlns:v="urn:schemas-microsoft-com:vml" xmlns:wp14="http://schemas.microsoft.com/office/word/2010/wordprocessingDrawing" xmlns:wp="http://schemas.openxmlformats.org/drawingml/2006/wordprocessingDrawing" xmlns:w10="urn:schemas-microsoft-com:office:word" xmlns:w="http://schemas.openxmlformats.org/wordprocessingml/2006/main" xmlns:w14="http://schemas.microsoft.com/office/word/2010/wordml" xmlns:w15="http://schemas.microsoft.com/office/word/2012/wordml" xmlns:w16cid="http://schemas.microsoft.com/office/word/2016/wordml/cid" xmlns:w16se="http://schemas.microsoft.com/office/word/2015/wordml/symex" xmlns:wpg="http://schemas.microsoft.com/office/word/2010/wordprocessingGroup" xmlns:wpi="http://schemas.microsoft.com/office/word/2010/wordprocessingInk" xmlns:wne="http://schemas.microsoft.com/office/word/2006/wordml" xmlns:wps="http://schemas.microsoft.com/office/word/2010/wordprocessingShape" mc:Ignorable="w14 w15 w16se w16cid wp14">
+<w:numbering xmlns:wpc="http://schemas.microsoft.com/office/word/2010/wordprocessingCanvas" xmlns:cx="http://schemas.microsoft.com/office/drawing/2014/chartex" xmlns:cx1="http://schemas.microsoft.com/office/drawing/2015/9/8/chartex" xmlns:cx2="http://schemas.microsoft.com/office/drawing/2015/10/21/chartex" xmlns:cx3="http://schemas.microsoft.com/office/drawing/2016/5/9/chartex" xmlns:cx4="http://schemas.microsoft.com/office/drawing/2016/5/10/chartex" xmlns:cx5="http://schemas.microsoft.com/office/drawing/2016/5/11/chartex" xmlns:cx6="http://schemas.microsoft.com/office/drawing/2016/5/12/chartex" xmlns:cx7="http://schemas.microsoft.com/office/drawing/2016/5/13/chartex" xmlns:cx8="http://schemas.microsoft.com/office/drawing/2016/5/14/chartex" xmlns:mc="http://schemas.openxmlformats.org/markup-compatibility/2006" xmlns:aink="http://schemas.microsoft.com/office/drawing/2016/ink" xmlns:am3d="http://schemas.microsoft.com/office/drawing/2017/model3d" xmlns:o="urn:schemas-microsoft-com:office:office" xmlns:oel="http://schemas.microsoft.com/office/2019/extlst" xmlns:r="http://schemas.openxmlformats.org/officeDocument/2006/relationships" xmlns:m="http://schemas.openxmlformats.org/officeDocument/2006/math" xmlns:v="urn:schemas-microsoft-com:vml" xmlns:wp14="http://schemas.microsoft.com/office/word/2010/wordprocessingDrawing" xmlns:wp="http://schemas.openxmlformats.org/drawingml/2006/wordprocessingDrawing" xmlns:w10="urn:schemas-microsoft-com:office:word" xmlns:w="http://schemas.openxmlformats.org/wordprocessingml/2006/main" xmlns:w14="http://schemas.microsoft.com/office/word/2010/wordml" xmlns:w15="http://schemas.microsoft.com/office/word/2012/wordml" xmlns:w16cex="http://schemas.microsoft.com/office/word/2018/wordml/cex" xmlns:w16cid="http://schemas.microsoft.com/office/word/2016/wordml/cid" xmlns:w16="http://schemas.microsoft.com/office/word/2018/wordml" xmlns:w16du="http://schemas.microsoft.com/office/word/2023/wordml/word16du" xmlns:w16sdtdh="http://schemas.microsoft.com/office/word/2020/wordml/sdtdatahash" xmlns:w16sdtfl="http://schemas.microsoft.com/office/word/2024/wordml/sdtformatlock" xmlns:w16se="http://schemas.microsoft.com/office/word/2015/wordml/symex" xmlns:wpg="http://schemas.microsoft.com/office/word/2010/wordprocessingGroup" xmlns:wpi="http://schemas.microsoft.com/office/word/2010/wordprocessingInk" xmlns:wne="http://schemas.microsoft.com/office/word/2006/wordml" xmlns:wps="http://schemas.microsoft.com/office/word/2010/wordprocessingShape" mc:Ignorable="w14 w15 w16se w16cid w16 w16cex w16sdtdh w16sdtfl w16du wp14">
   <w:abstractNum w:abstractNumId="0" w15:restartNumberingAfterBreak="0">
     <w:nsid w:val="2058159A"/>
     <w:multiLevelType w:val="multilevel"/>
@@ -852,14 +1213,14 @@
       </w:rPr>
     </w:lvl>
   </w:abstractNum>
-  <w:num w:numId="1">
+  <w:num w:numId="1" w16cid:durableId="1721126282">
     <w:abstractNumId w:val="0"/>
   </w:num>
 </w:numbering>
 </file>
 
 <file path=word/styles.xml><?xml version="1.0" encoding="utf-8"?>
-<w:styles xmlns:mc="http://schemas.openxmlformats.org/markup-compatibility/2006" xmlns:r="http://schemas.openxmlformats.org/officeDocument/2006/relationships" xmlns:w="http://schemas.openxmlformats.org/wordprocessingml/2006/main" xmlns:w14="http://schemas.microsoft.com/office/word/2010/wordml" xmlns:w15="http://schemas.microsoft.com/office/word/2012/wordml" xmlns:w16cid="http://schemas.microsoft.com/office/word/2016/wordml/cid" xmlns:w16se="http://schemas.microsoft.com/office/word/2015/wordml/symex" mc:Ignorable="w14 w15 w16se w16cid">
+<w:styles xmlns:mc="http://schemas.openxmlformats.org/markup-compatibility/2006" xmlns:r="http://schemas.openxmlformats.org/officeDocument/2006/relationships" xmlns:w="http://schemas.openxmlformats.org/wordprocessingml/2006/main" xmlns:w14="http://schemas.microsoft.com/office/word/2010/wordml" xmlns:w15="http://schemas.microsoft.com/office/word/2012/wordml" xmlns:w16cex="http://schemas.microsoft.com/office/word/2018/wordml/cex" xmlns:w16cid="http://schemas.microsoft.com/office/word/2016/wordml/cid" xmlns:w16="http://schemas.microsoft.com/office/word/2018/wordml" xmlns:w16du="http://schemas.microsoft.com/office/word/2023/wordml/word16du" xmlns:w16sdtdh="http://schemas.microsoft.com/office/word/2020/wordml/sdtdatahash" xmlns:w16sdtfl="http://schemas.microsoft.com/office/word/2024/wordml/sdtformatlock" xmlns:w16se="http://schemas.microsoft.com/office/word/2015/wordml/symex" mc:Ignorable="w14 w15 w16se w16cid w16 w16cex w16sdtdh w16sdtfl w16du">
   <w:docDefaults>
     <w:rPrDefault>
       <w:rPr>
@@ -875,7 +1236,7 @@
       </w:pPr>
     </w:pPrDefault>
   </w:docDefaults>
-  <w:latentStyles w:defLockedState="0" w:defUIPriority="99" w:defSemiHidden="0" w:defUnhideWhenUsed="0" w:defQFormat="0" w:count="375">
+  <w:latentStyles w:defLockedState="0" w:defUIPriority="99" w:defSemiHidden="0" w:defUnhideWhenUsed="0" w:defQFormat="0" w:count="376">
     <w:lsdException w:name="Normal" w:uiPriority="0" w:qFormat="1"/>
     <w:lsdException w:name="heading 1" w:uiPriority="9" w:qFormat="1"/>
     <w:lsdException w:name="heading 2" w:semiHidden="1" w:uiPriority="9" w:unhideWhenUsed="1" w:qFormat="1"/>
@@ -1251,6 +1612,7 @@
     <w:lsdException w:name="Smart Hyperlink" w:semiHidden="1" w:unhideWhenUsed="1"/>
     <w:lsdException w:name="Hashtag" w:semiHidden="1" w:unhideWhenUsed="1"/>
     <w:lsdException w:name="Unresolved Mention" w:semiHidden="1" w:unhideWhenUsed="1"/>
+    <w:lsdException w:name="Smart Link" w:semiHidden="1" w:unhideWhenUsed="1"/>
   </w:latentStyles>
   <w:style w:type="paragraph" w:default="1" w:styleId="Norml">
     <w:name w:val="Normal"/>

--- a/Core Link Kft.docx
+++ b/Core Link Kft.docx
@@ -430,197 +430,1835 @@
       <w:r>
         <w:rPr>
           <w:rFonts w:eastAsia="Times New Roman" w:cstheme="minorHAnsi"/>
-          <w:b/>
-          <w:sz w:val="24"/>
-          <w:szCs w:val="24"/>
-          <w:lang w:eastAsia="hu-HU"/>
-        </w:rPr>
-        <w:t>Projektötlet</w:t>
-      </w:r>
-      <w:r>
-        <w:rPr>
-          <w:rFonts w:eastAsia="Times New Roman" w:cstheme="minorHAnsi"/>
-          <w:sz w:val="24"/>
-          <w:szCs w:val="24"/>
-          <w:lang w:eastAsia="hu-HU"/>
-        </w:rPr>
-        <w:t>:</w:t>
-      </w:r>
-    </w:p>
-    <w:p>
-      <w:pPr>
-        <w:spacing w:before="100" w:beforeAutospacing="1" w:after="100" w:afterAutospacing="1" w:line="240" w:lineRule="auto"/>
-        <w:rPr>
-          <w:rFonts w:eastAsia="Times New Roman" w:cstheme="minorHAnsi"/>
-          <w:sz w:val="24"/>
-          <w:szCs w:val="24"/>
-          <w:lang w:eastAsia="hu-HU"/>
-        </w:rPr>
-      </w:pPr>
-      <w:r>
-        <w:rPr>
-          <w:rFonts w:eastAsia="Times New Roman" w:cstheme="minorHAnsi"/>
-          <w:sz w:val="24"/>
-          <w:szCs w:val="24"/>
-          <w:lang w:eastAsia="hu-HU"/>
-        </w:rPr>
-        <w:t xml:space="preserve">A projektben 6 telephelyt szeretnénk használni, ezek lennének: </w:t>
-      </w:r>
-      <w:proofErr w:type="gramStart"/>
-      <w:r>
-        <w:rPr>
-          <w:rFonts w:eastAsia="Times New Roman" w:cstheme="minorHAnsi"/>
-          <w:b/>
+          <w:sz w:val="24"/>
+          <w:szCs w:val="24"/>
+          <w:lang w:eastAsia="hu-HU"/>
+        </w:rPr>
+        <w:t xml:space="preserve">A </w:t>
+      </w:r>
+      <w:proofErr w:type="spellStart"/>
+      <w:r>
+        <w:rPr>
+          <w:rFonts w:eastAsia="Times New Roman" w:cstheme="minorHAnsi"/>
+          <w:sz w:val="24"/>
+          <w:szCs w:val="24"/>
+          <w:lang w:eastAsia="hu-HU"/>
+        </w:rPr>
+        <w:t>CoreLink</w:t>
+      </w:r>
+      <w:proofErr w:type="spellEnd"/>
+      <w:r>
+        <w:rPr>
+          <w:rFonts w:eastAsia="Times New Roman" w:cstheme="minorHAnsi"/>
+          <w:sz w:val="24"/>
+          <w:szCs w:val="24"/>
+          <w:lang w:eastAsia="hu-HU"/>
+        </w:rPr>
+        <w:t xml:space="preserve"> Korlátolt Felelősségű Társaság informatikai és hálózati megoldások tervezésére, kivitelezésére és bővítésére specializálódott vállalkozás. A cég célja korszerű, biztonságos és skálázható vállalati hálózati infrastruktúrák kialakítása, amelyek megfelelnek a modern üzleti és technológiai elvárásoknak.</w:t>
+      </w:r>
+    </w:p>
+    <w:p>
+      <w:pPr>
+        <w:spacing w:before="100" w:beforeAutospacing="1" w:after="100" w:afterAutospacing="1" w:line="240" w:lineRule="auto"/>
+        <w:rPr>
+          <w:rFonts w:eastAsia="Times New Roman" w:cstheme="minorHAnsi"/>
+          <w:sz w:val="24"/>
+          <w:szCs w:val="24"/>
+          <w:lang w:eastAsia="hu-HU"/>
+        </w:rPr>
+      </w:pPr>
+      <w:r>
+        <w:rPr>
+          <w:rFonts w:eastAsia="Times New Roman" w:cstheme="minorHAnsi"/>
+          <w:sz w:val="24"/>
+          <w:szCs w:val="24"/>
+          <w:lang w:eastAsia="hu-HU"/>
+        </w:rPr>
+        <w:t>A cég tagjai</w:t>
+      </w:r>
+    </w:p>
+    <w:p>
+      <w:pPr>
+        <w:spacing w:before="100" w:beforeAutospacing="1" w:after="100" w:afterAutospacing="1" w:line="240" w:lineRule="auto"/>
+        <w:rPr>
+          <w:rFonts w:eastAsia="Times New Roman" w:cstheme="minorHAnsi"/>
+          <w:sz w:val="24"/>
+          <w:szCs w:val="24"/>
+          <w:lang w:eastAsia="hu-HU"/>
+        </w:rPr>
+      </w:pPr>
+      <w:r>
+        <w:rPr>
+          <w:rFonts w:eastAsia="Times New Roman" w:cstheme="minorHAnsi"/>
+          <w:sz w:val="24"/>
+          <w:szCs w:val="24"/>
+          <w:lang w:eastAsia="hu-HU"/>
+        </w:rPr>
+        <w:t xml:space="preserve">A </w:t>
+      </w:r>
+      <w:proofErr w:type="spellStart"/>
+      <w:r>
+        <w:rPr>
+          <w:rFonts w:eastAsia="Times New Roman" w:cstheme="minorHAnsi"/>
+          <w:sz w:val="24"/>
+          <w:szCs w:val="24"/>
+          <w:lang w:eastAsia="hu-HU"/>
+        </w:rPr>
+        <w:t>CoreLink</w:t>
+      </w:r>
+      <w:proofErr w:type="spellEnd"/>
+      <w:r>
+        <w:rPr>
+          <w:rFonts w:eastAsia="Times New Roman" w:cstheme="minorHAnsi"/>
+          <w:sz w:val="24"/>
+          <w:szCs w:val="24"/>
+          <w:lang w:eastAsia="hu-HU"/>
+        </w:rPr>
+        <w:t xml:space="preserve"> Kft. alapító és aktív tagjai:</w:t>
+      </w:r>
+    </w:p>
+    <w:p>
+      <w:pPr>
+        <w:numPr>
+          <w:ilvl w:val="0"/>
+          <w:numId w:val="2"/>
+        </w:numPr>
+        <w:spacing w:before="100" w:beforeAutospacing="1" w:after="100" w:afterAutospacing="1" w:line="240" w:lineRule="auto"/>
+        <w:rPr>
+          <w:rFonts w:eastAsia="Times New Roman" w:cstheme="minorHAnsi"/>
+          <w:sz w:val="24"/>
+          <w:szCs w:val="24"/>
+          <w:lang w:eastAsia="hu-HU"/>
+        </w:rPr>
+      </w:pPr>
+      <w:r>
+        <w:rPr>
+          <w:rFonts w:eastAsia="Times New Roman" w:cstheme="minorHAnsi"/>
+          <w:sz w:val="24"/>
+          <w:szCs w:val="24"/>
+          <w:lang w:eastAsia="hu-HU"/>
+        </w:rPr>
+        <w:t>Terdik Zalán</w:t>
+      </w:r>
+    </w:p>
+    <w:p>
+      <w:pPr>
+        <w:numPr>
+          <w:ilvl w:val="0"/>
+          <w:numId w:val="2"/>
+        </w:numPr>
+        <w:spacing w:before="100" w:beforeAutospacing="1" w:after="100" w:afterAutospacing="1" w:line="240" w:lineRule="auto"/>
+        <w:rPr>
+          <w:rFonts w:eastAsia="Times New Roman" w:cstheme="minorHAnsi"/>
+          <w:sz w:val="24"/>
+          <w:szCs w:val="24"/>
+          <w:lang w:eastAsia="hu-HU"/>
+        </w:rPr>
+      </w:pPr>
+      <w:r>
+        <w:rPr>
+          <w:rFonts w:eastAsia="Times New Roman" w:cstheme="minorHAnsi"/>
+          <w:sz w:val="24"/>
+          <w:szCs w:val="24"/>
+          <w:lang w:eastAsia="hu-HU"/>
+        </w:rPr>
+        <w:t>Török Péter</w:t>
+      </w:r>
+    </w:p>
+    <w:p>
+      <w:pPr>
+        <w:numPr>
+          <w:ilvl w:val="0"/>
+          <w:numId w:val="2"/>
+        </w:numPr>
+        <w:spacing w:before="100" w:beforeAutospacing="1" w:after="100" w:afterAutospacing="1" w:line="240" w:lineRule="auto"/>
+        <w:rPr>
+          <w:rFonts w:eastAsia="Times New Roman" w:cstheme="minorHAnsi"/>
+          <w:sz w:val="24"/>
+          <w:szCs w:val="24"/>
+          <w:lang w:eastAsia="hu-HU"/>
+        </w:rPr>
+      </w:pPr>
+      <w:r>
+        <w:rPr>
+          <w:rFonts w:eastAsia="Times New Roman" w:cstheme="minorHAnsi"/>
+          <w:sz w:val="24"/>
+          <w:szCs w:val="24"/>
+          <w:lang w:eastAsia="hu-HU"/>
+        </w:rPr>
+        <w:t>Szekeres Rafael Alex</w:t>
+      </w:r>
+    </w:p>
+    <w:p>
+      <w:pPr>
+        <w:spacing w:before="100" w:beforeAutospacing="1" w:after="100" w:afterAutospacing="1" w:line="240" w:lineRule="auto"/>
+        <w:rPr>
+          <w:rFonts w:eastAsia="Times New Roman" w:cstheme="minorHAnsi"/>
+          <w:sz w:val="24"/>
+          <w:szCs w:val="24"/>
+          <w:lang w:eastAsia="hu-HU"/>
+        </w:rPr>
+      </w:pPr>
+      <w:r>
+        <w:rPr>
+          <w:rFonts w:eastAsia="Times New Roman" w:cstheme="minorHAnsi"/>
+          <w:sz w:val="24"/>
+          <w:szCs w:val="24"/>
+          <w:lang w:eastAsia="hu-HU"/>
+        </w:rPr>
+        <w:t>A cég minden tagja rendelkezik Cisco CCNA minősítéssel, amely garantálja a magas szintű szakmai felkészültséget a hálózati alapok, forgalomirányítás, kapcsolás, hálózatbiztonság és vezeték nélküli technológiák területén.</w:t>
+      </w:r>
+    </w:p>
+    <w:p>
+      <w:pPr>
+        <w:spacing w:before="100" w:beforeAutospacing="1" w:after="100" w:afterAutospacing="1" w:line="240" w:lineRule="auto"/>
+        <w:rPr>
+          <w:rFonts w:eastAsia="Times New Roman" w:cstheme="minorHAnsi"/>
+          <w:b/>
+          <w:bCs/>
+          <w:sz w:val="24"/>
+          <w:szCs w:val="24"/>
+          <w:lang w:eastAsia="hu-HU"/>
+        </w:rPr>
+      </w:pPr>
+      <w:r>
+        <w:rPr>
+          <w:rFonts w:eastAsia="Times New Roman" w:cstheme="minorHAnsi"/>
+          <w:sz w:val="24"/>
+          <w:szCs w:val="24"/>
+          <w:lang w:eastAsia="hu-HU"/>
+        </w:rPr>
+        <w:lastRenderedPageBreak/>
+        <w:pict w14:anchorId="36936F3B">
+          <v:rect id="_x0000_i1061" style="width:0;height:1.5pt" o:hralign="center" o:hrstd="t" o:hr="t" fillcolor="#a0a0a0" stroked="f"/>
+        </w:pict>
+      </w:r>
+    </w:p>
+    <w:p>
+      <w:pPr>
+        <w:spacing w:before="100" w:beforeAutospacing="1" w:after="100" w:afterAutospacing="1" w:line="240" w:lineRule="auto"/>
+        <w:rPr>
+          <w:rFonts w:eastAsia="Times New Roman" w:cstheme="minorHAnsi"/>
+          <w:b/>
+          <w:bCs/>
+          <w:sz w:val="24"/>
+          <w:szCs w:val="24"/>
+          <w:lang w:eastAsia="hu-HU"/>
+        </w:rPr>
+      </w:pPr>
+      <w:r>
+        <w:rPr>
+          <w:rFonts w:eastAsia="Times New Roman" w:cstheme="minorHAnsi"/>
+          <w:b/>
+          <w:bCs/>
+          <w:sz w:val="24"/>
+          <w:szCs w:val="24"/>
+          <w:lang w:eastAsia="hu-HU"/>
+        </w:rPr>
+        <w:t>Projekt bemutatása</w:t>
+      </w:r>
+    </w:p>
+    <w:p>
+      <w:pPr>
+        <w:spacing w:before="100" w:beforeAutospacing="1" w:after="100" w:afterAutospacing="1" w:line="240" w:lineRule="auto"/>
+        <w:rPr>
+          <w:rFonts w:eastAsia="Times New Roman" w:cstheme="minorHAnsi"/>
+          <w:b/>
+          <w:bCs/>
+          <w:sz w:val="24"/>
+          <w:szCs w:val="24"/>
+          <w:lang w:eastAsia="hu-HU"/>
+        </w:rPr>
+      </w:pPr>
+      <w:r>
+        <w:rPr>
+          <w:rFonts w:eastAsia="Times New Roman" w:cstheme="minorHAnsi"/>
+          <w:b/>
+          <w:bCs/>
+          <w:sz w:val="24"/>
+          <w:szCs w:val="24"/>
+          <w:lang w:eastAsia="hu-HU"/>
+        </w:rPr>
+        <w:t xml:space="preserve">A </w:t>
+      </w:r>
+      <w:proofErr w:type="spellStart"/>
+      <w:r>
+        <w:rPr>
+          <w:rFonts w:eastAsia="Times New Roman" w:cstheme="minorHAnsi"/>
+          <w:b/>
+          <w:bCs/>
+          <w:sz w:val="24"/>
+          <w:szCs w:val="24"/>
+          <w:lang w:eastAsia="hu-HU"/>
+        </w:rPr>
+        <w:t>CoreLink</w:t>
+      </w:r>
+      <w:proofErr w:type="spellEnd"/>
+      <w:r>
+        <w:rPr>
+          <w:rFonts w:eastAsia="Times New Roman" w:cstheme="minorHAnsi"/>
+          <w:b/>
+          <w:bCs/>
+          <w:sz w:val="24"/>
+          <w:szCs w:val="24"/>
+          <w:lang w:eastAsia="hu-HU"/>
+        </w:rPr>
+        <w:t xml:space="preserve"> Kft. szerződést kötött az </w:t>
+      </w:r>
+      <w:proofErr w:type="spellStart"/>
+      <w:r>
+        <w:rPr>
+          <w:rFonts w:eastAsia="Times New Roman" w:cstheme="minorHAnsi"/>
+          <w:b/>
+          <w:bCs/>
+          <w:sz w:val="24"/>
+          <w:szCs w:val="24"/>
+          <w:lang w:eastAsia="hu-HU"/>
+        </w:rPr>
+        <w:t>Expandia</w:t>
+      </w:r>
+      <w:proofErr w:type="spellEnd"/>
+      <w:r>
+        <w:rPr>
+          <w:rFonts w:eastAsia="Times New Roman" w:cstheme="minorHAnsi"/>
+          <w:b/>
+          <w:bCs/>
+          <w:sz w:val="24"/>
+          <w:szCs w:val="24"/>
+          <w:lang w:eastAsia="hu-HU"/>
+        </w:rPr>
+        <w:t xml:space="preserve"> </w:t>
+      </w:r>
+      <w:proofErr w:type="spellStart"/>
+      <w:r>
+        <w:rPr>
+          <w:rFonts w:eastAsia="Times New Roman" w:cstheme="minorHAnsi"/>
+          <w:b/>
+          <w:bCs/>
+          <w:sz w:val="24"/>
+          <w:szCs w:val="24"/>
+          <w:lang w:eastAsia="hu-HU"/>
+        </w:rPr>
+        <w:t>Solutions</w:t>
+      </w:r>
+      <w:proofErr w:type="spellEnd"/>
+      <w:r>
+        <w:rPr>
+          <w:rFonts w:eastAsia="Times New Roman" w:cstheme="minorHAnsi"/>
+          <w:b/>
+          <w:bCs/>
+          <w:sz w:val="24"/>
+          <w:szCs w:val="24"/>
+          <w:lang w:eastAsia="hu-HU"/>
+        </w:rPr>
+        <w:t xml:space="preserve"> Korlátolt Felelősségű Társasággal egy több </w:t>
+      </w:r>
+      <w:proofErr w:type="spellStart"/>
+      <w:r>
+        <w:rPr>
+          <w:rFonts w:eastAsia="Times New Roman" w:cstheme="minorHAnsi"/>
+          <w:b/>
+          <w:bCs/>
+          <w:sz w:val="24"/>
+          <w:szCs w:val="24"/>
+          <w:lang w:eastAsia="hu-HU"/>
+        </w:rPr>
+        <w:t>telephelyet</w:t>
+      </w:r>
+      <w:proofErr w:type="spellEnd"/>
+      <w:r>
+        <w:rPr>
+          <w:rFonts w:eastAsia="Times New Roman" w:cstheme="minorHAnsi"/>
+          <w:b/>
+          <w:bCs/>
+          <w:sz w:val="24"/>
+          <w:szCs w:val="24"/>
+          <w:lang w:eastAsia="hu-HU"/>
+        </w:rPr>
+        <w:t xml:space="preserve"> érintő hálózatbővítési projekt megvalósítására.</w:t>
+      </w:r>
+      <w:r>
+        <w:rPr>
+          <w:rFonts w:eastAsia="Times New Roman" w:cstheme="minorHAnsi"/>
+          <w:b/>
+          <w:bCs/>
+          <w:sz w:val="24"/>
+          <w:szCs w:val="24"/>
+          <w:lang w:eastAsia="hu-HU"/>
+        </w:rPr>
+        <w:br/>
+        <w:t xml:space="preserve">A projekt célja az </w:t>
+      </w:r>
+      <w:proofErr w:type="spellStart"/>
+      <w:r>
+        <w:rPr>
+          <w:rFonts w:eastAsia="Times New Roman" w:cstheme="minorHAnsi"/>
+          <w:b/>
+          <w:bCs/>
+          <w:sz w:val="24"/>
+          <w:szCs w:val="24"/>
+          <w:lang w:eastAsia="hu-HU"/>
+        </w:rPr>
+        <w:t>Expandia</w:t>
+      </w:r>
+      <w:proofErr w:type="spellEnd"/>
+      <w:r>
+        <w:rPr>
+          <w:rFonts w:eastAsia="Times New Roman" w:cstheme="minorHAnsi"/>
+          <w:b/>
+          <w:bCs/>
+          <w:sz w:val="24"/>
+          <w:szCs w:val="24"/>
+          <w:lang w:eastAsia="hu-HU"/>
+        </w:rPr>
+        <w:t xml:space="preserve"> </w:t>
+      </w:r>
+      <w:proofErr w:type="spellStart"/>
+      <w:r>
+        <w:rPr>
+          <w:rFonts w:eastAsia="Times New Roman" w:cstheme="minorHAnsi"/>
+          <w:b/>
+          <w:bCs/>
+          <w:sz w:val="24"/>
+          <w:szCs w:val="24"/>
+          <w:lang w:eastAsia="hu-HU"/>
+        </w:rPr>
+        <w:t>Solutions</w:t>
+      </w:r>
+      <w:proofErr w:type="spellEnd"/>
+      <w:r>
+        <w:rPr>
+          <w:rFonts w:eastAsia="Times New Roman" w:cstheme="minorHAnsi"/>
+          <w:b/>
+          <w:bCs/>
+          <w:sz w:val="24"/>
+          <w:szCs w:val="24"/>
+          <w:lang w:eastAsia="hu-HU"/>
+        </w:rPr>
+        <w:t xml:space="preserve"> Kft. meglévő hálózati infrastruktúrájának fejlesztése, egységesítése és biztonságos működésének biztosítása.</w:t>
+      </w:r>
+    </w:p>
+    <w:p>
+      <w:pPr>
+        <w:spacing w:before="100" w:beforeAutospacing="1" w:after="100" w:afterAutospacing="1" w:line="240" w:lineRule="auto"/>
+        <w:rPr>
+          <w:rFonts w:eastAsia="Times New Roman" w:cstheme="minorHAnsi"/>
+          <w:b/>
+          <w:bCs/>
+          <w:sz w:val="24"/>
+          <w:szCs w:val="24"/>
+          <w:lang w:eastAsia="hu-HU"/>
+        </w:rPr>
+      </w:pPr>
+      <w:r>
+        <w:rPr>
+          <w:rFonts w:eastAsia="Times New Roman" w:cstheme="minorHAnsi"/>
+          <w:b/>
+          <w:bCs/>
+          <w:sz w:val="24"/>
+          <w:szCs w:val="24"/>
+          <w:lang w:eastAsia="hu-HU"/>
+        </w:rPr>
+        <w:t xml:space="preserve">A hálózat több </w:t>
+      </w:r>
+      <w:proofErr w:type="spellStart"/>
+      <w:r>
+        <w:rPr>
+          <w:rFonts w:eastAsia="Times New Roman" w:cstheme="minorHAnsi"/>
+          <w:b/>
+          <w:bCs/>
+          <w:sz w:val="24"/>
+          <w:szCs w:val="24"/>
+          <w:lang w:eastAsia="hu-HU"/>
+        </w:rPr>
+        <w:t>telephelyet</w:t>
+      </w:r>
+      <w:proofErr w:type="spellEnd"/>
+      <w:r>
+        <w:rPr>
+          <w:rFonts w:eastAsia="Times New Roman" w:cstheme="minorHAnsi"/>
+          <w:b/>
+          <w:bCs/>
+          <w:sz w:val="24"/>
+          <w:szCs w:val="24"/>
+          <w:lang w:eastAsia="hu-HU"/>
+        </w:rPr>
+        <w:t xml:space="preserve"> foglal magában:</w:t>
+      </w:r>
+    </w:p>
+    <w:p>
+      <w:pPr>
+        <w:numPr>
+          <w:ilvl w:val="0"/>
+          <w:numId w:val="3"/>
+        </w:numPr>
+        <w:spacing w:before="100" w:beforeAutospacing="1" w:after="100" w:afterAutospacing="1" w:line="240" w:lineRule="auto"/>
+        <w:rPr>
+          <w:rFonts w:eastAsia="Times New Roman" w:cstheme="minorHAnsi"/>
+          <w:b/>
+          <w:bCs/>
+          <w:sz w:val="24"/>
+          <w:szCs w:val="24"/>
+          <w:lang w:eastAsia="hu-HU"/>
+        </w:rPr>
+      </w:pPr>
+      <w:r>
+        <w:rPr>
+          <w:rFonts w:eastAsia="Times New Roman" w:cstheme="minorHAnsi"/>
+          <w:b/>
+          <w:bCs/>
+          <w:sz w:val="24"/>
+          <w:szCs w:val="24"/>
+          <w:lang w:eastAsia="hu-HU"/>
+        </w:rPr>
+        <w:t>Baja – központi telephely</w:t>
+      </w:r>
+    </w:p>
+    <w:p>
+      <w:pPr>
+        <w:numPr>
+          <w:ilvl w:val="0"/>
+          <w:numId w:val="3"/>
+        </w:numPr>
+        <w:spacing w:before="100" w:beforeAutospacing="1" w:after="100" w:afterAutospacing="1" w:line="240" w:lineRule="auto"/>
+        <w:rPr>
+          <w:rFonts w:eastAsia="Times New Roman" w:cstheme="minorHAnsi"/>
+          <w:b/>
+          <w:bCs/>
+          <w:sz w:val="24"/>
+          <w:szCs w:val="24"/>
+          <w:lang w:eastAsia="hu-HU"/>
+        </w:rPr>
+      </w:pPr>
+      <w:r>
+        <w:rPr>
+          <w:rFonts w:eastAsia="Times New Roman" w:cstheme="minorHAnsi"/>
+          <w:b/>
+          <w:bCs/>
           <w:sz w:val="24"/>
           <w:szCs w:val="24"/>
           <w:lang w:eastAsia="hu-HU"/>
         </w:rPr>
         <w:t>Budapest</w:t>
       </w:r>
-      <w:proofErr w:type="gramEnd"/>
-      <w:r>
-        <w:rPr>
-          <w:rFonts w:eastAsia="Times New Roman" w:cstheme="minorHAnsi"/>
-          <w:sz w:val="24"/>
-          <w:szCs w:val="24"/>
-          <w:lang w:eastAsia="hu-HU"/>
-        </w:rPr>
-        <w:t xml:space="preserve"> mint központ, </w:t>
-      </w:r>
-      <w:r>
-        <w:rPr>
-          <w:rFonts w:eastAsia="Times New Roman" w:cstheme="minorHAnsi"/>
-          <w:b/>
-          <w:sz w:val="24"/>
-          <w:szCs w:val="24"/>
-          <w:lang w:eastAsia="hu-HU"/>
-        </w:rPr>
-        <w:t>Baja</w:t>
-      </w:r>
-      <w:r>
-        <w:rPr>
-          <w:rFonts w:eastAsia="Times New Roman" w:cstheme="minorHAnsi"/>
-          <w:sz w:val="24"/>
-          <w:szCs w:val="24"/>
-          <w:lang w:eastAsia="hu-HU"/>
-        </w:rPr>
-        <w:t xml:space="preserve">, </w:t>
-      </w:r>
-      <w:r>
-        <w:rPr>
-          <w:rFonts w:eastAsia="Times New Roman" w:cstheme="minorHAnsi"/>
-          <w:b/>
+    </w:p>
+    <w:p>
+      <w:pPr>
+        <w:numPr>
+          <w:ilvl w:val="0"/>
+          <w:numId w:val="3"/>
+        </w:numPr>
+        <w:spacing w:before="100" w:beforeAutospacing="1" w:after="100" w:afterAutospacing="1" w:line="240" w:lineRule="auto"/>
+        <w:rPr>
+          <w:rFonts w:eastAsia="Times New Roman" w:cstheme="minorHAnsi"/>
+          <w:b/>
+          <w:bCs/>
+          <w:sz w:val="24"/>
+          <w:szCs w:val="24"/>
+          <w:lang w:eastAsia="hu-HU"/>
+        </w:rPr>
+      </w:pPr>
+      <w:r>
+        <w:rPr>
+          <w:rFonts w:eastAsia="Times New Roman" w:cstheme="minorHAnsi"/>
+          <w:b/>
+          <w:bCs/>
           <w:sz w:val="24"/>
           <w:szCs w:val="24"/>
           <w:lang w:eastAsia="hu-HU"/>
         </w:rPr>
         <w:t>Debrecen</w:t>
       </w:r>
-      <w:r>
-        <w:rPr>
-          <w:rFonts w:eastAsia="Times New Roman" w:cstheme="minorHAnsi"/>
-          <w:sz w:val="24"/>
-          <w:szCs w:val="24"/>
-          <w:lang w:eastAsia="hu-HU"/>
-        </w:rPr>
-        <w:t xml:space="preserve">, </w:t>
-      </w:r>
-      <w:r>
-        <w:rPr>
-          <w:rFonts w:eastAsia="Times New Roman" w:cstheme="minorHAnsi"/>
-          <w:b/>
-          <w:sz w:val="24"/>
-          <w:szCs w:val="24"/>
-          <w:lang w:eastAsia="hu-HU"/>
-        </w:rPr>
-        <w:t>Szeged</w:t>
-      </w:r>
-      <w:r>
-        <w:rPr>
-          <w:rFonts w:eastAsia="Times New Roman" w:cstheme="minorHAnsi"/>
-          <w:sz w:val="24"/>
-          <w:szCs w:val="24"/>
-          <w:lang w:eastAsia="hu-HU"/>
-        </w:rPr>
-        <w:t xml:space="preserve">, </w:t>
-      </w:r>
-      <w:r>
-        <w:rPr>
-          <w:rFonts w:eastAsia="Times New Roman" w:cstheme="minorHAnsi"/>
-          <w:b/>
-          <w:sz w:val="24"/>
-          <w:szCs w:val="24"/>
-          <w:lang w:eastAsia="hu-HU"/>
-        </w:rPr>
-        <w:t>Kecskemét</w:t>
-      </w:r>
-      <w:r>
-        <w:rPr>
-          <w:rFonts w:eastAsia="Times New Roman" w:cstheme="minorHAnsi"/>
+    </w:p>
+    <w:p>
+      <w:pPr>
+        <w:numPr>
+          <w:ilvl w:val="0"/>
+          <w:numId w:val="3"/>
+        </w:numPr>
+        <w:spacing w:before="100" w:beforeAutospacing="1" w:after="100" w:afterAutospacing="1" w:line="240" w:lineRule="auto"/>
+        <w:rPr>
+          <w:rFonts w:eastAsia="Times New Roman" w:cstheme="minorHAnsi"/>
+          <w:b/>
+          <w:bCs/>
+          <w:sz w:val="24"/>
+          <w:szCs w:val="24"/>
+          <w:lang w:eastAsia="hu-HU"/>
+        </w:rPr>
+      </w:pPr>
+      <w:r>
+        <w:rPr>
+          <w:rFonts w:eastAsia="Times New Roman" w:cstheme="minorHAnsi"/>
+          <w:b/>
+          <w:bCs/>
+          <w:sz w:val="24"/>
+          <w:szCs w:val="24"/>
+          <w:lang w:eastAsia="hu-HU"/>
+        </w:rPr>
+        <w:t>Győr</w:t>
+      </w:r>
+    </w:p>
+    <w:p>
+      <w:pPr>
+        <w:spacing w:before="100" w:beforeAutospacing="1" w:after="100" w:afterAutospacing="1" w:line="240" w:lineRule="auto"/>
+        <w:rPr>
+          <w:rFonts w:eastAsia="Times New Roman" w:cstheme="minorHAnsi"/>
+          <w:b/>
+          <w:bCs/>
+          <w:sz w:val="24"/>
+          <w:szCs w:val="24"/>
+          <w:lang w:eastAsia="hu-HU"/>
+        </w:rPr>
+      </w:pPr>
+      <w:r>
+        <w:rPr>
+          <w:rFonts w:eastAsia="Times New Roman" w:cstheme="minorHAnsi"/>
+          <w:b/>
+          <w:bCs/>
+          <w:sz w:val="24"/>
+          <w:szCs w:val="24"/>
+          <w:lang w:eastAsia="hu-HU"/>
+        </w:rPr>
+        <w:t>A bajai telephely központi szerepet tölt be a hálózat működésében és adminisztrációjában, míg a hálózati protokollok elsődlegesen a budapesti telephelyen kerülnek kialakításra.</w:t>
+      </w:r>
+    </w:p>
+    <w:p>
+      <w:pPr>
+        <w:spacing w:before="100" w:beforeAutospacing="1" w:after="100" w:afterAutospacing="1" w:line="240" w:lineRule="auto"/>
+        <w:rPr>
+          <w:rFonts w:eastAsia="Times New Roman" w:cstheme="minorHAnsi"/>
+          <w:b/>
+          <w:bCs/>
+          <w:sz w:val="24"/>
+          <w:szCs w:val="24"/>
+          <w:lang w:eastAsia="hu-HU"/>
+        </w:rPr>
+      </w:pPr>
+      <w:r>
+        <w:rPr>
+          <w:rFonts w:eastAsia="Times New Roman" w:cstheme="minorHAnsi"/>
+          <w:b/>
+          <w:bCs/>
+          <w:sz w:val="24"/>
+          <w:szCs w:val="24"/>
+          <w:lang w:eastAsia="hu-HU"/>
+        </w:rPr>
+        <w:pict w14:anchorId="511EFBCE">
+          <v:rect id="_x0000_i1062" style="width:0;height:1.5pt" o:hralign="center" o:hrstd="t" o:hr="t" fillcolor="#a0a0a0" stroked="f"/>
+        </w:pict>
+      </w:r>
+    </w:p>
+    <w:p>
+      <w:pPr>
+        <w:spacing w:before="100" w:beforeAutospacing="1" w:after="100" w:afterAutospacing="1" w:line="240" w:lineRule="auto"/>
+        <w:rPr>
+          <w:rFonts w:eastAsia="Times New Roman" w:cstheme="minorHAnsi"/>
+          <w:b/>
+          <w:bCs/>
+          <w:sz w:val="24"/>
+          <w:szCs w:val="24"/>
+          <w:lang w:eastAsia="hu-HU"/>
+        </w:rPr>
+      </w:pPr>
+      <w:r>
+        <w:rPr>
+          <w:rFonts w:eastAsia="Times New Roman" w:cstheme="minorHAnsi"/>
+          <w:b/>
+          <w:bCs/>
+          <w:sz w:val="24"/>
+          <w:szCs w:val="24"/>
+          <w:lang w:eastAsia="hu-HU"/>
+        </w:rPr>
+        <w:t>Telephelyenként alkalmazott hálózati megoldások</w:t>
+      </w:r>
+    </w:p>
+    <w:p>
+      <w:pPr>
+        <w:spacing w:before="100" w:beforeAutospacing="1" w:after="100" w:afterAutospacing="1" w:line="240" w:lineRule="auto"/>
+        <w:rPr>
+          <w:rFonts w:eastAsia="Times New Roman" w:cstheme="minorHAnsi"/>
+          <w:b/>
+          <w:bCs/>
+          <w:sz w:val="24"/>
+          <w:szCs w:val="24"/>
+          <w:lang w:eastAsia="hu-HU"/>
+        </w:rPr>
+      </w:pPr>
+      <w:r>
+        <w:rPr>
+          <w:rFonts w:eastAsia="Times New Roman" w:cstheme="minorHAnsi"/>
+          <w:b/>
+          <w:bCs/>
+          <w:sz w:val="24"/>
+          <w:szCs w:val="24"/>
+          <w:lang w:eastAsia="hu-HU"/>
+        </w:rPr>
+        <w:t>Baja – központi telephely</w:t>
+      </w:r>
+    </w:p>
+    <w:p>
+      <w:pPr>
+        <w:numPr>
+          <w:ilvl w:val="0"/>
+          <w:numId w:val="4"/>
+        </w:numPr>
+        <w:spacing w:before="100" w:beforeAutospacing="1" w:after="100" w:afterAutospacing="1" w:line="240" w:lineRule="auto"/>
+        <w:rPr>
+          <w:rFonts w:eastAsia="Times New Roman" w:cstheme="minorHAnsi"/>
+          <w:b/>
+          <w:bCs/>
+          <w:sz w:val="24"/>
+          <w:szCs w:val="24"/>
+          <w:lang w:eastAsia="hu-HU"/>
+        </w:rPr>
+      </w:pPr>
+      <w:r>
+        <w:rPr>
+          <w:rFonts w:eastAsia="Times New Roman" w:cstheme="minorHAnsi"/>
+          <w:b/>
+          <w:bCs/>
+          <w:sz w:val="24"/>
+          <w:szCs w:val="24"/>
+          <w:lang w:eastAsia="hu-HU"/>
+        </w:rPr>
+        <w:t>Teljes alapkonfiguráció minden hálózati eszközön</w:t>
+      </w:r>
+    </w:p>
+    <w:p>
+      <w:pPr>
+        <w:numPr>
+          <w:ilvl w:val="0"/>
+          <w:numId w:val="4"/>
+        </w:numPr>
+        <w:spacing w:before="100" w:beforeAutospacing="1" w:after="100" w:afterAutospacing="1" w:line="240" w:lineRule="auto"/>
+        <w:rPr>
+          <w:rFonts w:eastAsia="Times New Roman" w:cstheme="minorHAnsi"/>
+          <w:b/>
+          <w:bCs/>
+          <w:sz w:val="24"/>
+          <w:szCs w:val="24"/>
+          <w:lang w:eastAsia="hu-HU"/>
+        </w:rPr>
+      </w:pPr>
+      <w:r>
+        <w:rPr>
+          <w:rFonts w:eastAsia="Times New Roman" w:cstheme="minorHAnsi"/>
+          <w:b/>
+          <w:bCs/>
+          <w:sz w:val="24"/>
+          <w:szCs w:val="24"/>
+          <w:lang w:eastAsia="hu-HU"/>
+        </w:rPr>
+        <w:t>Alhálózatszámítás</w:t>
+      </w:r>
+    </w:p>
+    <w:p>
+      <w:pPr>
+        <w:numPr>
+          <w:ilvl w:val="0"/>
+          <w:numId w:val="4"/>
+        </w:numPr>
+        <w:spacing w:before="100" w:beforeAutospacing="1" w:after="100" w:afterAutospacing="1" w:line="240" w:lineRule="auto"/>
+        <w:rPr>
+          <w:rFonts w:eastAsia="Times New Roman" w:cstheme="minorHAnsi"/>
+          <w:b/>
+          <w:bCs/>
+          <w:sz w:val="24"/>
+          <w:szCs w:val="24"/>
+          <w:lang w:eastAsia="hu-HU"/>
+        </w:rPr>
+      </w:pPr>
+      <w:r>
+        <w:rPr>
+          <w:rFonts w:eastAsia="Times New Roman" w:cstheme="minorHAnsi"/>
+          <w:b/>
+          <w:bCs/>
+          <w:sz w:val="24"/>
+          <w:szCs w:val="24"/>
+          <w:lang w:eastAsia="hu-HU"/>
+        </w:rPr>
+        <w:t>Rapid PVST</w:t>
+      </w:r>
+    </w:p>
+    <w:p>
+      <w:pPr>
+        <w:numPr>
+          <w:ilvl w:val="0"/>
+          <w:numId w:val="4"/>
+        </w:numPr>
+        <w:spacing w:before="100" w:beforeAutospacing="1" w:after="100" w:afterAutospacing="1" w:line="240" w:lineRule="auto"/>
+        <w:rPr>
+          <w:rFonts w:eastAsia="Times New Roman" w:cstheme="minorHAnsi"/>
+          <w:b/>
+          <w:bCs/>
+          <w:sz w:val="24"/>
+          <w:szCs w:val="24"/>
+          <w:lang w:eastAsia="hu-HU"/>
+        </w:rPr>
+      </w:pPr>
+      <w:proofErr w:type="spellStart"/>
+      <w:r>
+        <w:rPr>
+          <w:rFonts w:eastAsia="Times New Roman" w:cstheme="minorHAnsi"/>
+          <w:b/>
+          <w:bCs/>
+          <w:sz w:val="24"/>
+          <w:szCs w:val="24"/>
+          <w:lang w:eastAsia="hu-HU"/>
+        </w:rPr>
+        <w:t>PortFast</w:t>
+      </w:r>
+      <w:proofErr w:type="spellEnd"/>
+    </w:p>
+    <w:p>
+      <w:pPr>
+        <w:numPr>
+          <w:ilvl w:val="0"/>
+          <w:numId w:val="4"/>
+        </w:numPr>
+        <w:spacing w:before="100" w:beforeAutospacing="1" w:after="100" w:afterAutospacing="1" w:line="240" w:lineRule="auto"/>
+        <w:rPr>
+          <w:rFonts w:eastAsia="Times New Roman" w:cstheme="minorHAnsi"/>
+          <w:b/>
+          <w:bCs/>
+          <w:sz w:val="24"/>
+          <w:szCs w:val="24"/>
+          <w:lang w:eastAsia="hu-HU"/>
+        </w:rPr>
+      </w:pPr>
+      <w:r>
+        <w:rPr>
+          <w:rFonts w:eastAsia="Times New Roman" w:cstheme="minorHAnsi"/>
+          <w:b/>
+          <w:bCs/>
+          <w:sz w:val="24"/>
+          <w:szCs w:val="24"/>
+          <w:lang w:eastAsia="hu-HU"/>
+        </w:rPr>
+        <w:t>HSRP</w:t>
+      </w:r>
+    </w:p>
+    <w:p>
+      <w:pPr>
+        <w:numPr>
+          <w:ilvl w:val="0"/>
+          <w:numId w:val="4"/>
+        </w:numPr>
+        <w:spacing w:before="100" w:beforeAutospacing="1" w:after="100" w:afterAutospacing="1" w:line="240" w:lineRule="auto"/>
+        <w:rPr>
+          <w:rFonts w:eastAsia="Times New Roman" w:cstheme="minorHAnsi"/>
+          <w:b/>
+          <w:bCs/>
+          <w:sz w:val="24"/>
+          <w:szCs w:val="24"/>
+          <w:lang w:eastAsia="hu-HU"/>
+        </w:rPr>
+      </w:pPr>
+      <w:r>
+        <w:rPr>
+          <w:rFonts w:eastAsia="Times New Roman" w:cstheme="minorHAnsi"/>
+          <w:b/>
+          <w:bCs/>
+          <w:sz w:val="24"/>
+          <w:szCs w:val="24"/>
+          <w:lang w:eastAsia="hu-HU"/>
+        </w:rPr>
+        <w:t>ASA tűzfal használata</w:t>
+      </w:r>
+    </w:p>
+    <w:p>
+      <w:pPr>
+        <w:numPr>
+          <w:ilvl w:val="0"/>
+          <w:numId w:val="4"/>
+        </w:numPr>
+        <w:spacing w:before="100" w:beforeAutospacing="1" w:after="100" w:afterAutospacing="1" w:line="240" w:lineRule="auto"/>
+        <w:rPr>
+          <w:rFonts w:eastAsia="Times New Roman" w:cstheme="minorHAnsi"/>
+          <w:b/>
+          <w:bCs/>
+          <w:sz w:val="24"/>
+          <w:szCs w:val="24"/>
+          <w:lang w:eastAsia="hu-HU"/>
+        </w:rPr>
+      </w:pPr>
+      <w:r>
+        <w:rPr>
+          <w:rFonts w:eastAsia="Times New Roman" w:cstheme="minorHAnsi"/>
+          <w:b/>
+          <w:bCs/>
+          <w:sz w:val="24"/>
+          <w:szCs w:val="24"/>
+          <w:lang w:eastAsia="hu-HU"/>
+        </w:rPr>
+        <w:t>ACL-ek</w:t>
+      </w:r>
+    </w:p>
+    <w:p>
+      <w:pPr>
+        <w:numPr>
+          <w:ilvl w:val="0"/>
+          <w:numId w:val="4"/>
+        </w:numPr>
+        <w:spacing w:before="100" w:beforeAutospacing="1" w:after="100" w:afterAutospacing="1" w:line="240" w:lineRule="auto"/>
+        <w:rPr>
+          <w:rFonts w:eastAsia="Times New Roman" w:cstheme="minorHAnsi"/>
+          <w:b/>
+          <w:bCs/>
+          <w:sz w:val="24"/>
+          <w:szCs w:val="24"/>
+          <w:lang w:eastAsia="hu-HU"/>
+        </w:rPr>
+      </w:pPr>
+      <w:r>
+        <w:rPr>
+          <w:rFonts w:eastAsia="Times New Roman" w:cstheme="minorHAnsi"/>
+          <w:b/>
+          <w:bCs/>
+          <w:sz w:val="24"/>
+          <w:szCs w:val="24"/>
+          <w:lang w:eastAsia="hu-HU"/>
+        </w:rPr>
+        <w:t>NAT</w:t>
+      </w:r>
+    </w:p>
+    <w:p>
+      <w:pPr>
+        <w:numPr>
+          <w:ilvl w:val="0"/>
+          <w:numId w:val="4"/>
+        </w:numPr>
+        <w:spacing w:before="100" w:beforeAutospacing="1" w:after="100" w:afterAutospacing="1" w:line="240" w:lineRule="auto"/>
+        <w:rPr>
+          <w:rFonts w:eastAsia="Times New Roman" w:cstheme="minorHAnsi"/>
+          <w:b/>
+          <w:bCs/>
+          <w:sz w:val="24"/>
+          <w:szCs w:val="24"/>
+          <w:lang w:eastAsia="hu-HU"/>
+        </w:rPr>
+      </w:pPr>
+      <w:r>
+        <w:rPr>
+          <w:rFonts w:eastAsia="Times New Roman" w:cstheme="minorHAnsi"/>
+          <w:b/>
+          <w:bCs/>
+          <w:sz w:val="24"/>
+          <w:szCs w:val="24"/>
+          <w:lang w:eastAsia="hu-HU"/>
+        </w:rPr>
+        <w:t>VPN kapcsolat kialakítása</w:t>
+      </w:r>
+    </w:p>
+    <w:p>
+      <w:pPr>
+        <w:spacing w:before="100" w:beforeAutospacing="1" w:after="100" w:afterAutospacing="1" w:line="240" w:lineRule="auto"/>
+        <w:rPr>
+          <w:rFonts w:eastAsia="Times New Roman" w:cstheme="minorHAnsi"/>
+          <w:b/>
+          <w:bCs/>
+          <w:sz w:val="24"/>
+          <w:szCs w:val="24"/>
+          <w:lang w:eastAsia="hu-HU"/>
+        </w:rPr>
+      </w:pPr>
+      <w:r>
+        <w:rPr>
+          <w:rFonts w:eastAsia="Times New Roman" w:cstheme="minorHAnsi"/>
+          <w:b/>
+          <w:bCs/>
+          <w:sz w:val="24"/>
+          <w:szCs w:val="24"/>
+          <w:lang w:eastAsia="hu-HU"/>
+        </w:rPr>
+        <w:t>Budapest</w:t>
+      </w:r>
+    </w:p>
+    <w:p>
+      <w:pPr>
+        <w:numPr>
+          <w:ilvl w:val="0"/>
+          <w:numId w:val="5"/>
+        </w:numPr>
+        <w:spacing w:before="100" w:beforeAutospacing="1" w:after="100" w:afterAutospacing="1" w:line="240" w:lineRule="auto"/>
+        <w:rPr>
+          <w:rFonts w:eastAsia="Times New Roman" w:cstheme="minorHAnsi"/>
+          <w:b/>
+          <w:bCs/>
+          <w:sz w:val="24"/>
+          <w:szCs w:val="24"/>
+          <w:lang w:eastAsia="hu-HU"/>
+        </w:rPr>
+      </w:pPr>
+      <w:r>
+        <w:rPr>
+          <w:rFonts w:eastAsia="Times New Roman" w:cstheme="minorHAnsi"/>
+          <w:b/>
+          <w:bCs/>
+          <w:sz w:val="24"/>
+          <w:szCs w:val="24"/>
+          <w:lang w:eastAsia="hu-HU"/>
+        </w:rPr>
+        <w:t>Teljes alapkonfiguráció minden hálózati eszközön</w:t>
+      </w:r>
+    </w:p>
+    <w:p>
+      <w:pPr>
+        <w:numPr>
+          <w:ilvl w:val="0"/>
+          <w:numId w:val="5"/>
+        </w:numPr>
+        <w:spacing w:before="100" w:beforeAutospacing="1" w:after="100" w:afterAutospacing="1" w:line="240" w:lineRule="auto"/>
+        <w:rPr>
+          <w:rFonts w:eastAsia="Times New Roman" w:cstheme="minorHAnsi"/>
+          <w:b/>
+          <w:bCs/>
+          <w:sz w:val="24"/>
+          <w:szCs w:val="24"/>
+          <w:lang w:eastAsia="hu-HU"/>
+        </w:rPr>
+      </w:pPr>
+      <w:r>
+        <w:rPr>
+          <w:rFonts w:eastAsia="Times New Roman" w:cstheme="minorHAnsi"/>
+          <w:b/>
+          <w:bCs/>
+          <w:sz w:val="24"/>
+          <w:szCs w:val="24"/>
+          <w:lang w:eastAsia="hu-HU"/>
+        </w:rPr>
+        <w:t>Alhálózatszámítás</w:t>
+      </w:r>
+    </w:p>
+    <w:p>
+      <w:pPr>
+        <w:numPr>
+          <w:ilvl w:val="0"/>
+          <w:numId w:val="5"/>
+        </w:numPr>
+        <w:spacing w:before="100" w:beforeAutospacing="1" w:after="100" w:afterAutospacing="1" w:line="240" w:lineRule="auto"/>
+        <w:rPr>
+          <w:rFonts w:eastAsia="Times New Roman" w:cstheme="minorHAnsi"/>
+          <w:b/>
+          <w:bCs/>
+          <w:sz w:val="24"/>
+          <w:szCs w:val="24"/>
+          <w:lang w:eastAsia="hu-HU"/>
+        </w:rPr>
+      </w:pPr>
+      <w:r>
+        <w:rPr>
+          <w:rFonts w:eastAsia="Times New Roman" w:cstheme="minorHAnsi"/>
+          <w:b/>
+          <w:bCs/>
+          <w:sz w:val="24"/>
+          <w:szCs w:val="24"/>
+          <w:lang w:eastAsia="hu-HU"/>
+        </w:rPr>
+        <w:t>VLAN-ok kialakítása és kezelése (VTP)</w:t>
+      </w:r>
+    </w:p>
+    <w:p>
+      <w:pPr>
+        <w:numPr>
+          <w:ilvl w:val="0"/>
+          <w:numId w:val="5"/>
+        </w:numPr>
+        <w:spacing w:before="100" w:beforeAutospacing="1" w:after="100" w:afterAutospacing="1" w:line="240" w:lineRule="auto"/>
+        <w:rPr>
+          <w:rFonts w:eastAsia="Times New Roman" w:cstheme="minorHAnsi"/>
+          <w:b/>
+          <w:bCs/>
+          <w:sz w:val="24"/>
+          <w:szCs w:val="24"/>
+          <w:lang w:eastAsia="hu-HU"/>
+        </w:rPr>
+      </w:pPr>
+      <w:proofErr w:type="spellStart"/>
+      <w:r>
+        <w:rPr>
+          <w:rFonts w:eastAsia="Times New Roman" w:cstheme="minorHAnsi"/>
+          <w:b/>
+          <w:bCs/>
+          <w:sz w:val="24"/>
+          <w:szCs w:val="24"/>
+          <w:lang w:eastAsia="hu-HU"/>
+        </w:rPr>
+        <w:t>Multilayer</w:t>
+      </w:r>
+      <w:proofErr w:type="spellEnd"/>
+      <w:r>
+        <w:rPr>
+          <w:rFonts w:eastAsia="Times New Roman" w:cstheme="minorHAnsi"/>
+          <w:b/>
+          <w:bCs/>
+          <w:sz w:val="24"/>
+          <w:szCs w:val="24"/>
+          <w:lang w:eastAsia="hu-HU"/>
+        </w:rPr>
+        <w:t xml:space="preserve"> </w:t>
+      </w:r>
+      <w:proofErr w:type="spellStart"/>
+      <w:r>
+        <w:rPr>
+          <w:rFonts w:eastAsia="Times New Roman" w:cstheme="minorHAnsi"/>
+          <w:b/>
+          <w:bCs/>
+          <w:sz w:val="24"/>
+          <w:szCs w:val="24"/>
+          <w:lang w:eastAsia="hu-HU"/>
+        </w:rPr>
+        <w:t>switch</w:t>
+      </w:r>
+      <w:proofErr w:type="spellEnd"/>
+      <w:r>
+        <w:rPr>
+          <w:rFonts w:eastAsia="Times New Roman" w:cstheme="minorHAnsi"/>
+          <w:b/>
+          <w:bCs/>
+          <w:sz w:val="24"/>
+          <w:szCs w:val="24"/>
+          <w:lang w:eastAsia="hu-HU"/>
+        </w:rPr>
+        <w:t xml:space="preserve"> alkalmazása</w:t>
+      </w:r>
+    </w:p>
+    <w:p>
+      <w:pPr>
+        <w:numPr>
+          <w:ilvl w:val="0"/>
+          <w:numId w:val="5"/>
+        </w:numPr>
+        <w:spacing w:before="100" w:beforeAutospacing="1" w:after="100" w:afterAutospacing="1" w:line="240" w:lineRule="auto"/>
+        <w:rPr>
+          <w:rFonts w:eastAsia="Times New Roman" w:cstheme="minorHAnsi"/>
+          <w:b/>
+          <w:bCs/>
+          <w:sz w:val="24"/>
+          <w:szCs w:val="24"/>
+          <w:lang w:eastAsia="hu-HU"/>
+        </w:rPr>
+      </w:pPr>
+      <w:r>
+        <w:rPr>
+          <w:rFonts w:eastAsia="Times New Roman" w:cstheme="minorHAnsi"/>
+          <w:b/>
+          <w:bCs/>
+          <w:sz w:val="24"/>
+          <w:szCs w:val="24"/>
+          <w:lang w:eastAsia="hu-HU"/>
+        </w:rPr>
+        <w:t>DHCP szolgáltatás</w:t>
+      </w:r>
+    </w:p>
+    <w:p>
+      <w:pPr>
+        <w:numPr>
+          <w:ilvl w:val="0"/>
+          <w:numId w:val="5"/>
+        </w:numPr>
+        <w:spacing w:before="100" w:beforeAutospacing="1" w:after="100" w:afterAutospacing="1" w:line="240" w:lineRule="auto"/>
+        <w:rPr>
+          <w:rFonts w:eastAsia="Times New Roman" w:cstheme="minorHAnsi"/>
+          <w:b/>
+          <w:bCs/>
+          <w:sz w:val="24"/>
+          <w:szCs w:val="24"/>
+          <w:lang w:eastAsia="hu-HU"/>
+        </w:rPr>
+      </w:pPr>
+      <w:r>
+        <w:rPr>
+          <w:rFonts w:eastAsia="Times New Roman" w:cstheme="minorHAnsi"/>
+          <w:b/>
+          <w:bCs/>
+          <w:sz w:val="24"/>
+          <w:szCs w:val="24"/>
+          <w:lang w:eastAsia="hu-HU"/>
+        </w:rPr>
+        <w:t xml:space="preserve">MLS </w:t>
+      </w:r>
+      <w:proofErr w:type="spellStart"/>
+      <w:r>
+        <w:rPr>
+          <w:rFonts w:eastAsia="Times New Roman" w:cstheme="minorHAnsi"/>
+          <w:b/>
+          <w:bCs/>
+          <w:sz w:val="24"/>
+          <w:szCs w:val="24"/>
+          <w:lang w:eastAsia="hu-HU"/>
+        </w:rPr>
+        <w:t>switch</w:t>
+      </w:r>
+      <w:proofErr w:type="spellEnd"/>
+      <w:r>
+        <w:rPr>
+          <w:rFonts w:eastAsia="Times New Roman" w:cstheme="minorHAnsi"/>
+          <w:b/>
+          <w:bCs/>
+          <w:sz w:val="24"/>
+          <w:szCs w:val="24"/>
+          <w:lang w:eastAsia="hu-HU"/>
+        </w:rPr>
+        <w:t xml:space="preserve"> port </w:t>
+      </w:r>
+      <w:proofErr w:type="spellStart"/>
+      <w:r>
+        <w:rPr>
+          <w:rFonts w:eastAsia="Times New Roman" w:cstheme="minorHAnsi"/>
+          <w:b/>
+          <w:bCs/>
+          <w:sz w:val="24"/>
+          <w:szCs w:val="24"/>
+          <w:lang w:eastAsia="hu-HU"/>
+        </w:rPr>
+        <w:t>security</w:t>
+      </w:r>
+      <w:proofErr w:type="spellEnd"/>
+      <w:r>
+        <w:rPr>
+          <w:rFonts w:eastAsia="Times New Roman" w:cstheme="minorHAnsi"/>
+          <w:b/>
+          <w:bCs/>
+          <w:sz w:val="24"/>
+          <w:szCs w:val="24"/>
+          <w:lang w:eastAsia="hu-HU"/>
+        </w:rPr>
+        <w:t xml:space="preserve"> beállítások</w:t>
+      </w:r>
+    </w:p>
+    <w:p>
+      <w:pPr>
+        <w:numPr>
+          <w:ilvl w:val="0"/>
+          <w:numId w:val="5"/>
+        </w:numPr>
+        <w:spacing w:before="100" w:beforeAutospacing="1" w:after="100" w:afterAutospacing="1" w:line="240" w:lineRule="auto"/>
+        <w:rPr>
+          <w:rFonts w:eastAsia="Times New Roman" w:cstheme="minorHAnsi"/>
+          <w:b/>
+          <w:bCs/>
+          <w:sz w:val="24"/>
+          <w:szCs w:val="24"/>
+          <w:lang w:eastAsia="hu-HU"/>
+        </w:rPr>
+      </w:pPr>
+      <w:r>
+        <w:rPr>
+          <w:rFonts w:eastAsia="Times New Roman" w:cstheme="minorHAnsi"/>
+          <w:b/>
+          <w:bCs/>
+          <w:sz w:val="24"/>
+          <w:szCs w:val="24"/>
+          <w:lang w:eastAsia="hu-HU"/>
+        </w:rPr>
+        <w:t>Forgalomirányítás EIGRP protokollal</w:t>
+      </w:r>
+    </w:p>
+    <w:p>
+      <w:pPr>
+        <w:numPr>
+          <w:ilvl w:val="0"/>
+          <w:numId w:val="5"/>
+        </w:numPr>
+        <w:spacing w:before="100" w:beforeAutospacing="1" w:after="100" w:afterAutospacing="1" w:line="240" w:lineRule="auto"/>
+        <w:rPr>
+          <w:rFonts w:eastAsia="Times New Roman" w:cstheme="minorHAnsi"/>
+          <w:b/>
+          <w:bCs/>
+          <w:sz w:val="24"/>
+          <w:szCs w:val="24"/>
+          <w:lang w:eastAsia="hu-HU"/>
+        </w:rPr>
+      </w:pPr>
+      <w:r>
+        <w:rPr>
+          <w:rFonts w:eastAsia="Times New Roman" w:cstheme="minorHAnsi"/>
+          <w:b/>
+          <w:bCs/>
+          <w:sz w:val="24"/>
+          <w:szCs w:val="24"/>
+          <w:lang w:eastAsia="hu-HU"/>
+        </w:rPr>
+        <w:t>NAT-</w:t>
+      </w:r>
+      <w:proofErr w:type="spellStart"/>
+      <w:r>
+        <w:rPr>
+          <w:rFonts w:eastAsia="Times New Roman" w:cstheme="minorHAnsi"/>
+          <w:b/>
+          <w:bCs/>
+          <w:sz w:val="24"/>
+          <w:szCs w:val="24"/>
+          <w:lang w:eastAsia="hu-HU"/>
+        </w:rPr>
+        <w:t>olás</w:t>
+      </w:r>
+      <w:proofErr w:type="spellEnd"/>
+    </w:p>
+    <w:p>
+      <w:pPr>
+        <w:numPr>
+          <w:ilvl w:val="0"/>
+          <w:numId w:val="5"/>
+        </w:numPr>
+        <w:spacing w:before="100" w:beforeAutospacing="1" w:after="100" w:afterAutospacing="1" w:line="240" w:lineRule="auto"/>
+        <w:rPr>
+          <w:rFonts w:eastAsia="Times New Roman" w:cstheme="minorHAnsi"/>
+          <w:b/>
+          <w:bCs/>
+          <w:sz w:val="24"/>
+          <w:szCs w:val="24"/>
+          <w:lang w:eastAsia="hu-HU"/>
+        </w:rPr>
+      </w:pPr>
+      <w:r>
+        <w:rPr>
+          <w:rFonts w:eastAsia="Times New Roman" w:cstheme="minorHAnsi"/>
+          <w:b/>
+          <w:bCs/>
+          <w:sz w:val="24"/>
+          <w:szCs w:val="24"/>
+          <w:lang w:eastAsia="hu-HU"/>
+        </w:rPr>
+        <w:t>ACL-ek</w:t>
+      </w:r>
+    </w:p>
+    <w:p>
+      <w:pPr>
+        <w:spacing w:before="100" w:beforeAutospacing="1" w:after="100" w:afterAutospacing="1" w:line="240" w:lineRule="auto"/>
+        <w:rPr>
+          <w:rFonts w:eastAsia="Times New Roman" w:cstheme="minorHAnsi"/>
+          <w:b/>
+          <w:bCs/>
+          <w:sz w:val="24"/>
+          <w:szCs w:val="24"/>
+          <w:lang w:eastAsia="hu-HU"/>
+        </w:rPr>
+      </w:pPr>
+      <w:r>
+        <w:rPr>
+          <w:rFonts w:eastAsia="Times New Roman" w:cstheme="minorHAnsi"/>
+          <w:b/>
+          <w:bCs/>
+          <w:sz w:val="24"/>
+          <w:szCs w:val="24"/>
+          <w:lang w:eastAsia="hu-HU"/>
+        </w:rPr>
+        <w:t>Debrecen</w:t>
+      </w:r>
+    </w:p>
+    <w:p>
+      <w:pPr>
+        <w:numPr>
+          <w:ilvl w:val="0"/>
+          <w:numId w:val="6"/>
+        </w:numPr>
+        <w:spacing w:before="100" w:beforeAutospacing="1" w:after="100" w:afterAutospacing="1" w:line="240" w:lineRule="auto"/>
+        <w:rPr>
+          <w:rFonts w:eastAsia="Times New Roman" w:cstheme="minorHAnsi"/>
+          <w:b/>
+          <w:bCs/>
+          <w:sz w:val="24"/>
+          <w:szCs w:val="24"/>
+          <w:lang w:eastAsia="hu-HU"/>
+        </w:rPr>
+      </w:pPr>
+      <w:r>
+        <w:rPr>
+          <w:rFonts w:eastAsia="Times New Roman" w:cstheme="minorHAnsi"/>
+          <w:b/>
+          <w:bCs/>
+          <w:sz w:val="24"/>
+          <w:szCs w:val="24"/>
+          <w:lang w:eastAsia="hu-HU"/>
+        </w:rPr>
+        <w:lastRenderedPageBreak/>
+        <w:t>Teljes alapkonfiguráció minden eszközön</w:t>
+      </w:r>
+    </w:p>
+    <w:p>
+      <w:pPr>
+        <w:numPr>
+          <w:ilvl w:val="0"/>
+          <w:numId w:val="6"/>
+        </w:numPr>
+        <w:spacing w:before="100" w:beforeAutospacing="1" w:after="100" w:afterAutospacing="1" w:line="240" w:lineRule="auto"/>
+        <w:rPr>
+          <w:rFonts w:eastAsia="Times New Roman" w:cstheme="minorHAnsi"/>
+          <w:b/>
+          <w:bCs/>
+          <w:sz w:val="24"/>
+          <w:szCs w:val="24"/>
+          <w:lang w:eastAsia="hu-HU"/>
+        </w:rPr>
+      </w:pPr>
+      <w:r>
+        <w:rPr>
+          <w:rFonts w:eastAsia="Times New Roman" w:cstheme="minorHAnsi"/>
+          <w:b/>
+          <w:bCs/>
+          <w:sz w:val="24"/>
+          <w:szCs w:val="24"/>
+          <w:lang w:eastAsia="hu-HU"/>
+        </w:rPr>
+        <w:t>Alhálózatszámítás</w:t>
+      </w:r>
+    </w:p>
+    <w:p>
+      <w:pPr>
+        <w:numPr>
+          <w:ilvl w:val="0"/>
+          <w:numId w:val="6"/>
+        </w:numPr>
+        <w:spacing w:before="100" w:beforeAutospacing="1" w:after="100" w:afterAutospacing="1" w:line="240" w:lineRule="auto"/>
+        <w:rPr>
+          <w:rFonts w:eastAsia="Times New Roman" w:cstheme="minorHAnsi"/>
+          <w:b/>
+          <w:bCs/>
+          <w:sz w:val="24"/>
+          <w:szCs w:val="24"/>
+          <w:lang w:eastAsia="hu-HU"/>
+        </w:rPr>
+      </w:pPr>
+      <w:r>
+        <w:rPr>
+          <w:rFonts w:eastAsia="Times New Roman" w:cstheme="minorHAnsi"/>
+          <w:b/>
+          <w:bCs/>
+          <w:sz w:val="24"/>
+          <w:szCs w:val="24"/>
+          <w:lang w:eastAsia="hu-HU"/>
+        </w:rPr>
+        <w:t>SLAAC</w:t>
+      </w:r>
+    </w:p>
+    <w:p>
+      <w:pPr>
+        <w:numPr>
+          <w:ilvl w:val="0"/>
+          <w:numId w:val="6"/>
+        </w:numPr>
+        <w:spacing w:before="100" w:beforeAutospacing="1" w:after="100" w:afterAutospacing="1" w:line="240" w:lineRule="auto"/>
+        <w:rPr>
+          <w:rFonts w:eastAsia="Times New Roman" w:cstheme="minorHAnsi"/>
+          <w:b/>
+          <w:bCs/>
+          <w:sz w:val="24"/>
+          <w:szCs w:val="24"/>
+          <w:lang w:eastAsia="hu-HU"/>
+        </w:rPr>
+      </w:pPr>
+      <w:r>
+        <w:rPr>
+          <w:rFonts w:eastAsia="Times New Roman" w:cstheme="minorHAnsi"/>
+          <w:b/>
+          <w:bCs/>
+          <w:sz w:val="24"/>
+          <w:szCs w:val="24"/>
+          <w:lang w:eastAsia="hu-HU"/>
+        </w:rPr>
+        <w:t>DHCPv6 (</w:t>
+      </w:r>
+      <w:proofErr w:type="spellStart"/>
+      <w:r>
+        <w:rPr>
+          <w:rFonts w:eastAsia="Times New Roman" w:cstheme="minorHAnsi"/>
+          <w:b/>
+          <w:bCs/>
+          <w:sz w:val="24"/>
+          <w:szCs w:val="24"/>
+          <w:lang w:eastAsia="hu-HU"/>
+        </w:rPr>
+        <w:t>stateless</w:t>
+      </w:r>
+      <w:proofErr w:type="spellEnd"/>
+      <w:r>
+        <w:rPr>
+          <w:rFonts w:eastAsia="Times New Roman" w:cstheme="minorHAnsi"/>
+          <w:b/>
+          <w:bCs/>
           <w:sz w:val="24"/>
           <w:szCs w:val="24"/>
           <w:lang w:eastAsia="hu-HU"/>
         </w:rPr>
         <w:t xml:space="preserve"> és </w:t>
       </w:r>
-      <w:r>
-        <w:rPr>
-          <w:rFonts w:eastAsia="Times New Roman" w:cstheme="minorHAnsi"/>
-          <w:b/>
-          <w:sz w:val="24"/>
-          <w:szCs w:val="24"/>
-          <w:lang w:eastAsia="hu-HU"/>
-        </w:rPr>
-        <w:t>Szolnok</w:t>
-      </w:r>
-      <w:r>
-        <w:rPr>
-          <w:rFonts w:eastAsia="Times New Roman" w:cstheme="minorHAnsi"/>
-          <w:sz w:val="24"/>
-          <w:szCs w:val="24"/>
-          <w:lang w:eastAsia="hu-HU"/>
-        </w:rPr>
-        <w:t>. A központi telephelybe tennénk a tanult protokollok nagy részét, míg a kisebb telephelyekre is jutna elég protokoll, hálózatbiztonság (</w:t>
-      </w:r>
       <w:proofErr w:type="spellStart"/>
       <w:r>
         <w:rPr>
           <w:rFonts w:eastAsia="Times New Roman" w:cstheme="minorHAnsi"/>
-          <w:sz w:val="24"/>
-          <w:szCs w:val="24"/>
-          <w:lang w:eastAsia="hu-HU"/>
-        </w:rPr>
-        <w:t>etherchannel</w:t>
+          <w:b/>
+          <w:bCs/>
+          <w:sz w:val="24"/>
+          <w:szCs w:val="24"/>
+          <w:lang w:eastAsia="hu-HU"/>
+        </w:rPr>
+        <w:t>stateful</w:t>
       </w:r>
       <w:proofErr w:type="spellEnd"/>
       <w:r>
         <w:rPr>
           <w:rFonts w:eastAsia="Times New Roman" w:cstheme="minorHAnsi"/>
-          <w:sz w:val="24"/>
-          <w:szCs w:val="24"/>
-          <w:lang w:eastAsia="hu-HU"/>
-        </w:rPr>
-        <w:t xml:space="preserve">, VLAN, HSRP) és forgalomirányítás (a legtöbb esetben OSPF, de lesz használva másmilyen forgalomirányító protokoll is) szempontjából. </w:t>
-      </w:r>
-    </w:p>
-    <w:p>
-      <w:pPr>
-        <w:spacing w:before="100" w:beforeAutospacing="1" w:after="100" w:afterAutospacing="1" w:line="240" w:lineRule="auto"/>
-        <w:rPr>
-          <w:rFonts w:eastAsia="Times New Roman" w:cstheme="minorHAnsi"/>
-          <w:sz w:val="24"/>
-          <w:szCs w:val="24"/>
-          <w:lang w:eastAsia="hu-HU"/>
-        </w:rPr>
-      </w:pPr>
-      <w:r>
-        <w:rPr>
-          <w:rFonts w:eastAsia="Times New Roman" w:cstheme="minorHAnsi"/>
-          <w:sz w:val="24"/>
-          <w:szCs w:val="24"/>
-          <w:lang w:eastAsia="hu-HU"/>
-        </w:rPr>
-        <w:t>az xy. cég terjeszkedni szeretne, eddig csak Budapesten volt telephelyük.</w:t>
+          <w:b/>
+          <w:bCs/>
+          <w:sz w:val="24"/>
+          <w:szCs w:val="24"/>
+          <w:lang w:eastAsia="hu-HU"/>
+        </w:rPr>
+        <w:t>)</w:t>
+      </w:r>
+    </w:p>
+    <w:p>
+      <w:pPr>
+        <w:numPr>
+          <w:ilvl w:val="0"/>
+          <w:numId w:val="6"/>
+        </w:numPr>
+        <w:spacing w:before="100" w:beforeAutospacing="1" w:after="100" w:afterAutospacing="1" w:line="240" w:lineRule="auto"/>
+        <w:rPr>
+          <w:rFonts w:eastAsia="Times New Roman" w:cstheme="minorHAnsi"/>
+          <w:b/>
+          <w:bCs/>
+          <w:sz w:val="24"/>
+          <w:szCs w:val="24"/>
+          <w:lang w:eastAsia="hu-HU"/>
+        </w:rPr>
+      </w:pPr>
+      <w:r>
+        <w:rPr>
+          <w:rFonts w:eastAsia="Times New Roman" w:cstheme="minorHAnsi"/>
+          <w:b/>
+          <w:bCs/>
+          <w:sz w:val="24"/>
+          <w:szCs w:val="24"/>
+          <w:lang w:eastAsia="hu-HU"/>
+        </w:rPr>
+        <w:t>Forgalomirányítás EIGRPv6 protokollal</w:t>
+      </w:r>
+    </w:p>
+    <w:p>
+      <w:pPr>
+        <w:numPr>
+          <w:ilvl w:val="0"/>
+          <w:numId w:val="6"/>
+        </w:numPr>
+        <w:spacing w:before="100" w:beforeAutospacing="1" w:after="100" w:afterAutospacing="1" w:line="240" w:lineRule="auto"/>
+        <w:rPr>
+          <w:rFonts w:eastAsia="Times New Roman" w:cstheme="minorHAnsi"/>
+          <w:b/>
+          <w:bCs/>
+          <w:sz w:val="24"/>
+          <w:szCs w:val="24"/>
+          <w:lang w:eastAsia="hu-HU"/>
+        </w:rPr>
+      </w:pPr>
+      <w:r>
+        <w:rPr>
+          <w:rFonts w:eastAsia="Times New Roman" w:cstheme="minorHAnsi"/>
+          <w:b/>
+          <w:bCs/>
+          <w:sz w:val="24"/>
+          <w:szCs w:val="24"/>
+          <w:lang w:eastAsia="hu-HU"/>
+        </w:rPr>
+        <w:t>ACL-ek</w:t>
+      </w:r>
+    </w:p>
+    <w:p>
+      <w:pPr>
+        <w:numPr>
+          <w:ilvl w:val="0"/>
+          <w:numId w:val="6"/>
+        </w:numPr>
+        <w:spacing w:before="100" w:beforeAutospacing="1" w:after="100" w:afterAutospacing="1" w:line="240" w:lineRule="auto"/>
+        <w:rPr>
+          <w:rFonts w:eastAsia="Times New Roman" w:cstheme="minorHAnsi"/>
+          <w:b/>
+          <w:bCs/>
+          <w:sz w:val="24"/>
+          <w:szCs w:val="24"/>
+          <w:lang w:eastAsia="hu-HU"/>
+        </w:rPr>
+      </w:pPr>
+      <w:r>
+        <w:rPr>
+          <w:rFonts w:eastAsia="Times New Roman" w:cstheme="minorHAnsi"/>
+          <w:b/>
+          <w:bCs/>
+          <w:sz w:val="24"/>
+          <w:szCs w:val="24"/>
+          <w:lang w:eastAsia="hu-HU"/>
+        </w:rPr>
+        <w:t>NAT</w:t>
+      </w:r>
+    </w:p>
+    <w:p>
+      <w:pPr>
+        <w:spacing w:before="100" w:beforeAutospacing="1" w:after="100" w:afterAutospacing="1" w:line="240" w:lineRule="auto"/>
+        <w:rPr>
+          <w:rFonts w:eastAsia="Times New Roman" w:cstheme="minorHAnsi"/>
+          <w:b/>
+          <w:bCs/>
+          <w:sz w:val="24"/>
+          <w:szCs w:val="24"/>
+          <w:lang w:eastAsia="hu-HU"/>
+        </w:rPr>
+      </w:pPr>
+      <w:r>
+        <w:rPr>
+          <w:rFonts w:eastAsia="Times New Roman" w:cstheme="minorHAnsi"/>
+          <w:b/>
+          <w:bCs/>
+          <w:sz w:val="24"/>
+          <w:szCs w:val="24"/>
+          <w:lang w:eastAsia="hu-HU"/>
+        </w:rPr>
+        <w:t>Győr</w:t>
+      </w:r>
+    </w:p>
+    <w:p>
+      <w:pPr>
+        <w:numPr>
+          <w:ilvl w:val="0"/>
+          <w:numId w:val="7"/>
+        </w:numPr>
+        <w:spacing w:before="100" w:beforeAutospacing="1" w:after="100" w:afterAutospacing="1" w:line="240" w:lineRule="auto"/>
+        <w:rPr>
+          <w:rFonts w:eastAsia="Times New Roman" w:cstheme="minorHAnsi"/>
+          <w:b/>
+          <w:bCs/>
+          <w:sz w:val="24"/>
+          <w:szCs w:val="24"/>
+          <w:lang w:eastAsia="hu-HU"/>
+        </w:rPr>
+      </w:pPr>
+      <w:r>
+        <w:rPr>
+          <w:rFonts w:eastAsia="Times New Roman" w:cstheme="minorHAnsi"/>
+          <w:b/>
+          <w:bCs/>
+          <w:sz w:val="24"/>
+          <w:szCs w:val="24"/>
+          <w:lang w:eastAsia="hu-HU"/>
+        </w:rPr>
+        <w:t>Teljes alapkonfiguráció minden eszközön</w:t>
+      </w:r>
+    </w:p>
+    <w:p>
+      <w:pPr>
+        <w:numPr>
+          <w:ilvl w:val="0"/>
+          <w:numId w:val="7"/>
+        </w:numPr>
+        <w:spacing w:before="100" w:beforeAutospacing="1" w:after="100" w:afterAutospacing="1" w:line="240" w:lineRule="auto"/>
+        <w:rPr>
+          <w:rFonts w:eastAsia="Times New Roman" w:cstheme="minorHAnsi"/>
+          <w:b/>
+          <w:bCs/>
+          <w:sz w:val="24"/>
+          <w:szCs w:val="24"/>
+          <w:lang w:eastAsia="hu-HU"/>
+        </w:rPr>
+      </w:pPr>
+      <w:r>
+        <w:rPr>
+          <w:rFonts w:eastAsia="Times New Roman" w:cstheme="minorHAnsi"/>
+          <w:b/>
+          <w:bCs/>
+          <w:sz w:val="24"/>
+          <w:szCs w:val="24"/>
+          <w:lang w:eastAsia="hu-HU"/>
+        </w:rPr>
+        <w:t>Alhálózatszámítás</w:t>
+      </w:r>
+    </w:p>
+    <w:p>
+      <w:pPr>
+        <w:numPr>
+          <w:ilvl w:val="0"/>
+          <w:numId w:val="7"/>
+        </w:numPr>
+        <w:spacing w:before="100" w:beforeAutospacing="1" w:after="100" w:afterAutospacing="1" w:line="240" w:lineRule="auto"/>
+        <w:rPr>
+          <w:rFonts w:eastAsia="Times New Roman" w:cstheme="minorHAnsi"/>
+          <w:b/>
+          <w:bCs/>
+          <w:sz w:val="24"/>
+          <w:szCs w:val="24"/>
+          <w:lang w:eastAsia="hu-HU"/>
+        </w:rPr>
+      </w:pPr>
+      <w:r>
+        <w:rPr>
+          <w:rFonts w:eastAsia="Times New Roman" w:cstheme="minorHAnsi"/>
+          <w:b/>
+          <w:bCs/>
+          <w:sz w:val="24"/>
+          <w:szCs w:val="24"/>
+          <w:lang w:eastAsia="hu-HU"/>
+        </w:rPr>
+        <w:t>DHCPv4</w:t>
+      </w:r>
+    </w:p>
+    <w:p>
+      <w:pPr>
+        <w:numPr>
+          <w:ilvl w:val="0"/>
+          <w:numId w:val="7"/>
+        </w:numPr>
+        <w:spacing w:before="100" w:beforeAutospacing="1" w:after="100" w:afterAutospacing="1" w:line="240" w:lineRule="auto"/>
+        <w:rPr>
+          <w:rFonts w:eastAsia="Times New Roman" w:cstheme="minorHAnsi"/>
+          <w:b/>
+          <w:bCs/>
+          <w:sz w:val="24"/>
+          <w:szCs w:val="24"/>
+          <w:lang w:eastAsia="hu-HU"/>
+        </w:rPr>
+      </w:pPr>
+      <w:r>
+        <w:rPr>
+          <w:rFonts w:eastAsia="Times New Roman" w:cstheme="minorHAnsi"/>
+          <w:b/>
+          <w:bCs/>
+          <w:sz w:val="24"/>
+          <w:szCs w:val="24"/>
+          <w:lang w:eastAsia="hu-HU"/>
+        </w:rPr>
+        <w:t>Vezeték nélküli hálózati eszközök telepítése</w:t>
+      </w:r>
+    </w:p>
+    <w:p>
+      <w:pPr>
+        <w:numPr>
+          <w:ilvl w:val="0"/>
+          <w:numId w:val="7"/>
+        </w:numPr>
+        <w:spacing w:before="100" w:beforeAutospacing="1" w:after="100" w:afterAutospacing="1" w:line="240" w:lineRule="auto"/>
+        <w:rPr>
+          <w:rFonts w:eastAsia="Times New Roman" w:cstheme="minorHAnsi"/>
+          <w:b/>
+          <w:bCs/>
+          <w:sz w:val="24"/>
+          <w:szCs w:val="24"/>
+          <w:lang w:eastAsia="hu-HU"/>
+        </w:rPr>
+      </w:pPr>
+      <w:r>
+        <w:rPr>
+          <w:rFonts w:eastAsia="Times New Roman" w:cstheme="minorHAnsi"/>
+          <w:b/>
+          <w:bCs/>
+          <w:sz w:val="24"/>
+          <w:szCs w:val="24"/>
+          <w:lang w:eastAsia="hu-HU"/>
+        </w:rPr>
+        <w:t>WLC (</w:t>
+      </w:r>
+      <w:proofErr w:type="spellStart"/>
+      <w:r>
+        <w:rPr>
+          <w:rFonts w:eastAsia="Times New Roman" w:cstheme="minorHAnsi"/>
+          <w:b/>
+          <w:bCs/>
+          <w:sz w:val="24"/>
+          <w:szCs w:val="24"/>
+          <w:lang w:eastAsia="hu-HU"/>
+        </w:rPr>
+        <w:t>Wireless</w:t>
+      </w:r>
+      <w:proofErr w:type="spellEnd"/>
+      <w:r>
+        <w:rPr>
+          <w:rFonts w:eastAsia="Times New Roman" w:cstheme="minorHAnsi"/>
+          <w:b/>
+          <w:bCs/>
+          <w:sz w:val="24"/>
+          <w:szCs w:val="24"/>
+          <w:lang w:eastAsia="hu-HU"/>
+        </w:rPr>
+        <w:t xml:space="preserve"> LAN </w:t>
+      </w:r>
+      <w:proofErr w:type="spellStart"/>
+      <w:r>
+        <w:rPr>
+          <w:rFonts w:eastAsia="Times New Roman" w:cstheme="minorHAnsi"/>
+          <w:b/>
+          <w:bCs/>
+          <w:sz w:val="24"/>
+          <w:szCs w:val="24"/>
+          <w:lang w:eastAsia="hu-HU"/>
+        </w:rPr>
+        <w:t>Controller</w:t>
+      </w:r>
+      <w:proofErr w:type="spellEnd"/>
+      <w:r>
+        <w:rPr>
+          <w:rFonts w:eastAsia="Times New Roman" w:cstheme="minorHAnsi"/>
+          <w:b/>
+          <w:bCs/>
+          <w:sz w:val="24"/>
+          <w:szCs w:val="24"/>
+          <w:lang w:eastAsia="hu-HU"/>
+        </w:rPr>
+        <w:t>) alkalmazása</w:t>
+      </w:r>
+    </w:p>
+    <w:p>
+      <w:pPr>
+        <w:numPr>
+          <w:ilvl w:val="0"/>
+          <w:numId w:val="7"/>
+        </w:numPr>
+        <w:spacing w:before="100" w:beforeAutospacing="1" w:after="100" w:afterAutospacing="1" w:line="240" w:lineRule="auto"/>
+        <w:rPr>
+          <w:rFonts w:eastAsia="Times New Roman" w:cstheme="minorHAnsi"/>
+          <w:b/>
+          <w:bCs/>
+          <w:sz w:val="24"/>
+          <w:szCs w:val="24"/>
+          <w:lang w:eastAsia="hu-HU"/>
+        </w:rPr>
+      </w:pPr>
+      <w:r>
+        <w:rPr>
+          <w:rFonts w:eastAsia="Times New Roman" w:cstheme="minorHAnsi"/>
+          <w:b/>
+          <w:bCs/>
+          <w:sz w:val="24"/>
+          <w:szCs w:val="24"/>
+          <w:lang w:eastAsia="hu-HU"/>
+        </w:rPr>
+        <w:t>ACL-ek</w:t>
+      </w:r>
+    </w:p>
+    <w:p>
+      <w:pPr>
+        <w:numPr>
+          <w:ilvl w:val="0"/>
+          <w:numId w:val="7"/>
+        </w:numPr>
+        <w:spacing w:before="100" w:beforeAutospacing="1" w:after="100" w:afterAutospacing="1" w:line="240" w:lineRule="auto"/>
+        <w:rPr>
+          <w:rFonts w:eastAsia="Times New Roman" w:cstheme="minorHAnsi"/>
+          <w:b/>
+          <w:bCs/>
+          <w:sz w:val="24"/>
+          <w:szCs w:val="24"/>
+          <w:lang w:eastAsia="hu-HU"/>
+        </w:rPr>
+      </w:pPr>
+      <w:r>
+        <w:rPr>
+          <w:rFonts w:eastAsia="Times New Roman" w:cstheme="minorHAnsi"/>
+          <w:b/>
+          <w:bCs/>
+          <w:sz w:val="24"/>
+          <w:szCs w:val="24"/>
+          <w:lang w:eastAsia="hu-HU"/>
+        </w:rPr>
+        <w:t>NAT</w:t>
       </w:r>
     </w:p>
     <w:p>
@@ -699,7 +2337,6 @@
           <w:szCs w:val="24"/>
           <w:lang w:eastAsia="hu-HU"/>
         </w:rPr>
-        <w:lastRenderedPageBreak/>
         <w:br/>
         <w:t>Eszközlista:</w:t>
       </w:r>
@@ -1065,6 +2702,155 @@
 <file path=word/numbering.xml><?xml version="1.0" encoding="utf-8"?>
 <w:numbering xmlns:wpc="http://schemas.microsoft.com/office/word/2010/wordprocessingCanvas" xmlns:cx="http://schemas.microsoft.com/office/drawing/2014/chartex" xmlns:cx1="http://schemas.microsoft.com/office/drawing/2015/9/8/chartex" xmlns:cx2="http://schemas.microsoft.com/office/drawing/2015/10/21/chartex" xmlns:cx3="http://schemas.microsoft.com/office/drawing/2016/5/9/chartex" xmlns:cx4="http://schemas.microsoft.com/office/drawing/2016/5/10/chartex" xmlns:cx5="http://schemas.microsoft.com/office/drawing/2016/5/11/chartex" xmlns:cx6="http://schemas.microsoft.com/office/drawing/2016/5/12/chartex" xmlns:cx7="http://schemas.microsoft.com/office/drawing/2016/5/13/chartex" xmlns:cx8="http://schemas.microsoft.com/office/drawing/2016/5/14/chartex" xmlns:mc="http://schemas.openxmlformats.org/markup-compatibility/2006" xmlns:aink="http://schemas.microsoft.com/office/drawing/2016/ink" xmlns:am3d="http://schemas.microsoft.com/office/drawing/2017/model3d" xmlns:o="urn:schemas-microsoft-com:office:office" xmlns:oel="http://schemas.microsoft.com/office/2019/extlst" xmlns:r="http://schemas.openxmlformats.org/officeDocument/2006/relationships" xmlns:m="http://schemas.openxmlformats.org/officeDocument/2006/math" xmlns:v="urn:schemas-microsoft-com:vml" xmlns:wp14="http://schemas.microsoft.com/office/word/2010/wordprocessingDrawing" xmlns:wp="http://schemas.openxmlformats.org/drawingml/2006/wordprocessingDrawing" xmlns:w10="urn:schemas-microsoft-com:office:word" xmlns:w="http://schemas.openxmlformats.org/wordprocessingml/2006/main" xmlns:w14="http://schemas.microsoft.com/office/word/2010/wordml" xmlns:w15="http://schemas.microsoft.com/office/word/2012/wordml" xmlns:w16cex="http://schemas.microsoft.com/office/word/2018/wordml/cex" xmlns:w16cid="http://schemas.microsoft.com/office/word/2016/wordml/cid" xmlns:w16="http://schemas.microsoft.com/office/word/2018/wordml" xmlns:w16du="http://schemas.microsoft.com/office/word/2023/wordml/word16du" xmlns:w16sdtdh="http://schemas.microsoft.com/office/word/2020/wordml/sdtdatahash" xmlns:w16sdtfl="http://schemas.microsoft.com/office/word/2024/wordml/sdtformatlock" xmlns:w16se="http://schemas.microsoft.com/office/word/2015/wordml/symex" xmlns:wpg="http://schemas.microsoft.com/office/word/2010/wordprocessingGroup" xmlns:wpi="http://schemas.microsoft.com/office/word/2010/wordprocessingInk" xmlns:wne="http://schemas.microsoft.com/office/word/2006/wordml" xmlns:wps="http://schemas.microsoft.com/office/word/2010/wordprocessingShape" mc:Ignorable="w14 w15 w16se w16cid w16 w16cex w16sdtdh w16sdtfl w16du wp14">
   <w:abstractNum w:abstractNumId="0" w15:restartNumberingAfterBreak="0">
+    <w:nsid w:val="080420EC"/>
+    <w:multiLevelType w:val="multilevel"/>
+    <w:tmpl w:val="8050F594"/>
+    <w:lvl w:ilvl="0">
+      <w:start w:val="1"/>
+      <w:numFmt w:val="bullet"/>
+      <w:lvlText w:val=""/>
+      <w:lvlJc w:val="left"/>
+      <w:pPr>
+        <w:tabs>
+          <w:tab w:val="num" w:pos="720"/>
+        </w:tabs>
+        <w:ind w:left="720" w:hanging="360"/>
+      </w:pPr>
+      <w:rPr>
+        <w:rFonts w:ascii="Symbol" w:hAnsi="Symbol" w:hint="default"/>
+        <w:sz w:val="20"/>
+      </w:rPr>
+    </w:lvl>
+    <w:lvl w:ilvl="1" w:tentative="1">
+      <w:start w:val="1"/>
+      <w:numFmt w:val="bullet"/>
+      <w:lvlText w:val="o"/>
+      <w:lvlJc w:val="left"/>
+      <w:pPr>
+        <w:tabs>
+          <w:tab w:val="num" w:pos="1440"/>
+        </w:tabs>
+        <w:ind w:left="1440" w:hanging="360"/>
+      </w:pPr>
+      <w:rPr>
+        <w:rFonts w:ascii="Courier New" w:hAnsi="Courier New" w:hint="default"/>
+        <w:sz w:val="20"/>
+      </w:rPr>
+    </w:lvl>
+    <w:lvl w:ilvl="2" w:tentative="1">
+      <w:start w:val="1"/>
+      <w:numFmt w:val="bullet"/>
+      <w:lvlText w:val=""/>
+      <w:lvlJc w:val="left"/>
+      <w:pPr>
+        <w:tabs>
+          <w:tab w:val="num" w:pos="2160"/>
+        </w:tabs>
+        <w:ind w:left="2160" w:hanging="360"/>
+      </w:pPr>
+      <w:rPr>
+        <w:rFonts w:ascii="Wingdings" w:hAnsi="Wingdings" w:hint="default"/>
+        <w:sz w:val="20"/>
+      </w:rPr>
+    </w:lvl>
+    <w:lvl w:ilvl="3" w:tentative="1">
+      <w:start w:val="1"/>
+      <w:numFmt w:val="bullet"/>
+      <w:lvlText w:val=""/>
+      <w:lvlJc w:val="left"/>
+      <w:pPr>
+        <w:tabs>
+          <w:tab w:val="num" w:pos="2880"/>
+        </w:tabs>
+        <w:ind w:left="2880" w:hanging="360"/>
+      </w:pPr>
+      <w:rPr>
+        <w:rFonts w:ascii="Wingdings" w:hAnsi="Wingdings" w:hint="default"/>
+        <w:sz w:val="20"/>
+      </w:rPr>
+    </w:lvl>
+    <w:lvl w:ilvl="4" w:tentative="1">
+      <w:start w:val="1"/>
+      <w:numFmt w:val="bullet"/>
+      <w:lvlText w:val=""/>
+      <w:lvlJc w:val="left"/>
+      <w:pPr>
+        <w:tabs>
+          <w:tab w:val="num" w:pos="3600"/>
+        </w:tabs>
+        <w:ind w:left="3600" w:hanging="360"/>
+      </w:pPr>
+      <w:rPr>
+        <w:rFonts w:ascii="Wingdings" w:hAnsi="Wingdings" w:hint="default"/>
+        <w:sz w:val="20"/>
+      </w:rPr>
+    </w:lvl>
+    <w:lvl w:ilvl="5" w:tentative="1">
+      <w:start w:val="1"/>
+      <w:numFmt w:val="bullet"/>
+      <w:lvlText w:val=""/>
+      <w:lvlJc w:val="left"/>
+      <w:pPr>
+        <w:tabs>
+          <w:tab w:val="num" w:pos="4320"/>
+        </w:tabs>
+        <w:ind w:left="4320" w:hanging="360"/>
+      </w:pPr>
+      <w:rPr>
+        <w:rFonts w:ascii="Wingdings" w:hAnsi="Wingdings" w:hint="default"/>
+        <w:sz w:val="20"/>
+      </w:rPr>
+    </w:lvl>
+    <w:lvl w:ilvl="6" w:tentative="1">
+      <w:start w:val="1"/>
+      <w:numFmt w:val="bullet"/>
+      <w:lvlText w:val=""/>
+      <w:lvlJc w:val="left"/>
+      <w:pPr>
+        <w:tabs>
+          <w:tab w:val="num" w:pos="5040"/>
+        </w:tabs>
+        <w:ind w:left="5040" w:hanging="360"/>
+      </w:pPr>
+      <w:rPr>
+        <w:rFonts w:ascii="Wingdings" w:hAnsi="Wingdings" w:hint="default"/>
+        <w:sz w:val="20"/>
+      </w:rPr>
+    </w:lvl>
+    <w:lvl w:ilvl="7" w:tentative="1">
+      <w:start w:val="1"/>
+      <w:numFmt w:val="bullet"/>
+      <w:lvlText w:val=""/>
+      <w:lvlJc w:val="left"/>
+      <w:pPr>
+        <w:tabs>
+          <w:tab w:val="num" w:pos="5760"/>
+        </w:tabs>
+        <w:ind w:left="5760" w:hanging="360"/>
+      </w:pPr>
+      <w:rPr>
+        <w:rFonts w:ascii="Wingdings" w:hAnsi="Wingdings" w:hint="default"/>
+        <w:sz w:val="20"/>
+      </w:rPr>
+    </w:lvl>
+    <w:lvl w:ilvl="8" w:tentative="1">
+      <w:start w:val="1"/>
+      <w:numFmt w:val="bullet"/>
+      <w:lvlText w:val=""/>
+      <w:lvlJc w:val="left"/>
+      <w:pPr>
+        <w:tabs>
+          <w:tab w:val="num" w:pos="6480"/>
+        </w:tabs>
+        <w:ind w:left="6480" w:hanging="360"/>
+      </w:pPr>
+      <w:rPr>
+        <w:rFonts w:ascii="Wingdings" w:hAnsi="Wingdings" w:hint="default"/>
+        <w:sz w:val="20"/>
+      </w:rPr>
+    </w:lvl>
+  </w:abstractNum>
+  <w:abstractNum w:abstractNumId="1" w15:restartNumberingAfterBreak="0">
     <w:nsid w:val="2058159A"/>
     <w:multiLevelType w:val="multilevel"/>
     <w:tmpl w:val="B6FC7920"/>
@@ -1213,7 +2999,770 @@
       </w:rPr>
     </w:lvl>
   </w:abstractNum>
+  <w:abstractNum w:abstractNumId="2" w15:restartNumberingAfterBreak="0">
+    <w:nsid w:val="2796545E"/>
+    <w:multiLevelType w:val="multilevel"/>
+    <w:tmpl w:val="DAEA01B2"/>
+    <w:lvl w:ilvl="0">
+      <w:start w:val="1"/>
+      <w:numFmt w:val="bullet"/>
+      <w:lvlText w:val=""/>
+      <w:lvlJc w:val="left"/>
+      <w:pPr>
+        <w:tabs>
+          <w:tab w:val="num" w:pos="720"/>
+        </w:tabs>
+        <w:ind w:left="720" w:hanging="360"/>
+      </w:pPr>
+      <w:rPr>
+        <w:rFonts w:ascii="Symbol" w:hAnsi="Symbol" w:hint="default"/>
+        <w:sz w:val="20"/>
+      </w:rPr>
+    </w:lvl>
+    <w:lvl w:ilvl="1" w:tentative="1">
+      <w:start w:val="1"/>
+      <w:numFmt w:val="bullet"/>
+      <w:lvlText w:val="o"/>
+      <w:lvlJc w:val="left"/>
+      <w:pPr>
+        <w:tabs>
+          <w:tab w:val="num" w:pos="1440"/>
+        </w:tabs>
+        <w:ind w:left="1440" w:hanging="360"/>
+      </w:pPr>
+      <w:rPr>
+        <w:rFonts w:ascii="Courier New" w:hAnsi="Courier New" w:hint="default"/>
+        <w:sz w:val="20"/>
+      </w:rPr>
+    </w:lvl>
+    <w:lvl w:ilvl="2" w:tentative="1">
+      <w:start w:val="1"/>
+      <w:numFmt w:val="bullet"/>
+      <w:lvlText w:val=""/>
+      <w:lvlJc w:val="left"/>
+      <w:pPr>
+        <w:tabs>
+          <w:tab w:val="num" w:pos="2160"/>
+        </w:tabs>
+        <w:ind w:left="2160" w:hanging="360"/>
+      </w:pPr>
+      <w:rPr>
+        <w:rFonts w:ascii="Wingdings" w:hAnsi="Wingdings" w:hint="default"/>
+        <w:sz w:val="20"/>
+      </w:rPr>
+    </w:lvl>
+    <w:lvl w:ilvl="3" w:tentative="1">
+      <w:start w:val="1"/>
+      <w:numFmt w:val="bullet"/>
+      <w:lvlText w:val=""/>
+      <w:lvlJc w:val="left"/>
+      <w:pPr>
+        <w:tabs>
+          <w:tab w:val="num" w:pos="2880"/>
+        </w:tabs>
+        <w:ind w:left="2880" w:hanging="360"/>
+      </w:pPr>
+      <w:rPr>
+        <w:rFonts w:ascii="Wingdings" w:hAnsi="Wingdings" w:hint="default"/>
+        <w:sz w:val="20"/>
+      </w:rPr>
+    </w:lvl>
+    <w:lvl w:ilvl="4" w:tentative="1">
+      <w:start w:val="1"/>
+      <w:numFmt w:val="bullet"/>
+      <w:lvlText w:val=""/>
+      <w:lvlJc w:val="left"/>
+      <w:pPr>
+        <w:tabs>
+          <w:tab w:val="num" w:pos="3600"/>
+        </w:tabs>
+        <w:ind w:left="3600" w:hanging="360"/>
+      </w:pPr>
+      <w:rPr>
+        <w:rFonts w:ascii="Wingdings" w:hAnsi="Wingdings" w:hint="default"/>
+        <w:sz w:val="20"/>
+      </w:rPr>
+    </w:lvl>
+    <w:lvl w:ilvl="5" w:tentative="1">
+      <w:start w:val="1"/>
+      <w:numFmt w:val="bullet"/>
+      <w:lvlText w:val=""/>
+      <w:lvlJc w:val="left"/>
+      <w:pPr>
+        <w:tabs>
+          <w:tab w:val="num" w:pos="4320"/>
+        </w:tabs>
+        <w:ind w:left="4320" w:hanging="360"/>
+      </w:pPr>
+      <w:rPr>
+        <w:rFonts w:ascii="Wingdings" w:hAnsi="Wingdings" w:hint="default"/>
+        <w:sz w:val="20"/>
+      </w:rPr>
+    </w:lvl>
+    <w:lvl w:ilvl="6" w:tentative="1">
+      <w:start w:val="1"/>
+      <w:numFmt w:val="bullet"/>
+      <w:lvlText w:val=""/>
+      <w:lvlJc w:val="left"/>
+      <w:pPr>
+        <w:tabs>
+          <w:tab w:val="num" w:pos="5040"/>
+        </w:tabs>
+        <w:ind w:left="5040" w:hanging="360"/>
+      </w:pPr>
+      <w:rPr>
+        <w:rFonts w:ascii="Wingdings" w:hAnsi="Wingdings" w:hint="default"/>
+        <w:sz w:val="20"/>
+      </w:rPr>
+    </w:lvl>
+    <w:lvl w:ilvl="7" w:tentative="1">
+      <w:start w:val="1"/>
+      <w:numFmt w:val="bullet"/>
+      <w:lvlText w:val=""/>
+      <w:lvlJc w:val="left"/>
+      <w:pPr>
+        <w:tabs>
+          <w:tab w:val="num" w:pos="5760"/>
+        </w:tabs>
+        <w:ind w:left="5760" w:hanging="360"/>
+      </w:pPr>
+      <w:rPr>
+        <w:rFonts w:ascii="Wingdings" w:hAnsi="Wingdings" w:hint="default"/>
+        <w:sz w:val="20"/>
+      </w:rPr>
+    </w:lvl>
+    <w:lvl w:ilvl="8" w:tentative="1">
+      <w:start w:val="1"/>
+      <w:numFmt w:val="bullet"/>
+      <w:lvlText w:val=""/>
+      <w:lvlJc w:val="left"/>
+      <w:pPr>
+        <w:tabs>
+          <w:tab w:val="num" w:pos="6480"/>
+        </w:tabs>
+        <w:ind w:left="6480" w:hanging="360"/>
+      </w:pPr>
+      <w:rPr>
+        <w:rFonts w:ascii="Wingdings" w:hAnsi="Wingdings" w:hint="default"/>
+        <w:sz w:val="20"/>
+      </w:rPr>
+    </w:lvl>
+  </w:abstractNum>
+  <w:abstractNum w:abstractNumId="3" w15:restartNumberingAfterBreak="0">
+    <w:nsid w:val="2D723503"/>
+    <w:multiLevelType w:val="multilevel"/>
+    <w:tmpl w:val="05222B38"/>
+    <w:lvl w:ilvl="0">
+      <w:start w:val="1"/>
+      <w:numFmt w:val="bullet"/>
+      <w:lvlText w:val=""/>
+      <w:lvlJc w:val="left"/>
+      <w:pPr>
+        <w:tabs>
+          <w:tab w:val="num" w:pos="720"/>
+        </w:tabs>
+        <w:ind w:left="720" w:hanging="360"/>
+      </w:pPr>
+      <w:rPr>
+        <w:rFonts w:ascii="Symbol" w:hAnsi="Symbol" w:hint="default"/>
+        <w:sz w:val="20"/>
+      </w:rPr>
+    </w:lvl>
+    <w:lvl w:ilvl="1" w:tentative="1">
+      <w:start w:val="1"/>
+      <w:numFmt w:val="bullet"/>
+      <w:lvlText w:val="o"/>
+      <w:lvlJc w:val="left"/>
+      <w:pPr>
+        <w:tabs>
+          <w:tab w:val="num" w:pos="1440"/>
+        </w:tabs>
+        <w:ind w:left="1440" w:hanging="360"/>
+      </w:pPr>
+      <w:rPr>
+        <w:rFonts w:ascii="Courier New" w:hAnsi="Courier New" w:hint="default"/>
+        <w:sz w:val="20"/>
+      </w:rPr>
+    </w:lvl>
+    <w:lvl w:ilvl="2" w:tentative="1">
+      <w:start w:val="1"/>
+      <w:numFmt w:val="bullet"/>
+      <w:lvlText w:val=""/>
+      <w:lvlJc w:val="left"/>
+      <w:pPr>
+        <w:tabs>
+          <w:tab w:val="num" w:pos="2160"/>
+        </w:tabs>
+        <w:ind w:left="2160" w:hanging="360"/>
+      </w:pPr>
+      <w:rPr>
+        <w:rFonts w:ascii="Wingdings" w:hAnsi="Wingdings" w:hint="default"/>
+        <w:sz w:val="20"/>
+      </w:rPr>
+    </w:lvl>
+    <w:lvl w:ilvl="3" w:tentative="1">
+      <w:start w:val="1"/>
+      <w:numFmt w:val="bullet"/>
+      <w:lvlText w:val=""/>
+      <w:lvlJc w:val="left"/>
+      <w:pPr>
+        <w:tabs>
+          <w:tab w:val="num" w:pos="2880"/>
+        </w:tabs>
+        <w:ind w:left="2880" w:hanging="360"/>
+      </w:pPr>
+      <w:rPr>
+        <w:rFonts w:ascii="Wingdings" w:hAnsi="Wingdings" w:hint="default"/>
+        <w:sz w:val="20"/>
+      </w:rPr>
+    </w:lvl>
+    <w:lvl w:ilvl="4" w:tentative="1">
+      <w:start w:val="1"/>
+      <w:numFmt w:val="bullet"/>
+      <w:lvlText w:val=""/>
+      <w:lvlJc w:val="left"/>
+      <w:pPr>
+        <w:tabs>
+          <w:tab w:val="num" w:pos="3600"/>
+        </w:tabs>
+        <w:ind w:left="3600" w:hanging="360"/>
+      </w:pPr>
+      <w:rPr>
+        <w:rFonts w:ascii="Wingdings" w:hAnsi="Wingdings" w:hint="default"/>
+        <w:sz w:val="20"/>
+      </w:rPr>
+    </w:lvl>
+    <w:lvl w:ilvl="5" w:tentative="1">
+      <w:start w:val="1"/>
+      <w:numFmt w:val="bullet"/>
+      <w:lvlText w:val=""/>
+      <w:lvlJc w:val="left"/>
+      <w:pPr>
+        <w:tabs>
+          <w:tab w:val="num" w:pos="4320"/>
+        </w:tabs>
+        <w:ind w:left="4320" w:hanging="360"/>
+      </w:pPr>
+      <w:rPr>
+        <w:rFonts w:ascii="Wingdings" w:hAnsi="Wingdings" w:hint="default"/>
+        <w:sz w:val="20"/>
+      </w:rPr>
+    </w:lvl>
+    <w:lvl w:ilvl="6" w:tentative="1">
+      <w:start w:val="1"/>
+      <w:numFmt w:val="bullet"/>
+      <w:lvlText w:val=""/>
+      <w:lvlJc w:val="left"/>
+      <w:pPr>
+        <w:tabs>
+          <w:tab w:val="num" w:pos="5040"/>
+        </w:tabs>
+        <w:ind w:left="5040" w:hanging="360"/>
+      </w:pPr>
+      <w:rPr>
+        <w:rFonts w:ascii="Wingdings" w:hAnsi="Wingdings" w:hint="default"/>
+        <w:sz w:val="20"/>
+      </w:rPr>
+    </w:lvl>
+    <w:lvl w:ilvl="7" w:tentative="1">
+      <w:start w:val="1"/>
+      <w:numFmt w:val="bullet"/>
+      <w:lvlText w:val=""/>
+      <w:lvlJc w:val="left"/>
+      <w:pPr>
+        <w:tabs>
+          <w:tab w:val="num" w:pos="5760"/>
+        </w:tabs>
+        <w:ind w:left="5760" w:hanging="360"/>
+      </w:pPr>
+      <w:rPr>
+        <w:rFonts w:ascii="Wingdings" w:hAnsi="Wingdings" w:hint="default"/>
+        <w:sz w:val="20"/>
+      </w:rPr>
+    </w:lvl>
+    <w:lvl w:ilvl="8" w:tentative="1">
+      <w:start w:val="1"/>
+      <w:numFmt w:val="bullet"/>
+      <w:lvlText w:val=""/>
+      <w:lvlJc w:val="left"/>
+      <w:pPr>
+        <w:tabs>
+          <w:tab w:val="num" w:pos="6480"/>
+        </w:tabs>
+        <w:ind w:left="6480" w:hanging="360"/>
+      </w:pPr>
+      <w:rPr>
+        <w:rFonts w:ascii="Wingdings" w:hAnsi="Wingdings" w:hint="default"/>
+        <w:sz w:val="20"/>
+      </w:rPr>
+    </w:lvl>
+  </w:abstractNum>
+  <w:abstractNum w:abstractNumId="4" w15:restartNumberingAfterBreak="0">
+    <w:nsid w:val="56AC4F71"/>
+    <w:multiLevelType w:val="multilevel"/>
+    <w:tmpl w:val="E4760E94"/>
+    <w:lvl w:ilvl="0">
+      <w:start w:val="1"/>
+      <w:numFmt w:val="bullet"/>
+      <w:lvlText w:val=""/>
+      <w:lvlJc w:val="left"/>
+      <w:pPr>
+        <w:tabs>
+          <w:tab w:val="num" w:pos="720"/>
+        </w:tabs>
+        <w:ind w:left="720" w:hanging="360"/>
+      </w:pPr>
+      <w:rPr>
+        <w:rFonts w:ascii="Symbol" w:hAnsi="Symbol" w:hint="default"/>
+        <w:sz w:val="20"/>
+      </w:rPr>
+    </w:lvl>
+    <w:lvl w:ilvl="1" w:tentative="1">
+      <w:start w:val="1"/>
+      <w:numFmt w:val="bullet"/>
+      <w:lvlText w:val="o"/>
+      <w:lvlJc w:val="left"/>
+      <w:pPr>
+        <w:tabs>
+          <w:tab w:val="num" w:pos="1440"/>
+        </w:tabs>
+        <w:ind w:left="1440" w:hanging="360"/>
+      </w:pPr>
+      <w:rPr>
+        <w:rFonts w:ascii="Courier New" w:hAnsi="Courier New" w:hint="default"/>
+        <w:sz w:val="20"/>
+      </w:rPr>
+    </w:lvl>
+    <w:lvl w:ilvl="2" w:tentative="1">
+      <w:start w:val="1"/>
+      <w:numFmt w:val="bullet"/>
+      <w:lvlText w:val=""/>
+      <w:lvlJc w:val="left"/>
+      <w:pPr>
+        <w:tabs>
+          <w:tab w:val="num" w:pos="2160"/>
+        </w:tabs>
+        <w:ind w:left="2160" w:hanging="360"/>
+      </w:pPr>
+      <w:rPr>
+        <w:rFonts w:ascii="Wingdings" w:hAnsi="Wingdings" w:hint="default"/>
+        <w:sz w:val="20"/>
+      </w:rPr>
+    </w:lvl>
+    <w:lvl w:ilvl="3" w:tentative="1">
+      <w:start w:val="1"/>
+      <w:numFmt w:val="bullet"/>
+      <w:lvlText w:val=""/>
+      <w:lvlJc w:val="left"/>
+      <w:pPr>
+        <w:tabs>
+          <w:tab w:val="num" w:pos="2880"/>
+        </w:tabs>
+        <w:ind w:left="2880" w:hanging="360"/>
+      </w:pPr>
+      <w:rPr>
+        <w:rFonts w:ascii="Wingdings" w:hAnsi="Wingdings" w:hint="default"/>
+        <w:sz w:val="20"/>
+      </w:rPr>
+    </w:lvl>
+    <w:lvl w:ilvl="4" w:tentative="1">
+      <w:start w:val="1"/>
+      <w:numFmt w:val="bullet"/>
+      <w:lvlText w:val=""/>
+      <w:lvlJc w:val="left"/>
+      <w:pPr>
+        <w:tabs>
+          <w:tab w:val="num" w:pos="3600"/>
+        </w:tabs>
+        <w:ind w:left="3600" w:hanging="360"/>
+      </w:pPr>
+      <w:rPr>
+        <w:rFonts w:ascii="Wingdings" w:hAnsi="Wingdings" w:hint="default"/>
+        <w:sz w:val="20"/>
+      </w:rPr>
+    </w:lvl>
+    <w:lvl w:ilvl="5" w:tentative="1">
+      <w:start w:val="1"/>
+      <w:numFmt w:val="bullet"/>
+      <w:lvlText w:val=""/>
+      <w:lvlJc w:val="left"/>
+      <w:pPr>
+        <w:tabs>
+          <w:tab w:val="num" w:pos="4320"/>
+        </w:tabs>
+        <w:ind w:left="4320" w:hanging="360"/>
+      </w:pPr>
+      <w:rPr>
+        <w:rFonts w:ascii="Wingdings" w:hAnsi="Wingdings" w:hint="default"/>
+        <w:sz w:val="20"/>
+      </w:rPr>
+    </w:lvl>
+    <w:lvl w:ilvl="6" w:tentative="1">
+      <w:start w:val="1"/>
+      <w:numFmt w:val="bullet"/>
+      <w:lvlText w:val=""/>
+      <w:lvlJc w:val="left"/>
+      <w:pPr>
+        <w:tabs>
+          <w:tab w:val="num" w:pos="5040"/>
+        </w:tabs>
+        <w:ind w:left="5040" w:hanging="360"/>
+      </w:pPr>
+      <w:rPr>
+        <w:rFonts w:ascii="Wingdings" w:hAnsi="Wingdings" w:hint="default"/>
+        <w:sz w:val="20"/>
+      </w:rPr>
+    </w:lvl>
+    <w:lvl w:ilvl="7" w:tentative="1">
+      <w:start w:val="1"/>
+      <w:numFmt w:val="bullet"/>
+      <w:lvlText w:val=""/>
+      <w:lvlJc w:val="left"/>
+      <w:pPr>
+        <w:tabs>
+          <w:tab w:val="num" w:pos="5760"/>
+        </w:tabs>
+        <w:ind w:left="5760" w:hanging="360"/>
+      </w:pPr>
+      <w:rPr>
+        <w:rFonts w:ascii="Wingdings" w:hAnsi="Wingdings" w:hint="default"/>
+        <w:sz w:val="20"/>
+      </w:rPr>
+    </w:lvl>
+    <w:lvl w:ilvl="8" w:tentative="1">
+      <w:start w:val="1"/>
+      <w:numFmt w:val="bullet"/>
+      <w:lvlText w:val=""/>
+      <w:lvlJc w:val="left"/>
+      <w:pPr>
+        <w:tabs>
+          <w:tab w:val="num" w:pos="6480"/>
+        </w:tabs>
+        <w:ind w:left="6480" w:hanging="360"/>
+      </w:pPr>
+      <w:rPr>
+        <w:rFonts w:ascii="Wingdings" w:hAnsi="Wingdings" w:hint="default"/>
+        <w:sz w:val="20"/>
+      </w:rPr>
+    </w:lvl>
+  </w:abstractNum>
+  <w:abstractNum w:abstractNumId="5" w15:restartNumberingAfterBreak="0">
+    <w:nsid w:val="6F712350"/>
+    <w:multiLevelType w:val="multilevel"/>
+    <w:tmpl w:val="FDB485D8"/>
+    <w:lvl w:ilvl="0">
+      <w:start w:val="1"/>
+      <w:numFmt w:val="bullet"/>
+      <w:lvlText w:val=""/>
+      <w:lvlJc w:val="left"/>
+      <w:pPr>
+        <w:tabs>
+          <w:tab w:val="num" w:pos="720"/>
+        </w:tabs>
+        <w:ind w:left="720" w:hanging="360"/>
+      </w:pPr>
+      <w:rPr>
+        <w:rFonts w:ascii="Symbol" w:hAnsi="Symbol" w:hint="default"/>
+        <w:sz w:val="20"/>
+      </w:rPr>
+    </w:lvl>
+    <w:lvl w:ilvl="1" w:tentative="1">
+      <w:start w:val="1"/>
+      <w:numFmt w:val="bullet"/>
+      <w:lvlText w:val="o"/>
+      <w:lvlJc w:val="left"/>
+      <w:pPr>
+        <w:tabs>
+          <w:tab w:val="num" w:pos="1440"/>
+        </w:tabs>
+        <w:ind w:left="1440" w:hanging="360"/>
+      </w:pPr>
+      <w:rPr>
+        <w:rFonts w:ascii="Courier New" w:hAnsi="Courier New" w:hint="default"/>
+        <w:sz w:val="20"/>
+      </w:rPr>
+    </w:lvl>
+    <w:lvl w:ilvl="2" w:tentative="1">
+      <w:start w:val="1"/>
+      <w:numFmt w:val="bullet"/>
+      <w:lvlText w:val=""/>
+      <w:lvlJc w:val="left"/>
+      <w:pPr>
+        <w:tabs>
+          <w:tab w:val="num" w:pos="2160"/>
+        </w:tabs>
+        <w:ind w:left="2160" w:hanging="360"/>
+      </w:pPr>
+      <w:rPr>
+        <w:rFonts w:ascii="Wingdings" w:hAnsi="Wingdings" w:hint="default"/>
+        <w:sz w:val="20"/>
+      </w:rPr>
+    </w:lvl>
+    <w:lvl w:ilvl="3" w:tentative="1">
+      <w:start w:val="1"/>
+      <w:numFmt w:val="bullet"/>
+      <w:lvlText w:val=""/>
+      <w:lvlJc w:val="left"/>
+      <w:pPr>
+        <w:tabs>
+          <w:tab w:val="num" w:pos="2880"/>
+        </w:tabs>
+        <w:ind w:left="2880" w:hanging="360"/>
+      </w:pPr>
+      <w:rPr>
+        <w:rFonts w:ascii="Wingdings" w:hAnsi="Wingdings" w:hint="default"/>
+        <w:sz w:val="20"/>
+      </w:rPr>
+    </w:lvl>
+    <w:lvl w:ilvl="4" w:tentative="1">
+      <w:start w:val="1"/>
+      <w:numFmt w:val="bullet"/>
+      <w:lvlText w:val=""/>
+      <w:lvlJc w:val="left"/>
+      <w:pPr>
+        <w:tabs>
+          <w:tab w:val="num" w:pos="3600"/>
+        </w:tabs>
+        <w:ind w:left="3600" w:hanging="360"/>
+      </w:pPr>
+      <w:rPr>
+        <w:rFonts w:ascii="Wingdings" w:hAnsi="Wingdings" w:hint="default"/>
+        <w:sz w:val="20"/>
+      </w:rPr>
+    </w:lvl>
+    <w:lvl w:ilvl="5" w:tentative="1">
+      <w:start w:val="1"/>
+      <w:numFmt w:val="bullet"/>
+      <w:lvlText w:val=""/>
+      <w:lvlJc w:val="left"/>
+      <w:pPr>
+        <w:tabs>
+          <w:tab w:val="num" w:pos="4320"/>
+        </w:tabs>
+        <w:ind w:left="4320" w:hanging="360"/>
+      </w:pPr>
+      <w:rPr>
+        <w:rFonts w:ascii="Wingdings" w:hAnsi="Wingdings" w:hint="default"/>
+        <w:sz w:val="20"/>
+      </w:rPr>
+    </w:lvl>
+    <w:lvl w:ilvl="6" w:tentative="1">
+      <w:start w:val="1"/>
+      <w:numFmt w:val="bullet"/>
+      <w:lvlText w:val=""/>
+      <w:lvlJc w:val="left"/>
+      <w:pPr>
+        <w:tabs>
+          <w:tab w:val="num" w:pos="5040"/>
+        </w:tabs>
+        <w:ind w:left="5040" w:hanging="360"/>
+      </w:pPr>
+      <w:rPr>
+        <w:rFonts w:ascii="Wingdings" w:hAnsi="Wingdings" w:hint="default"/>
+        <w:sz w:val="20"/>
+      </w:rPr>
+    </w:lvl>
+    <w:lvl w:ilvl="7" w:tentative="1">
+      <w:start w:val="1"/>
+      <w:numFmt w:val="bullet"/>
+      <w:lvlText w:val=""/>
+      <w:lvlJc w:val="left"/>
+      <w:pPr>
+        <w:tabs>
+          <w:tab w:val="num" w:pos="5760"/>
+        </w:tabs>
+        <w:ind w:left="5760" w:hanging="360"/>
+      </w:pPr>
+      <w:rPr>
+        <w:rFonts w:ascii="Wingdings" w:hAnsi="Wingdings" w:hint="default"/>
+        <w:sz w:val="20"/>
+      </w:rPr>
+    </w:lvl>
+    <w:lvl w:ilvl="8" w:tentative="1">
+      <w:start w:val="1"/>
+      <w:numFmt w:val="bullet"/>
+      <w:lvlText w:val=""/>
+      <w:lvlJc w:val="left"/>
+      <w:pPr>
+        <w:tabs>
+          <w:tab w:val="num" w:pos="6480"/>
+        </w:tabs>
+        <w:ind w:left="6480" w:hanging="360"/>
+      </w:pPr>
+      <w:rPr>
+        <w:rFonts w:ascii="Wingdings" w:hAnsi="Wingdings" w:hint="default"/>
+        <w:sz w:val="20"/>
+      </w:rPr>
+    </w:lvl>
+  </w:abstractNum>
+  <w:abstractNum w:abstractNumId="6" w15:restartNumberingAfterBreak="0">
+    <w:nsid w:val="76142D57"/>
+    <w:multiLevelType w:val="multilevel"/>
+    <w:tmpl w:val="45DA4100"/>
+    <w:lvl w:ilvl="0">
+      <w:start w:val="1"/>
+      <w:numFmt w:val="bullet"/>
+      <w:lvlText w:val=""/>
+      <w:lvlJc w:val="left"/>
+      <w:pPr>
+        <w:tabs>
+          <w:tab w:val="num" w:pos="720"/>
+        </w:tabs>
+        <w:ind w:left="720" w:hanging="360"/>
+      </w:pPr>
+      <w:rPr>
+        <w:rFonts w:ascii="Symbol" w:hAnsi="Symbol" w:hint="default"/>
+        <w:sz w:val="20"/>
+      </w:rPr>
+    </w:lvl>
+    <w:lvl w:ilvl="1" w:tentative="1">
+      <w:start w:val="1"/>
+      <w:numFmt w:val="bullet"/>
+      <w:lvlText w:val="o"/>
+      <w:lvlJc w:val="left"/>
+      <w:pPr>
+        <w:tabs>
+          <w:tab w:val="num" w:pos="1440"/>
+        </w:tabs>
+        <w:ind w:left="1440" w:hanging="360"/>
+      </w:pPr>
+      <w:rPr>
+        <w:rFonts w:ascii="Courier New" w:hAnsi="Courier New" w:hint="default"/>
+        <w:sz w:val="20"/>
+      </w:rPr>
+    </w:lvl>
+    <w:lvl w:ilvl="2" w:tentative="1">
+      <w:start w:val="1"/>
+      <w:numFmt w:val="bullet"/>
+      <w:lvlText w:val=""/>
+      <w:lvlJc w:val="left"/>
+      <w:pPr>
+        <w:tabs>
+          <w:tab w:val="num" w:pos="2160"/>
+        </w:tabs>
+        <w:ind w:left="2160" w:hanging="360"/>
+      </w:pPr>
+      <w:rPr>
+        <w:rFonts w:ascii="Wingdings" w:hAnsi="Wingdings" w:hint="default"/>
+        <w:sz w:val="20"/>
+      </w:rPr>
+    </w:lvl>
+    <w:lvl w:ilvl="3" w:tentative="1">
+      <w:start w:val="1"/>
+      <w:numFmt w:val="bullet"/>
+      <w:lvlText w:val=""/>
+      <w:lvlJc w:val="left"/>
+      <w:pPr>
+        <w:tabs>
+          <w:tab w:val="num" w:pos="2880"/>
+        </w:tabs>
+        <w:ind w:left="2880" w:hanging="360"/>
+      </w:pPr>
+      <w:rPr>
+        <w:rFonts w:ascii="Wingdings" w:hAnsi="Wingdings" w:hint="default"/>
+        <w:sz w:val="20"/>
+      </w:rPr>
+    </w:lvl>
+    <w:lvl w:ilvl="4" w:tentative="1">
+      <w:start w:val="1"/>
+      <w:numFmt w:val="bullet"/>
+      <w:lvlText w:val=""/>
+      <w:lvlJc w:val="left"/>
+      <w:pPr>
+        <w:tabs>
+          <w:tab w:val="num" w:pos="3600"/>
+        </w:tabs>
+        <w:ind w:left="3600" w:hanging="360"/>
+      </w:pPr>
+      <w:rPr>
+        <w:rFonts w:ascii="Wingdings" w:hAnsi="Wingdings" w:hint="default"/>
+        <w:sz w:val="20"/>
+      </w:rPr>
+    </w:lvl>
+    <w:lvl w:ilvl="5" w:tentative="1">
+      <w:start w:val="1"/>
+      <w:numFmt w:val="bullet"/>
+      <w:lvlText w:val=""/>
+      <w:lvlJc w:val="left"/>
+      <w:pPr>
+        <w:tabs>
+          <w:tab w:val="num" w:pos="4320"/>
+        </w:tabs>
+        <w:ind w:left="4320" w:hanging="360"/>
+      </w:pPr>
+      <w:rPr>
+        <w:rFonts w:ascii="Wingdings" w:hAnsi="Wingdings" w:hint="default"/>
+        <w:sz w:val="20"/>
+      </w:rPr>
+    </w:lvl>
+    <w:lvl w:ilvl="6" w:tentative="1">
+      <w:start w:val="1"/>
+      <w:numFmt w:val="bullet"/>
+      <w:lvlText w:val=""/>
+      <w:lvlJc w:val="left"/>
+      <w:pPr>
+        <w:tabs>
+          <w:tab w:val="num" w:pos="5040"/>
+        </w:tabs>
+        <w:ind w:left="5040" w:hanging="360"/>
+      </w:pPr>
+      <w:rPr>
+        <w:rFonts w:ascii="Wingdings" w:hAnsi="Wingdings" w:hint="default"/>
+        <w:sz w:val="20"/>
+      </w:rPr>
+    </w:lvl>
+    <w:lvl w:ilvl="7" w:tentative="1">
+      <w:start w:val="1"/>
+      <w:numFmt w:val="bullet"/>
+      <w:lvlText w:val=""/>
+      <w:lvlJc w:val="left"/>
+      <w:pPr>
+        <w:tabs>
+          <w:tab w:val="num" w:pos="5760"/>
+        </w:tabs>
+        <w:ind w:left="5760" w:hanging="360"/>
+      </w:pPr>
+      <w:rPr>
+        <w:rFonts w:ascii="Wingdings" w:hAnsi="Wingdings" w:hint="default"/>
+        <w:sz w:val="20"/>
+      </w:rPr>
+    </w:lvl>
+    <w:lvl w:ilvl="8" w:tentative="1">
+      <w:start w:val="1"/>
+      <w:numFmt w:val="bullet"/>
+      <w:lvlText w:val=""/>
+      <w:lvlJc w:val="left"/>
+      <w:pPr>
+        <w:tabs>
+          <w:tab w:val="num" w:pos="6480"/>
+        </w:tabs>
+        <w:ind w:left="6480" w:hanging="360"/>
+      </w:pPr>
+      <w:rPr>
+        <w:rFonts w:ascii="Wingdings" w:hAnsi="Wingdings" w:hint="default"/>
+        <w:sz w:val="20"/>
+      </w:rPr>
+    </w:lvl>
+  </w:abstractNum>
   <w:num w:numId="1" w16cid:durableId="1721126282">
+    <w:abstractNumId w:val="1"/>
+  </w:num>
+  <w:num w:numId="2" w16cid:durableId="1376007789">
+    <w:abstractNumId w:val="4"/>
+  </w:num>
+  <w:num w:numId="3" w16cid:durableId="1182088875">
+    <w:abstractNumId w:val="2"/>
+  </w:num>
+  <w:num w:numId="4" w16cid:durableId="2009627548">
+    <w:abstractNumId w:val="6"/>
+  </w:num>
+  <w:num w:numId="5" w16cid:durableId="591818286">
+    <w:abstractNumId w:val="5"/>
+  </w:num>
+  <w:num w:numId="6" w16cid:durableId="800339754">
+    <w:abstractNumId w:val="3"/>
+  </w:num>
+  <w:num w:numId="7" w16cid:durableId="1529561302">
     <w:abstractNumId w:val="0"/>
   </w:num>
 </w:numbering>
@@ -1621,7 +4170,6 @@
   <w:style w:type="character" w:default="1" w:styleId="Bekezdsalapbettpusa">
     <w:name w:val="Default Paragraph Font"/>
     <w:uiPriority w:val="1"/>
-    <w:semiHidden/>
     <w:unhideWhenUsed/>
   </w:style>
   <w:style w:type="table" w:default="1" w:styleId="Normltblzat">

--- a/Core Link Kft.docx
+++ b/Core Link Kft.docx
@@ -121,35 +121,6 @@
         </w:rPr>
         <w:t xml:space="preserve"> egy dinamikusan fejlődő, magas szintű technológiai megoldásokat kínáló hálózati szolgáltató vállalat, amely elkötelezett a legmodernebb infrastruktúrák, valamint innovatív IT és telekommunikációs megoldások biztosítása mellett. Cégünk célja, hogy a legmagasabb szintű szolgáltatásokat nyújtsa partnerei számára, miközben a megbízhatóságot, a rugalmasságot és a gyors reagálási képességet szem előtt tartja.</w:t>
       </w:r>
-      <w:r>
-        <w:rPr>
-          <w:rFonts w:eastAsia="Times New Roman" w:cstheme="minorHAnsi"/>
-          <w:sz w:val="24"/>
-          <w:szCs w:val="24"/>
-          <w:lang w:eastAsia="hu-HU"/>
-        </w:rPr>
-        <w:t xml:space="preserve"> A céget 3 ember képviseli, Szekeres Rafael Alex, </w:t>
-      </w:r>
-      <w:proofErr w:type="gramStart"/>
-      <w:r>
-        <w:rPr>
-          <w:rFonts w:eastAsia="Times New Roman" w:cstheme="minorHAnsi"/>
-          <w:sz w:val="24"/>
-          <w:szCs w:val="24"/>
-          <w:lang w:eastAsia="hu-HU"/>
-        </w:rPr>
-        <w:t>Terdik Zalán,</w:t>
-      </w:r>
-      <w:proofErr w:type="gramEnd"/>
-      <w:r>
-        <w:rPr>
-          <w:rFonts w:eastAsia="Times New Roman" w:cstheme="minorHAnsi"/>
-          <w:sz w:val="24"/>
-          <w:szCs w:val="24"/>
-          <w:lang w:eastAsia="hu-HU"/>
-        </w:rPr>
-        <w:t xml:space="preserve"> és Török Péter.</w:t>
-      </w:r>
     </w:p>
     <w:p>
       <w:pPr>
@@ -434,6 +405,26 @@
           <w:szCs w:val="24"/>
           <w:lang w:eastAsia="hu-HU"/>
         </w:rPr>
+        <w:t>A cég tagjai</w:t>
+      </w:r>
+    </w:p>
+    <w:p>
+      <w:pPr>
+        <w:spacing w:before="100" w:beforeAutospacing="1" w:after="100" w:afterAutospacing="1" w:line="240" w:lineRule="auto"/>
+        <w:rPr>
+          <w:rFonts w:eastAsia="Times New Roman" w:cstheme="minorHAnsi"/>
+          <w:sz w:val="24"/>
+          <w:szCs w:val="24"/>
+          <w:lang w:eastAsia="hu-HU"/>
+        </w:rPr>
+      </w:pPr>
+      <w:r>
+        <w:rPr>
+          <w:rFonts w:eastAsia="Times New Roman" w:cstheme="minorHAnsi"/>
+          <w:sz w:val="24"/>
+          <w:szCs w:val="24"/>
+          <w:lang w:eastAsia="hu-HU"/>
+        </w:rPr>
         <w:t xml:space="preserve">A </w:t>
       </w:r>
       <w:proofErr w:type="spellStart"/>
@@ -454,66 +445,6 @@
           <w:szCs w:val="24"/>
           <w:lang w:eastAsia="hu-HU"/>
         </w:rPr>
-        <w:t xml:space="preserve"> Korlátolt Felelősségű Társaság informatikai és hálózati megoldások tervezésére, kivitelezésére és bővítésére specializálódott vállalkozás. A cég célja korszerű, biztonságos és skálázható vállalati hálózati infrastruktúrák kialakítása, amelyek megfelelnek a modern üzleti és technológiai elvárásoknak.</w:t>
-      </w:r>
-    </w:p>
-    <w:p>
-      <w:pPr>
-        <w:spacing w:before="100" w:beforeAutospacing="1" w:after="100" w:afterAutospacing="1" w:line="240" w:lineRule="auto"/>
-        <w:rPr>
-          <w:rFonts w:eastAsia="Times New Roman" w:cstheme="minorHAnsi"/>
-          <w:sz w:val="24"/>
-          <w:szCs w:val="24"/>
-          <w:lang w:eastAsia="hu-HU"/>
-        </w:rPr>
-      </w:pPr>
-      <w:r>
-        <w:rPr>
-          <w:rFonts w:eastAsia="Times New Roman" w:cstheme="minorHAnsi"/>
-          <w:sz w:val="24"/>
-          <w:szCs w:val="24"/>
-          <w:lang w:eastAsia="hu-HU"/>
-        </w:rPr>
-        <w:t>A cég tagjai</w:t>
-      </w:r>
-    </w:p>
-    <w:p>
-      <w:pPr>
-        <w:spacing w:before="100" w:beforeAutospacing="1" w:after="100" w:afterAutospacing="1" w:line="240" w:lineRule="auto"/>
-        <w:rPr>
-          <w:rFonts w:eastAsia="Times New Roman" w:cstheme="minorHAnsi"/>
-          <w:sz w:val="24"/>
-          <w:szCs w:val="24"/>
-          <w:lang w:eastAsia="hu-HU"/>
-        </w:rPr>
-      </w:pPr>
-      <w:r>
-        <w:rPr>
-          <w:rFonts w:eastAsia="Times New Roman" w:cstheme="minorHAnsi"/>
-          <w:sz w:val="24"/>
-          <w:szCs w:val="24"/>
-          <w:lang w:eastAsia="hu-HU"/>
-        </w:rPr>
-        <w:t xml:space="preserve">A </w:t>
-      </w:r>
-      <w:proofErr w:type="spellStart"/>
-      <w:r>
-        <w:rPr>
-          <w:rFonts w:eastAsia="Times New Roman" w:cstheme="minorHAnsi"/>
-          <w:sz w:val="24"/>
-          <w:szCs w:val="24"/>
-          <w:lang w:eastAsia="hu-HU"/>
-        </w:rPr>
-        <w:t>CoreLink</w:t>
-      </w:r>
-      <w:proofErr w:type="spellEnd"/>
-      <w:r>
-        <w:rPr>
-          <w:rFonts w:eastAsia="Times New Roman" w:cstheme="minorHAnsi"/>
-          <w:sz w:val="24"/>
-          <w:szCs w:val="24"/>
-          <w:lang w:eastAsia="hu-HU"/>
-        </w:rPr>
         <w:t xml:space="preserve"> Kft. alapító és aktív tagjai:</w:t>
       </w:r>
     </w:p>
@@ -628,57 +559,57 @@
           <w:szCs w:val="24"/>
           <w:lang w:eastAsia="hu-HU"/>
         </w:rPr>
+        <w:pict w14:anchorId="36936F3B">
+          <v:rect id="_x0000_i1025" style="width:0;height:1.5pt" o:hralign="center" o:hrstd="t" o:hr="t" fillcolor="#a0a0a0" stroked="f"/>
+        </w:pict>
+      </w:r>
+    </w:p>
+    <w:p>
+      <w:pPr>
+        <w:spacing w:before="100" w:beforeAutospacing="1" w:after="100" w:afterAutospacing="1" w:line="240" w:lineRule="auto"/>
+        <w:rPr>
+          <w:rFonts w:eastAsia="Times New Roman" w:cstheme="minorHAnsi"/>
+          <w:b/>
+          <w:bCs/>
+          <w:sz w:val="24"/>
+          <w:szCs w:val="24"/>
+          <w:lang w:eastAsia="hu-HU"/>
+        </w:rPr>
+      </w:pPr>
+      <w:r>
+        <w:rPr>
+          <w:rFonts w:eastAsia="Times New Roman" w:cstheme="minorHAnsi"/>
+          <w:b/>
+          <w:bCs/>
+          <w:sz w:val="24"/>
+          <w:szCs w:val="24"/>
+          <w:lang w:eastAsia="hu-HU"/>
+        </w:rPr>
+        <w:t>Projekt bemutatása</w:t>
+      </w:r>
+    </w:p>
+    <w:p>
+      <w:pPr>
+        <w:spacing w:before="100" w:beforeAutospacing="1" w:after="100" w:afterAutospacing="1" w:line="240" w:lineRule="auto"/>
+        <w:rPr>
+          <w:rFonts w:eastAsia="Times New Roman" w:cstheme="minorHAnsi"/>
+          <w:b/>
+          <w:bCs/>
+          <w:sz w:val="24"/>
+          <w:szCs w:val="24"/>
+          <w:lang w:eastAsia="hu-HU"/>
+        </w:rPr>
+      </w:pPr>
+      <w:r>
+        <w:rPr>
+          <w:rFonts w:eastAsia="Times New Roman" w:cstheme="minorHAnsi"/>
+          <w:b/>
+          <w:bCs/>
+          <w:sz w:val="24"/>
+          <w:szCs w:val="24"/>
+          <w:lang w:eastAsia="hu-HU"/>
+        </w:rPr>
         <w:lastRenderedPageBreak/>
-        <w:pict w14:anchorId="36936F3B">
-          <v:rect id="_x0000_i1061" style="width:0;height:1.5pt" o:hralign="center" o:hrstd="t" o:hr="t" fillcolor="#a0a0a0" stroked="f"/>
-        </w:pict>
-      </w:r>
-    </w:p>
-    <w:p>
-      <w:pPr>
-        <w:spacing w:before="100" w:beforeAutospacing="1" w:after="100" w:afterAutospacing="1" w:line="240" w:lineRule="auto"/>
-        <w:rPr>
-          <w:rFonts w:eastAsia="Times New Roman" w:cstheme="minorHAnsi"/>
-          <w:b/>
-          <w:bCs/>
-          <w:sz w:val="24"/>
-          <w:szCs w:val="24"/>
-          <w:lang w:eastAsia="hu-HU"/>
-        </w:rPr>
-      </w:pPr>
-      <w:r>
-        <w:rPr>
-          <w:rFonts w:eastAsia="Times New Roman" w:cstheme="minorHAnsi"/>
-          <w:b/>
-          <w:bCs/>
-          <w:sz w:val="24"/>
-          <w:szCs w:val="24"/>
-          <w:lang w:eastAsia="hu-HU"/>
-        </w:rPr>
-        <w:t>Projekt bemutatása</w:t>
-      </w:r>
-    </w:p>
-    <w:p>
-      <w:pPr>
-        <w:spacing w:before="100" w:beforeAutospacing="1" w:after="100" w:afterAutospacing="1" w:line="240" w:lineRule="auto"/>
-        <w:rPr>
-          <w:rFonts w:eastAsia="Times New Roman" w:cstheme="minorHAnsi"/>
-          <w:b/>
-          <w:bCs/>
-          <w:sz w:val="24"/>
-          <w:szCs w:val="24"/>
-          <w:lang w:eastAsia="hu-HU"/>
-        </w:rPr>
-      </w:pPr>
-      <w:r>
-        <w:rPr>
-          <w:rFonts w:eastAsia="Times New Roman" w:cstheme="minorHAnsi"/>
-          <w:b/>
-          <w:bCs/>
-          <w:sz w:val="24"/>
-          <w:szCs w:val="24"/>
-          <w:lang w:eastAsia="hu-HU"/>
-        </w:rPr>
         <w:t xml:space="preserve">A </w:t>
       </w:r>
       <w:proofErr w:type="spellStart"/>
@@ -1044,7 +975,7 @@
           <w:lang w:eastAsia="hu-HU"/>
         </w:rPr>
         <w:pict w14:anchorId="511EFBCE">
-          <v:rect id="_x0000_i1062" style="width:0;height:1.5pt" o:hralign="center" o:hrstd="t" o:hr="t" fillcolor="#a0a0a0" stroked="f"/>
+          <v:rect id="_x0000_i1026" style="width:0;height:1.5pt" o:hralign="center" o:hrstd="t" o:hr="t" fillcolor="#a0a0a0" stroked="f"/>
         </w:pict>
       </w:r>
     </w:p>
@@ -1773,7 +1704,275 @@
           <w:szCs w:val="24"/>
           <w:lang w:eastAsia="hu-HU"/>
         </w:rPr>
+        <w:t>Teljes alapkonfiguráció minden eszközön</w:t>
+      </w:r>
+    </w:p>
+    <w:p>
+      <w:pPr>
+        <w:numPr>
+          <w:ilvl w:val="0"/>
+          <w:numId w:val="6"/>
+        </w:numPr>
+        <w:spacing w:before="100" w:beforeAutospacing="1" w:after="100" w:afterAutospacing="1" w:line="240" w:lineRule="auto"/>
+        <w:rPr>
+          <w:rFonts w:eastAsia="Times New Roman" w:cstheme="minorHAnsi"/>
+          <w:b/>
+          <w:bCs/>
+          <w:sz w:val="24"/>
+          <w:szCs w:val="24"/>
+          <w:lang w:eastAsia="hu-HU"/>
+        </w:rPr>
+      </w:pPr>
+      <w:r>
+        <w:rPr>
+          <w:rFonts w:eastAsia="Times New Roman" w:cstheme="minorHAnsi"/>
+          <w:b/>
+          <w:bCs/>
+          <w:sz w:val="24"/>
+          <w:szCs w:val="24"/>
+          <w:lang w:eastAsia="hu-HU"/>
+        </w:rPr>
+        <w:t>Alhálózatszámítás</w:t>
+      </w:r>
+    </w:p>
+    <w:p>
+      <w:pPr>
+        <w:numPr>
+          <w:ilvl w:val="0"/>
+          <w:numId w:val="6"/>
+        </w:numPr>
+        <w:spacing w:before="100" w:beforeAutospacing="1" w:after="100" w:afterAutospacing="1" w:line="240" w:lineRule="auto"/>
+        <w:rPr>
+          <w:rFonts w:eastAsia="Times New Roman" w:cstheme="minorHAnsi"/>
+          <w:b/>
+          <w:bCs/>
+          <w:sz w:val="24"/>
+          <w:szCs w:val="24"/>
+          <w:lang w:eastAsia="hu-HU"/>
+        </w:rPr>
+      </w:pPr>
+      <w:r>
+        <w:rPr>
+          <w:rFonts w:eastAsia="Times New Roman" w:cstheme="minorHAnsi"/>
+          <w:b/>
+          <w:bCs/>
+          <w:sz w:val="24"/>
+          <w:szCs w:val="24"/>
+          <w:lang w:eastAsia="hu-HU"/>
+        </w:rPr>
+        <w:t>SLAAC</w:t>
+      </w:r>
+    </w:p>
+    <w:p>
+      <w:pPr>
+        <w:numPr>
+          <w:ilvl w:val="0"/>
+          <w:numId w:val="6"/>
+        </w:numPr>
+        <w:spacing w:before="100" w:beforeAutospacing="1" w:after="100" w:afterAutospacing="1" w:line="240" w:lineRule="auto"/>
+        <w:rPr>
+          <w:rFonts w:eastAsia="Times New Roman" w:cstheme="minorHAnsi"/>
+          <w:b/>
+          <w:bCs/>
+          <w:sz w:val="24"/>
+          <w:szCs w:val="24"/>
+          <w:lang w:eastAsia="hu-HU"/>
+        </w:rPr>
+      </w:pPr>
+      <w:r>
+        <w:rPr>
+          <w:rFonts w:eastAsia="Times New Roman" w:cstheme="minorHAnsi"/>
+          <w:b/>
+          <w:bCs/>
+          <w:sz w:val="24"/>
+          <w:szCs w:val="24"/>
+          <w:lang w:eastAsia="hu-HU"/>
+        </w:rPr>
         <w:lastRenderedPageBreak/>
+        <w:t>DHCPv6 (</w:t>
+      </w:r>
+      <w:proofErr w:type="spellStart"/>
+      <w:r>
+        <w:rPr>
+          <w:rFonts w:eastAsia="Times New Roman" w:cstheme="minorHAnsi"/>
+          <w:b/>
+          <w:bCs/>
+          <w:sz w:val="24"/>
+          <w:szCs w:val="24"/>
+          <w:lang w:eastAsia="hu-HU"/>
+        </w:rPr>
+        <w:t>stateless</w:t>
+      </w:r>
+      <w:proofErr w:type="spellEnd"/>
+      <w:r>
+        <w:rPr>
+          <w:rFonts w:eastAsia="Times New Roman" w:cstheme="minorHAnsi"/>
+          <w:b/>
+          <w:bCs/>
+          <w:sz w:val="24"/>
+          <w:szCs w:val="24"/>
+          <w:lang w:eastAsia="hu-HU"/>
+        </w:rPr>
+        <w:t xml:space="preserve"> és </w:t>
+      </w:r>
+      <w:proofErr w:type="spellStart"/>
+      <w:r>
+        <w:rPr>
+          <w:rFonts w:eastAsia="Times New Roman" w:cstheme="minorHAnsi"/>
+          <w:b/>
+          <w:bCs/>
+          <w:sz w:val="24"/>
+          <w:szCs w:val="24"/>
+          <w:lang w:eastAsia="hu-HU"/>
+        </w:rPr>
+        <w:t>stateful</w:t>
+      </w:r>
+      <w:proofErr w:type="spellEnd"/>
+      <w:r>
+        <w:rPr>
+          <w:rFonts w:eastAsia="Times New Roman" w:cstheme="minorHAnsi"/>
+          <w:b/>
+          <w:bCs/>
+          <w:sz w:val="24"/>
+          <w:szCs w:val="24"/>
+          <w:lang w:eastAsia="hu-HU"/>
+        </w:rPr>
+        <w:t>)</w:t>
+      </w:r>
+    </w:p>
+    <w:p>
+      <w:pPr>
+        <w:numPr>
+          <w:ilvl w:val="0"/>
+          <w:numId w:val="6"/>
+        </w:numPr>
+        <w:spacing w:before="100" w:beforeAutospacing="1" w:after="100" w:afterAutospacing="1" w:line="240" w:lineRule="auto"/>
+        <w:rPr>
+          <w:rFonts w:eastAsia="Times New Roman" w:cstheme="minorHAnsi"/>
+          <w:b/>
+          <w:bCs/>
+          <w:sz w:val="24"/>
+          <w:szCs w:val="24"/>
+          <w:lang w:eastAsia="hu-HU"/>
+        </w:rPr>
+      </w:pPr>
+      <w:r>
+        <w:rPr>
+          <w:rFonts w:eastAsia="Times New Roman" w:cstheme="minorHAnsi"/>
+          <w:b/>
+          <w:bCs/>
+          <w:sz w:val="24"/>
+          <w:szCs w:val="24"/>
+          <w:lang w:eastAsia="hu-HU"/>
+        </w:rPr>
+        <w:t>Forgalomirányítás EIGRPv6 protokollal</w:t>
+      </w:r>
+    </w:p>
+    <w:p>
+      <w:pPr>
+        <w:numPr>
+          <w:ilvl w:val="0"/>
+          <w:numId w:val="6"/>
+        </w:numPr>
+        <w:spacing w:before="100" w:beforeAutospacing="1" w:after="100" w:afterAutospacing="1" w:line="240" w:lineRule="auto"/>
+        <w:rPr>
+          <w:rFonts w:eastAsia="Times New Roman" w:cstheme="minorHAnsi"/>
+          <w:b/>
+          <w:bCs/>
+          <w:sz w:val="24"/>
+          <w:szCs w:val="24"/>
+          <w:lang w:eastAsia="hu-HU"/>
+        </w:rPr>
+      </w:pPr>
+      <w:r>
+        <w:rPr>
+          <w:rFonts w:eastAsia="Times New Roman" w:cstheme="minorHAnsi"/>
+          <w:b/>
+          <w:bCs/>
+          <w:sz w:val="24"/>
+          <w:szCs w:val="24"/>
+          <w:lang w:eastAsia="hu-HU"/>
+        </w:rPr>
+        <w:t>ACL-ek</w:t>
+      </w:r>
+    </w:p>
+    <w:p>
+      <w:pPr>
+        <w:numPr>
+          <w:ilvl w:val="0"/>
+          <w:numId w:val="6"/>
+        </w:numPr>
+        <w:spacing w:before="100" w:beforeAutospacing="1" w:after="100" w:afterAutospacing="1" w:line="240" w:lineRule="auto"/>
+        <w:rPr>
+          <w:rFonts w:eastAsia="Times New Roman" w:cstheme="minorHAnsi"/>
+          <w:b/>
+          <w:bCs/>
+          <w:sz w:val="24"/>
+          <w:szCs w:val="24"/>
+          <w:lang w:eastAsia="hu-HU"/>
+        </w:rPr>
+      </w:pPr>
+      <w:r>
+        <w:rPr>
+          <w:rFonts w:eastAsia="Times New Roman" w:cstheme="minorHAnsi"/>
+          <w:b/>
+          <w:bCs/>
+          <w:sz w:val="24"/>
+          <w:szCs w:val="24"/>
+          <w:lang w:eastAsia="hu-HU"/>
+        </w:rPr>
+        <w:t>NAT</w:t>
+      </w:r>
+    </w:p>
+    <w:p>
+      <w:pPr>
+        <w:spacing w:before="100" w:beforeAutospacing="1" w:after="100" w:afterAutospacing="1" w:line="240" w:lineRule="auto"/>
+        <w:rPr>
+          <w:rFonts w:eastAsia="Times New Roman" w:cstheme="minorHAnsi"/>
+          <w:b/>
+          <w:bCs/>
+          <w:sz w:val="24"/>
+          <w:szCs w:val="24"/>
+          <w:lang w:eastAsia="hu-HU"/>
+        </w:rPr>
+      </w:pPr>
+      <w:r>
+        <w:rPr>
+          <w:rFonts w:eastAsia="Times New Roman" w:cstheme="minorHAnsi"/>
+          <w:b/>
+          <w:bCs/>
+          <w:sz w:val="24"/>
+          <w:szCs w:val="24"/>
+          <w:lang w:eastAsia="hu-HU"/>
+        </w:rPr>
+        <w:t>Győr</w:t>
+      </w:r>
+    </w:p>
+    <w:p>
+      <w:pPr>
+        <w:numPr>
+          <w:ilvl w:val="0"/>
+          <w:numId w:val="7"/>
+        </w:numPr>
+        <w:spacing w:before="100" w:beforeAutospacing="1" w:after="100" w:afterAutospacing="1" w:line="240" w:lineRule="auto"/>
+        <w:rPr>
+          <w:rFonts w:eastAsia="Times New Roman" w:cstheme="minorHAnsi"/>
+          <w:b/>
+          <w:bCs/>
+          <w:sz w:val="24"/>
+          <w:szCs w:val="24"/>
+          <w:lang w:eastAsia="hu-HU"/>
+        </w:rPr>
+      </w:pPr>
+      <w:r>
+        <w:rPr>
+          <w:rFonts w:eastAsia="Times New Roman" w:cstheme="minorHAnsi"/>
+          <w:b/>
+          <w:bCs/>
+          <w:sz w:val="24"/>
+          <w:szCs w:val="24"/>
+          <w:lang w:eastAsia="hu-HU"/>
+        </w:rPr>
         <w:t>Teljes alapkonfiguráció minden eszközön</w:t>
       </w:r>
     </w:p>
@@ -1781,7 +1980,7 @@
       <w:pPr>
         <w:numPr>
           <w:ilvl w:val="0"/>
-          <w:numId w:val="6"/>
+          <w:numId w:val="7"/>
         </w:numPr>
         <w:spacing w:before="100" w:beforeAutospacing="1" w:after="100" w:afterAutospacing="1" w:line="240" w:lineRule="auto"/>
         <w:rPr>
@@ -1809,56 +2008,84 @@
       <w:pPr>
         <w:numPr>
           <w:ilvl w:val="0"/>
-          <w:numId w:val="6"/>
-        </w:numPr>
-        <w:spacing w:before="100" w:beforeAutospacing="1" w:after="100" w:afterAutospacing="1" w:line="240" w:lineRule="auto"/>
-        <w:rPr>
-          <w:rFonts w:eastAsia="Times New Roman" w:cstheme="minorHAnsi"/>
-          <w:b/>
-          <w:bCs/>
-          <w:sz w:val="24"/>
-          <w:szCs w:val="24"/>
-          <w:lang w:eastAsia="hu-HU"/>
-        </w:rPr>
-      </w:pPr>
-      <w:r>
-        <w:rPr>
-          <w:rFonts w:eastAsia="Times New Roman" w:cstheme="minorHAnsi"/>
-          <w:b/>
-          <w:bCs/>
-          <w:sz w:val="24"/>
-          <w:szCs w:val="24"/>
-          <w:lang w:eastAsia="hu-HU"/>
-        </w:rPr>
-        <w:t>SLAAC</w:t>
-      </w:r>
-    </w:p>
-    <w:p>
-      <w:pPr>
-        <w:numPr>
-          <w:ilvl w:val="0"/>
-          <w:numId w:val="6"/>
-        </w:numPr>
-        <w:spacing w:before="100" w:beforeAutospacing="1" w:after="100" w:afterAutospacing="1" w:line="240" w:lineRule="auto"/>
-        <w:rPr>
-          <w:rFonts w:eastAsia="Times New Roman" w:cstheme="minorHAnsi"/>
-          <w:b/>
-          <w:bCs/>
-          <w:sz w:val="24"/>
-          <w:szCs w:val="24"/>
-          <w:lang w:eastAsia="hu-HU"/>
-        </w:rPr>
-      </w:pPr>
-      <w:r>
-        <w:rPr>
-          <w:rFonts w:eastAsia="Times New Roman" w:cstheme="minorHAnsi"/>
-          <w:b/>
-          <w:bCs/>
-          <w:sz w:val="24"/>
-          <w:szCs w:val="24"/>
-          <w:lang w:eastAsia="hu-HU"/>
-        </w:rPr>
-        <w:t>DHCPv6 (</w:t>
+          <w:numId w:val="7"/>
+        </w:numPr>
+        <w:spacing w:before="100" w:beforeAutospacing="1" w:after="100" w:afterAutospacing="1" w:line="240" w:lineRule="auto"/>
+        <w:rPr>
+          <w:rFonts w:eastAsia="Times New Roman" w:cstheme="minorHAnsi"/>
+          <w:b/>
+          <w:bCs/>
+          <w:sz w:val="24"/>
+          <w:szCs w:val="24"/>
+          <w:lang w:eastAsia="hu-HU"/>
+        </w:rPr>
+      </w:pPr>
+      <w:r>
+        <w:rPr>
+          <w:rFonts w:eastAsia="Times New Roman" w:cstheme="minorHAnsi"/>
+          <w:b/>
+          <w:bCs/>
+          <w:sz w:val="24"/>
+          <w:szCs w:val="24"/>
+          <w:lang w:eastAsia="hu-HU"/>
+        </w:rPr>
+        <w:t>DHCPv4</w:t>
+      </w:r>
+    </w:p>
+    <w:p>
+      <w:pPr>
+        <w:numPr>
+          <w:ilvl w:val="0"/>
+          <w:numId w:val="7"/>
+        </w:numPr>
+        <w:spacing w:before="100" w:beforeAutospacing="1" w:after="100" w:afterAutospacing="1" w:line="240" w:lineRule="auto"/>
+        <w:rPr>
+          <w:rFonts w:eastAsia="Times New Roman" w:cstheme="minorHAnsi"/>
+          <w:b/>
+          <w:bCs/>
+          <w:sz w:val="24"/>
+          <w:szCs w:val="24"/>
+          <w:lang w:eastAsia="hu-HU"/>
+        </w:rPr>
+      </w:pPr>
+      <w:r>
+        <w:rPr>
+          <w:rFonts w:eastAsia="Times New Roman" w:cstheme="minorHAnsi"/>
+          <w:b/>
+          <w:bCs/>
+          <w:sz w:val="24"/>
+          <w:szCs w:val="24"/>
+          <w:lang w:eastAsia="hu-HU"/>
+        </w:rPr>
+        <w:t>Vezeték nélküli hálózati eszközök telepítése</w:t>
+      </w:r>
+    </w:p>
+    <w:p>
+      <w:pPr>
+        <w:numPr>
+          <w:ilvl w:val="0"/>
+          <w:numId w:val="7"/>
+        </w:numPr>
+        <w:spacing w:before="100" w:beforeAutospacing="1" w:after="100" w:afterAutospacing="1" w:line="240" w:lineRule="auto"/>
+        <w:rPr>
+          <w:rFonts w:eastAsia="Times New Roman" w:cstheme="minorHAnsi"/>
+          <w:b/>
+          <w:bCs/>
+          <w:sz w:val="24"/>
+          <w:szCs w:val="24"/>
+          <w:lang w:eastAsia="hu-HU"/>
+        </w:rPr>
+      </w:pPr>
+      <w:r>
+        <w:rPr>
+          <w:rFonts w:eastAsia="Times New Roman" w:cstheme="minorHAnsi"/>
+          <w:b/>
+          <w:bCs/>
+          <w:sz w:val="24"/>
+          <w:szCs w:val="24"/>
+          <w:lang w:eastAsia="hu-HU"/>
+        </w:rPr>
+        <w:t>WLC (</w:t>
       </w:r>
       <w:proofErr w:type="spellStart"/>
       <w:r>
@@ -1870,7 +2097,7 @@
           <w:szCs w:val="24"/>
           <w:lang w:eastAsia="hu-HU"/>
         </w:rPr>
-        <w:t>stateless</w:t>
+        <w:t>Wireless</w:t>
       </w:r>
       <w:proofErr w:type="spellEnd"/>
       <w:r>
@@ -1882,7 +2109,7 @@
           <w:szCs w:val="24"/>
           <w:lang w:eastAsia="hu-HU"/>
         </w:rPr>
-        <w:t xml:space="preserve"> és </w:t>
+        <w:t xml:space="preserve"> LAN </w:t>
       </w:r>
       <w:proofErr w:type="spellStart"/>
       <w:r>
@@ -1894,7 +2121,7 @@
           <w:szCs w:val="24"/>
           <w:lang w:eastAsia="hu-HU"/>
         </w:rPr>
-        <w:t>stateful</w:t>
+        <w:t>Controller</w:t>
       </w:r>
       <w:proofErr w:type="spellEnd"/>
       <w:r>
@@ -1906,42 +2133,14 @@
           <w:szCs w:val="24"/>
           <w:lang w:eastAsia="hu-HU"/>
         </w:rPr>
-        <w:t>)</w:t>
-      </w:r>
-    </w:p>
-    <w:p>
-      <w:pPr>
-        <w:numPr>
-          <w:ilvl w:val="0"/>
-          <w:numId w:val="6"/>
-        </w:numPr>
-        <w:spacing w:before="100" w:beforeAutospacing="1" w:after="100" w:afterAutospacing="1" w:line="240" w:lineRule="auto"/>
-        <w:rPr>
-          <w:rFonts w:eastAsia="Times New Roman" w:cstheme="minorHAnsi"/>
-          <w:b/>
-          <w:bCs/>
-          <w:sz w:val="24"/>
-          <w:szCs w:val="24"/>
-          <w:lang w:eastAsia="hu-HU"/>
-        </w:rPr>
-      </w:pPr>
-      <w:r>
-        <w:rPr>
-          <w:rFonts w:eastAsia="Times New Roman" w:cstheme="minorHAnsi"/>
-          <w:b/>
-          <w:bCs/>
-          <w:sz w:val="24"/>
-          <w:szCs w:val="24"/>
-          <w:lang w:eastAsia="hu-HU"/>
-        </w:rPr>
-        <w:t>Forgalomirányítás EIGRPv6 protokollal</w:t>
-      </w:r>
-    </w:p>
-    <w:p>
-      <w:pPr>
-        <w:numPr>
-          <w:ilvl w:val="0"/>
-          <w:numId w:val="6"/>
+        <w:t>) alkalmazása</w:t>
+      </w:r>
+    </w:p>
+    <w:p>
+      <w:pPr>
+        <w:numPr>
+          <w:ilvl w:val="0"/>
+          <w:numId w:val="7"/>
         </w:numPr>
         <w:spacing w:before="100" w:beforeAutospacing="1" w:after="100" w:afterAutospacing="1" w:line="240" w:lineRule="auto"/>
         <w:rPr>
@@ -1969,7 +2168,7 @@
       <w:pPr>
         <w:numPr>
           <w:ilvl w:val="0"/>
-          <w:numId w:val="6"/>
+          <w:numId w:val="7"/>
         </w:numPr>
         <w:spacing w:before="100" w:beforeAutospacing="1" w:after="100" w:afterAutospacing="1" w:line="240" w:lineRule="auto"/>
         <w:rPr>
@@ -1998,276 +2197,6 @@
         <w:spacing w:before="100" w:beforeAutospacing="1" w:after="100" w:afterAutospacing="1" w:line="240" w:lineRule="auto"/>
         <w:rPr>
           <w:rFonts w:eastAsia="Times New Roman" w:cstheme="minorHAnsi"/>
-          <w:b/>
-          <w:bCs/>
-          <w:sz w:val="24"/>
-          <w:szCs w:val="24"/>
-          <w:lang w:eastAsia="hu-HU"/>
-        </w:rPr>
-      </w:pPr>
-      <w:r>
-        <w:rPr>
-          <w:rFonts w:eastAsia="Times New Roman" w:cstheme="minorHAnsi"/>
-          <w:b/>
-          <w:bCs/>
-          <w:sz w:val="24"/>
-          <w:szCs w:val="24"/>
-          <w:lang w:eastAsia="hu-HU"/>
-        </w:rPr>
-        <w:t>Győr</w:t>
-      </w:r>
-    </w:p>
-    <w:p>
-      <w:pPr>
-        <w:numPr>
-          <w:ilvl w:val="0"/>
-          <w:numId w:val="7"/>
-        </w:numPr>
-        <w:spacing w:before="100" w:beforeAutospacing="1" w:after="100" w:afterAutospacing="1" w:line="240" w:lineRule="auto"/>
-        <w:rPr>
-          <w:rFonts w:eastAsia="Times New Roman" w:cstheme="minorHAnsi"/>
-          <w:b/>
-          <w:bCs/>
-          <w:sz w:val="24"/>
-          <w:szCs w:val="24"/>
-          <w:lang w:eastAsia="hu-HU"/>
-        </w:rPr>
-      </w:pPr>
-      <w:r>
-        <w:rPr>
-          <w:rFonts w:eastAsia="Times New Roman" w:cstheme="minorHAnsi"/>
-          <w:b/>
-          <w:bCs/>
-          <w:sz w:val="24"/>
-          <w:szCs w:val="24"/>
-          <w:lang w:eastAsia="hu-HU"/>
-        </w:rPr>
-        <w:t>Teljes alapkonfiguráció minden eszközön</w:t>
-      </w:r>
-    </w:p>
-    <w:p>
-      <w:pPr>
-        <w:numPr>
-          <w:ilvl w:val="0"/>
-          <w:numId w:val="7"/>
-        </w:numPr>
-        <w:spacing w:before="100" w:beforeAutospacing="1" w:after="100" w:afterAutospacing="1" w:line="240" w:lineRule="auto"/>
-        <w:rPr>
-          <w:rFonts w:eastAsia="Times New Roman" w:cstheme="minorHAnsi"/>
-          <w:b/>
-          <w:bCs/>
-          <w:sz w:val="24"/>
-          <w:szCs w:val="24"/>
-          <w:lang w:eastAsia="hu-HU"/>
-        </w:rPr>
-      </w:pPr>
-      <w:r>
-        <w:rPr>
-          <w:rFonts w:eastAsia="Times New Roman" w:cstheme="minorHAnsi"/>
-          <w:b/>
-          <w:bCs/>
-          <w:sz w:val="24"/>
-          <w:szCs w:val="24"/>
-          <w:lang w:eastAsia="hu-HU"/>
-        </w:rPr>
-        <w:t>Alhálózatszámítás</w:t>
-      </w:r>
-    </w:p>
-    <w:p>
-      <w:pPr>
-        <w:numPr>
-          <w:ilvl w:val="0"/>
-          <w:numId w:val="7"/>
-        </w:numPr>
-        <w:spacing w:before="100" w:beforeAutospacing="1" w:after="100" w:afterAutospacing="1" w:line="240" w:lineRule="auto"/>
-        <w:rPr>
-          <w:rFonts w:eastAsia="Times New Roman" w:cstheme="minorHAnsi"/>
-          <w:b/>
-          <w:bCs/>
-          <w:sz w:val="24"/>
-          <w:szCs w:val="24"/>
-          <w:lang w:eastAsia="hu-HU"/>
-        </w:rPr>
-      </w:pPr>
-      <w:r>
-        <w:rPr>
-          <w:rFonts w:eastAsia="Times New Roman" w:cstheme="minorHAnsi"/>
-          <w:b/>
-          <w:bCs/>
-          <w:sz w:val="24"/>
-          <w:szCs w:val="24"/>
-          <w:lang w:eastAsia="hu-HU"/>
-        </w:rPr>
-        <w:t>DHCPv4</w:t>
-      </w:r>
-    </w:p>
-    <w:p>
-      <w:pPr>
-        <w:numPr>
-          <w:ilvl w:val="0"/>
-          <w:numId w:val="7"/>
-        </w:numPr>
-        <w:spacing w:before="100" w:beforeAutospacing="1" w:after="100" w:afterAutospacing="1" w:line="240" w:lineRule="auto"/>
-        <w:rPr>
-          <w:rFonts w:eastAsia="Times New Roman" w:cstheme="minorHAnsi"/>
-          <w:b/>
-          <w:bCs/>
-          <w:sz w:val="24"/>
-          <w:szCs w:val="24"/>
-          <w:lang w:eastAsia="hu-HU"/>
-        </w:rPr>
-      </w:pPr>
-      <w:r>
-        <w:rPr>
-          <w:rFonts w:eastAsia="Times New Roman" w:cstheme="minorHAnsi"/>
-          <w:b/>
-          <w:bCs/>
-          <w:sz w:val="24"/>
-          <w:szCs w:val="24"/>
-          <w:lang w:eastAsia="hu-HU"/>
-        </w:rPr>
-        <w:t>Vezeték nélküli hálózati eszközök telepítése</w:t>
-      </w:r>
-    </w:p>
-    <w:p>
-      <w:pPr>
-        <w:numPr>
-          <w:ilvl w:val="0"/>
-          <w:numId w:val="7"/>
-        </w:numPr>
-        <w:spacing w:before="100" w:beforeAutospacing="1" w:after="100" w:afterAutospacing="1" w:line="240" w:lineRule="auto"/>
-        <w:rPr>
-          <w:rFonts w:eastAsia="Times New Roman" w:cstheme="minorHAnsi"/>
-          <w:b/>
-          <w:bCs/>
-          <w:sz w:val="24"/>
-          <w:szCs w:val="24"/>
-          <w:lang w:eastAsia="hu-HU"/>
-        </w:rPr>
-      </w:pPr>
-      <w:r>
-        <w:rPr>
-          <w:rFonts w:eastAsia="Times New Roman" w:cstheme="minorHAnsi"/>
-          <w:b/>
-          <w:bCs/>
-          <w:sz w:val="24"/>
-          <w:szCs w:val="24"/>
-          <w:lang w:eastAsia="hu-HU"/>
-        </w:rPr>
-        <w:t>WLC (</w:t>
-      </w:r>
-      <w:proofErr w:type="spellStart"/>
-      <w:r>
-        <w:rPr>
-          <w:rFonts w:eastAsia="Times New Roman" w:cstheme="minorHAnsi"/>
-          <w:b/>
-          <w:bCs/>
-          <w:sz w:val="24"/>
-          <w:szCs w:val="24"/>
-          <w:lang w:eastAsia="hu-HU"/>
-        </w:rPr>
-        <w:t>Wireless</w:t>
-      </w:r>
-      <w:proofErr w:type="spellEnd"/>
-      <w:r>
-        <w:rPr>
-          <w:rFonts w:eastAsia="Times New Roman" w:cstheme="minorHAnsi"/>
-          <w:b/>
-          <w:bCs/>
-          <w:sz w:val="24"/>
-          <w:szCs w:val="24"/>
-          <w:lang w:eastAsia="hu-HU"/>
-        </w:rPr>
-        <w:t xml:space="preserve"> LAN </w:t>
-      </w:r>
-      <w:proofErr w:type="spellStart"/>
-      <w:r>
-        <w:rPr>
-          <w:rFonts w:eastAsia="Times New Roman" w:cstheme="minorHAnsi"/>
-          <w:b/>
-          <w:bCs/>
-          <w:sz w:val="24"/>
-          <w:szCs w:val="24"/>
-          <w:lang w:eastAsia="hu-HU"/>
-        </w:rPr>
-        <w:t>Controller</w:t>
-      </w:r>
-      <w:proofErr w:type="spellEnd"/>
-      <w:r>
-        <w:rPr>
-          <w:rFonts w:eastAsia="Times New Roman" w:cstheme="minorHAnsi"/>
-          <w:b/>
-          <w:bCs/>
-          <w:sz w:val="24"/>
-          <w:szCs w:val="24"/>
-          <w:lang w:eastAsia="hu-HU"/>
-        </w:rPr>
-        <w:t>) alkalmazása</w:t>
-      </w:r>
-    </w:p>
-    <w:p>
-      <w:pPr>
-        <w:numPr>
-          <w:ilvl w:val="0"/>
-          <w:numId w:val="7"/>
-        </w:numPr>
-        <w:spacing w:before="100" w:beforeAutospacing="1" w:after="100" w:afterAutospacing="1" w:line="240" w:lineRule="auto"/>
-        <w:rPr>
-          <w:rFonts w:eastAsia="Times New Roman" w:cstheme="minorHAnsi"/>
-          <w:b/>
-          <w:bCs/>
-          <w:sz w:val="24"/>
-          <w:szCs w:val="24"/>
-          <w:lang w:eastAsia="hu-HU"/>
-        </w:rPr>
-      </w:pPr>
-      <w:r>
-        <w:rPr>
-          <w:rFonts w:eastAsia="Times New Roman" w:cstheme="minorHAnsi"/>
-          <w:b/>
-          <w:bCs/>
-          <w:sz w:val="24"/>
-          <w:szCs w:val="24"/>
-          <w:lang w:eastAsia="hu-HU"/>
-        </w:rPr>
-        <w:t>ACL-ek</w:t>
-      </w:r>
-    </w:p>
-    <w:p>
-      <w:pPr>
-        <w:numPr>
-          <w:ilvl w:val="0"/>
-          <w:numId w:val="7"/>
-        </w:numPr>
-        <w:spacing w:before="100" w:beforeAutospacing="1" w:after="100" w:afterAutospacing="1" w:line="240" w:lineRule="auto"/>
-        <w:rPr>
-          <w:rFonts w:eastAsia="Times New Roman" w:cstheme="minorHAnsi"/>
-          <w:b/>
-          <w:bCs/>
-          <w:sz w:val="24"/>
-          <w:szCs w:val="24"/>
-          <w:lang w:eastAsia="hu-HU"/>
-        </w:rPr>
-      </w:pPr>
-      <w:r>
-        <w:rPr>
-          <w:rFonts w:eastAsia="Times New Roman" w:cstheme="minorHAnsi"/>
-          <w:b/>
-          <w:bCs/>
-          <w:sz w:val="24"/>
-          <w:szCs w:val="24"/>
-          <w:lang w:eastAsia="hu-HU"/>
-        </w:rPr>
-        <w:t>NAT</w:t>
-      </w:r>
-    </w:p>
-    <w:p>
-      <w:pPr>
-        <w:spacing w:before="100" w:beforeAutospacing="1" w:after="100" w:afterAutospacing="1" w:line="240" w:lineRule="auto"/>
-        <w:rPr>
-          <w:rFonts w:eastAsia="Times New Roman" w:cstheme="minorHAnsi"/>
-          <w:b/>
-          <w:bCs/>
           <w:sz w:val="24"/>
           <w:szCs w:val="24"/>
           <w:lang w:eastAsia="hu-HU"/>
@@ -2283,304 +2212,6 @@
           <w:lang w:eastAsia="hu-HU"/>
         </w:rPr>
         <w:br/>
-      </w:r>
-      <w:r>
-        <w:rPr>
-          <w:rFonts w:eastAsia="Times New Roman" w:cstheme="minorHAnsi"/>
-          <w:b/>
-          <w:bCs/>
-          <w:sz w:val="24"/>
-          <w:szCs w:val="24"/>
-          <w:lang w:eastAsia="hu-HU"/>
-        </w:rPr>
-        <w:br/>
-      </w:r>
-      <w:r>
-        <w:rPr>
-          <w:rFonts w:eastAsia="Times New Roman" w:cstheme="minorHAnsi"/>
-          <w:b/>
-          <w:bCs/>
-          <w:sz w:val="24"/>
-          <w:szCs w:val="24"/>
-          <w:lang w:eastAsia="hu-HU"/>
-        </w:rPr>
-        <w:br/>
-      </w:r>
-      <w:r>
-        <w:rPr>
-          <w:rFonts w:eastAsia="Times New Roman" w:cstheme="minorHAnsi"/>
-          <w:b/>
-          <w:bCs/>
-          <w:sz w:val="24"/>
-          <w:szCs w:val="24"/>
-          <w:lang w:eastAsia="hu-HU"/>
-        </w:rPr>
-        <w:br/>
-      </w:r>
-      <w:r>
-        <w:rPr>
-          <w:rFonts w:eastAsia="Times New Roman" w:cstheme="minorHAnsi"/>
-          <w:b/>
-          <w:bCs/>
-          <w:sz w:val="24"/>
-          <w:szCs w:val="24"/>
-          <w:lang w:eastAsia="hu-HU"/>
-        </w:rPr>
-        <w:br/>
-      </w:r>
-      <w:r>
-        <w:rPr>
-          <w:rFonts w:eastAsia="Times New Roman" w:cstheme="minorHAnsi"/>
-          <w:b/>
-          <w:bCs/>
-          <w:sz w:val="24"/>
-          <w:szCs w:val="24"/>
-          <w:lang w:eastAsia="hu-HU"/>
-        </w:rPr>
-        <w:br/>
-        <w:t>Eszközlista:</w:t>
-      </w:r>
-    </w:p>
-    <w:p>
-      <w:pPr>
-        <w:spacing w:before="100" w:beforeAutospacing="1" w:after="100" w:afterAutospacing="1" w:line="240" w:lineRule="auto"/>
-        <w:rPr>
-          <w:rFonts w:eastAsia="Times New Roman" w:cstheme="minorHAnsi"/>
-          <w:sz w:val="24"/>
-          <w:szCs w:val="24"/>
-          <w:lang w:eastAsia="hu-HU"/>
-        </w:rPr>
-      </w:pPr>
-      <w:r>
-        <w:rPr>
-          <w:rFonts w:eastAsia="Times New Roman" w:cstheme="minorHAnsi"/>
-          <w:b/>
-          <w:bCs/>
-          <w:sz w:val="24"/>
-          <w:szCs w:val="24"/>
-          <w:lang w:eastAsia="hu-HU"/>
-        </w:rPr>
-        <w:tab/>
-      </w:r>
-      <w:r>
-        <w:rPr>
-          <w:rFonts w:eastAsia="Times New Roman" w:cstheme="minorHAnsi"/>
-          <w:b/>
-          <w:bCs/>
-          <w:sz w:val="24"/>
-          <w:szCs w:val="24"/>
-          <w:lang w:eastAsia="hu-HU"/>
-        </w:rPr>
-        <w:t>-</w:t>
-      </w:r>
-      <w:r>
-        <w:rPr>
-          <w:rFonts w:eastAsia="Times New Roman" w:cstheme="minorHAnsi"/>
-          <w:sz w:val="24"/>
-          <w:szCs w:val="24"/>
-          <w:lang w:eastAsia="hu-HU"/>
-        </w:rPr>
-        <w:t>27 PC</w:t>
-      </w:r>
-      <w:r>
-        <w:rPr>
-          <w:rFonts w:eastAsia="Times New Roman" w:cstheme="minorHAnsi"/>
-          <w:sz w:val="24"/>
-          <w:szCs w:val="24"/>
-          <w:lang w:eastAsia="hu-HU"/>
-        </w:rPr>
-        <w:t xml:space="preserve"> (750€)</w:t>
-      </w:r>
-    </w:p>
-    <w:p>
-      <w:pPr>
-        <w:spacing w:before="100" w:beforeAutospacing="1" w:after="100" w:afterAutospacing="1" w:line="240" w:lineRule="auto"/>
-        <w:rPr>
-          <w:rFonts w:eastAsia="Times New Roman" w:cstheme="minorHAnsi"/>
-          <w:sz w:val="24"/>
-          <w:szCs w:val="24"/>
-          <w:lang w:eastAsia="hu-HU"/>
-        </w:rPr>
-      </w:pPr>
-      <w:r>
-        <w:rPr>
-          <w:rFonts w:eastAsia="Times New Roman" w:cstheme="minorHAnsi"/>
-          <w:sz w:val="24"/>
-          <w:szCs w:val="24"/>
-          <w:lang w:eastAsia="hu-HU"/>
-        </w:rPr>
-        <w:tab/>
-      </w:r>
-      <w:r>
-        <w:rPr>
-          <w:rFonts w:eastAsia="Times New Roman" w:cstheme="minorHAnsi"/>
-          <w:sz w:val="24"/>
-          <w:szCs w:val="24"/>
-          <w:lang w:eastAsia="hu-HU"/>
-        </w:rPr>
-        <w:t>-</w:t>
-      </w:r>
-      <w:r>
-        <w:rPr>
-          <w:rFonts w:eastAsia="Times New Roman" w:cstheme="minorHAnsi"/>
-          <w:sz w:val="24"/>
-          <w:szCs w:val="24"/>
-          <w:lang w:eastAsia="hu-HU"/>
-        </w:rPr>
-        <w:t xml:space="preserve">4 </w:t>
-      </w:r>
-      <w:proofErr w:type="spellStart"/>
-      <w:r>
-        <w:rPr>
-          <w:rFonts w:eastAsia="Times New Roman" w:cstheme="minorHAnsi"/>
-          <w:sz w:val="24"/>
-          <w:szCs w:val="24"/>
-          <w:lang w:eastAsia="hu-HU"/>
-        </w:rPr>
-        <w:t>rg</w:t>
-      </w:r>
-      <w:proofErr w:type="spellEnd"/>
-      <w:r>
-        <w:rPr>
-          <w:rFonts w:eastAsia="Times New Roman" w:cstheme="minorHAnsi"/>
-          <w:sz w:val="24"/>
-          <w:szCs w:val="24"/>
-          <w:lang w:eastAsia="hu-HU"/>
-        </w:rPr>
-        <w:t xml:space="preserve"> pc</w:t>
-      </w:r>
-      <w:r>
-        <w:rPr>
-          <w:rFonts w:eastAsia="Times New Roman" w:cstheme="minorHAnsi"/>
-          <w:sz w:val="24"/>
-          <w:szCs w:val="24"/>
-          <w:lang w:eastAsia="hu-HU"/>
-        </w:rPr>
-        <w:t xml:space="preserve"> (2000€)</w:t>
-      </w:r>
-    </w:p>
-    <w:p>
-      <w:pPr>
-        <w:spacing w:before="100" w:beforeAutospacing="1" w:after="100" w:afterAutospacing="1" w:line="240" w:lineRule="auto"/>
-        <w:rPr>
-          <w:rFonts w:eastAsia="Times New Roman" w:cstheme="minorHAnsi"/>
-          <w:sz w:val="24"/>
-          <w:szCs w:val="24"/>
-          <w:lang w:eastAsia="hu-HU"/>
-        </w:rPr>
-      </w:pPr>
-      <w:r>
-        <w:rPr>
-          <w:rFonts w:eastAsia="Times New Roman" w:cstheme="minorHAnsi"/>
-          <w:sz w:val="24"/>
-          <w:szCs w:val="24"/>
-          <w:lang w:eastAsia="hu-HU"/>
-        </w:rPr>
-        <w:tab/>
-      </w:r>
-      <w:r>
-        <w:rPr>
-          <w:rFonts w:eastAsia="Times New Roman" w:cstheme="minorHAnsi"/>
-          <w:sz w:val="24"/>
-          <w:szCs w:val="24"/>
-          <w:lang w:eastAsia="hu-HU"/>
-        </w:rPr>
-        <w:t xml:space="preserve">-20 </w:t>
-      </w:r>
-      <w:r>
-        <w:rPr>
-          <w:rFonts w:eastAsia="Times New Roman" w:cstheme="minorHAnsi"/>
-          <w:sz w:val="24"/>
-          <w:szCs w:val="24"/>
-          <w:lang w:eastAsia="hu-HU"/>
-        </w:rPr>
-        <w:t>lapto</w:t>
-      </w:r>
-      <w:r>
-        <w:rPr>
-          <w:rFonts w:eastAsia="Times New Roman" w:cstheme="minorHAnsi"/>
-          <w:sz w:val="24"/>
-          <w:szCs w:val="24"/>
-          <w:lang w:eastAsia="hu-HU"/>
-        </w:rPr>
-        <w:t>p (900€)</w:t>
-      </w:r>
-    </w:p>
-    <w:p>
-      <w:pPr>
-        <w:spacing w:before="100" w:beforeAutospacing="1" w:after="100" w:afterAutospacing="1" w:line="240" w:lineRule="auto"/>
-        <w:rPr>
-          <w:rFonts w:eastAsia="Times New Roman" w:cstheme="minorHAnsi"/>
-          <w:sz w:val="24"/>
-          <w:szCs w:val="24"/>
-          <w:lang w:eastAsia="hu-HU"/>
-        </w:rPr>
-      </w:pPr>
-      <w:r>
-        <w:rPr>
-          <w:rFonts w:eastAsia="Times New Roman" w:cstheme="minorHAnsi"/>
-          <w:sz w:val="24"/>
-          <w:szCs w:val="24"/>
-          <w:lang w:eastAsia="hu-HU"/>
-        </w:rPr>
-        <w:tab/>
-        <w:t xml:space="preserve">-16 </w:t>
-      </w:r>
-      <w:proofErr w:type="spellStart"/>
-      <w:r>
-        <w:rPr>
-          <w:rFonts w:eastAsia="Times New Roman" w:cstheme="minorHAnsi"/>
-          <w:sz w:val="24"/>
-          <w:szCs w:val="24"/>
-          <w:lang w:eastAsia="hu-HU"/>
-        </w:rPr>
-        <w:t>tárcsázós</w:t>
-      </w:r>
-      <w:proofErr w:type="spellEnd"/>
-      <w:r>
-        <w:rPr>
-          <w:rFonts w:eastAsia="Times New Roman" w:cstheme="minorHAnsi"/>
-          <w:sz w:val="24"/>
-          <w:szCs w:val="24"/>
-          <w:lang w:eastAsia="hu-HU"/>
-        </w:rPr>
-        <w:t xml:space="preserve"> telefon (40€)</w:t>
-      </w:r>
-      <w:r>
-        <w:rPr>
-          <w:rFonts w:eastAsia="Times New Roman" w:cstheme="minorHAnsi"/>
-          <w:sz w:val="24"/>
-          <w:szCs w:val="24"/>
-          <w:lang w:eastAsia="hu-HU"/>
-        </w:rPr>
-        <w:tab/>
-      </w:r>
-      <w:r>
-        <w:rPr>
-          <w:rFonts w:eastAsia="Times New Roman" w:cstheme="minorHAnsi"/>
-          <w:sz w:val="24"/>
-          <w:szCs w:val="24"/>
-          <w:lang w:eastAsia="hu-HU"/>
-        </w:rPr>
-        <w:br/>
-      </w:r>
-      <w:r>
-        <w:rPr>
-          <w:rFonts w:eastAsia="Times New Roman" w:cstheme="minorHAnsi"/>
-          <w:sz w:val="24"/>
-          <w:szCs w:val="24"/>
-          <w:lang w:eastAsia="hu-HU"/>
-        </w:rPr>
-        <w:tab/>
-      </w:r>
-      <w:r>
-        <w:rPr>
-          <w:rFonts w:eastAsia="Times New Roman" w:cstheme="minorHAnsi"/>
-          <w:sz w:val="24"/>
-          <w:szCs w:val="24"/>
-          <w:lang w:eastAsia="hu-HU"/>
-        </w:rPr>
-        <w:tab/>
       </w:r>
     </w:p>
     <w:p>
@@ -4170,6 +3801,7 @@
   <w:style w:type="character" w:default="1" w:styleId="Bekezdsalapbettpusa">
     <w:name w:val="Default Paragraph Font"/>
     <w:uiPriority w:val="1"/>
+    <w:semiHidden/>
     <w:unhideWhenUsed/>
   </w:style>
   <w:style w:type="table" w:default="1" w:styleId="Normltblzat">
